--- a/analisis-base-preevaluada-oct2026/Informe_Riesgos_Base_PreEvaluada.docx
+++ b/analisis-base-preevaluada-oct2026/Informe_Riesgos_Base_PreEvaluada.docx
@@ -292,7 +292,7 @@
         <w:t xml:space="preserve">Segmentacion_Riesgos_Base_PreEvaluada.xlsx</w:t>
       </w:r>
       <w:r>
-        <w:t xml:space="preserve">. Contiene 123,228 fórmulas y 0 errores. Cada número de este informe sale de ese libro.</w:t>
+        <w:t xml:space="preserve">. Contiene 143,869 fórmulas y 0 errores. Cada número de este informe sale de ese libro.</w:t>
       </w:r>
     </w:p>
     <w:p>
@@ -2470,7 +2470,7 @@
       </w:r>
     </w:p>
     <w:bookmarkEnd w:id="24"/>
-    <w:bookmarkStart w:id="32" w:name="X7cbb798feae4fe6b6edb9091252e11996b0f41d"/>
+    <w:bookmarkStart w:id="33" w:name="X7cbb798feae4fe6b6edb9091252e11996b0f41d"/>
     <w:p>
       <w:pPr>
         <w:pStyle w:val="Heading1"/>
@@ -2485,6 +2485,196 @@
       </w:pPr>
       <w:r>
         <w:t xml:space="preserve">Cada límite inferior está incluido en su rango. Los porcentajes se calculan sobre los 2,262 asociados.</w:t>
+      </w:r>
+    </w:p>
+    <w:p>
+      <w:pPr>
+        <w:pStyle w:val="BodyText"/>
+      </w:pPr>
+      <w:r>
+        <w:t xml:space="preserve">La hoja</w:t>
+      </w:r>
+      <w:r>
+        <w:t xml:space="preserve"> </w:t>
+      </w:r>
+      <w:r>
+        <w:rPr>
+          <w:rStyle w:val="VerbatimChar"/>
+          <w:bCs/>
+          <w:b/>
+        </w:rPr>
+        <w:t xml:space="preserve">Variables_Rangos</w:t>
+      </w:r>
+      <w:r>
+        <w:t xml:space="preserve"> </w:t>
+      </w:r>
+      <w:r>
+        <w:t xml:space="preserve">del libro presenta todas las variables con el mismo formato de la hoja</w:t>
+      </w:r>
+      <w:r>
+        <w:t xml:space="preserve"> </w:t>
+      </w:r>
+      <w:r>
+        <w:t xml:space="preserve">“</w:t>
+      </w:r>
+      <w:r>
+        <w:t xml:space="preserve">Variables</w:t>
+      </w:r>
+      <w:r>
+        <w:t xml:space="preserve">”</w:t>
+      </w:r>
+      <w:r>
+        <w:t xml:space="preserve"> </w:t>
+      </w:r>
+      <w:r>
+        <w:t xml:space="preserve">del archivo (rango → nivel). El nivel de cada asociado está en</w:t>
+      </w:r>
+      <w:r>
+        <w:t xml:space="preserve"> </w:t>
+      </w:r>
+      <w:r>
+        <w:rPr>
+          <w:rStyle w:val="VerbatimChar"/>
+        </w:rPr>
+        <w:t xml:space="preserve">BD_CLASIFICADA</w:t>
+      </w:r>
+      <w:r>
+        <w:t xml:space="preserve">, en las columnas</w:t>
+      </w:r>
+      <w:r>
+        <w:t xml:space="preserve"> </w:t>
+      </w:r>
+      <w:r>
+        <w:rPr>
+          <w:rStyle w:val="VerbatimChar"/>
+        </w:rPr>
+        <w:t xml:space="preserve">NIVEL_ANTIGUEDAD</w:t>
+      </w:r>
+      <w:r>
+        <w:t xml:space="preserve">,</w:t>
+      </w:r>
+      <w:r>
+        <w:t xml:space="preserve"> </w:t>
+      </w:r>
+      <w:r>
+        <w:rPr>
+          <w:rStyle w:val="VerbatimChar"/>
+        </w:rPr>
+        <w:t xml:space="preserve">NIVEL_INGRESO</w:t>
+      </w:r>
+      <w:r>
+        <w:t xml:space="preserve">,</w:t>
+      </w:r>
+      <w:r>
+        <w:t xml:space="preserve"> </w:t>
+      </w:r>
+      <w:r>
+        <w:rPr>
+          <w:rStyle w:val="VerbatimChar"/>
+        </w:rPr>
+        <w:t xml:space="preserve">NIVEL_DEUDA</w:t>
+      </w:r>
+      <w:r>
+        <w:t xml:space="preserve">,</w:t>
+      </w:r>
+      <w:r>
+        <w:t xml:space="preserve"> </w:t>
+      </w:r>
+      <w:r>
+        <w:rPr>
+          <w:rStyle w:val="VerbatimChar"/>
+        </w:rPr>
+        <w:t xml:space="preserve">NIVEL_DEUDA_INGRESO</w:t>
+      </w:r>
+      <w:r>
+        <w:t xml:space="preserve">,</w:t>
+      </w:r>
+      <w:r>
+        <w:t xml:space="preserve"> </w:t>
+      </w:r>
+      <w:r>
+        <w:rPr>
+          <w:rStyle w:val="VerbatimChar"/>
+        </w:rPr>
+        <w:t xml:space="preserve">NIVEL_RESPALDO_FONDO</w:t>
+      </w:r>
+      <w:r>
+        <w:t xml:space="preserve">,</w:t>
+      </w:r>
+      <w:r>
+        <w:t xml:space="preserve"> </w:t>
+      </w:r>
+      <w:r>
+        <w:rPr>
+          <w:rStyle w:val="VerbatimChar"/>
+        </w:rPr>
+        <w:t xml:space="preserve">NIVEL_COBERTURA_FONDO</w:t>
+      </w:r>
+      <w:r>
+        <w:t xml:space="preserve">,</w:t>
+      </w:r>
+      <w:r>
+        <w:t xml:space="preserve"> </w:t>
+      </w:r>
+      <w:r>
+        <w:rPr>
+          <w:rStyle w:val="VerbatimChar"/>
+        </w:rPr>
+        <w:t xml:space="preserve">NIVEL_APORTACIONES</w:t>
+      </w:r>
+      <w:r>
+        <w:t xml:space="preserve">,</w:t>
+      </w:r>
+      <w:r>
+        <w:t xml:space="preserve"> </w:t>
+      </w:r>
+      <w:r>
+        <w:rPr>
+          <w:rStyle w:val="VerbatimChar"/>
+        </w:rPr>
+        <w:t xml:space="preserve">NIVEL_MORA_APORTACIONES</w:t>
+      </w:r>
+      <w:r>
+        <w:t xml:space="preserve">,</w:t>
+      </w:r>
+      <w:r>
+        <w:t xml:space="preserve"> </w:t>
+      </w:r>
+      <w:r>
+        <w:rPr>
+          <w:rStyle w:val="VerbatimChar"/>
+        </w:rPr>
+        <w:t xml:space="preserve">NIVEL_CAT_INTERNA</w:t>
+      </w:r>
+      <w:r>
+        <w:t xml:space="preserve">,</w:t>
+      </w:r>
+      <w:r>
+        <w:t xml:space="preserve"> </w:t>
+      </w:r>
+      <w:r>
+        <w:rPr>
+          <w:rStyle w:val="VerbatimChar"/>
+        </w:rPr>
+        <w:t xml:space="preserve">NIVEL_CAT_EXTERNA</w:t>
+      </w:r>
+      <w:r>
+        <w:t xml:space="preserve"> </w:t>
+      </w:r>
+      <w:r>
+        <w:t xml:space="preserve">y</w:t>
+      </w:r>
+      <w:r>
+        <w:t xml:space="preserve"> </w:t>
+      </w:r>
+      <w:r>
+        <w:rPr>
+          <w:rStyle w:val="VerbatimChar"/>
+        </w:rPr>
+        <w:t xml:space="preserve">TRAMO_EDAD</w:t>
+      </w:r>
+      <w:r>
+        <w:t xml:space="preserve">.</w:t>
       </w:r>
     </w:p>
     <w:bookmarkStart w:id="25" w:name="X9ef8788694238191d627fd13d26e70b4f3e529c"/>
@@ -3272,7 +3462,7 @@
               <w:jc w:val="left"/>
             </w:pPr>
             <w:r>
-              <w:t xml:space="preserve">Medio-bajo</w:t>
+              <w:t xml:space="preserve">Bajo</w:t>
             </w:r>
           </w:p>
         </w:tc>
@@ -3358,7 +3548,7 @@
               <w:jc w:val="left"/>
             </w:pPr>
             <w:r>
-              <w:t xml:space="preserve">Bajo</w:t>
+              <w:t xml:space="preserve">Muy bajo</w:t>
             </w:r>
           </w:p>
         </w:tc>
@@ -5359,13 +5549,13 @@
       </w:r>
     </w:p>
     <w:bookmarkEnd w:id="30"/>
-    <w:bookmarkStart w:id="31" w:name="historial-y-clasificación"/>
+    <w:bookmarkStart w:id="31" w:name="otros-criterios-con-rango-y-nivel"/>
     <w:p>
       <w:pPr>
         <w:pStyle w:val="Heading2"/>
       </w:pPr>
       <w:r>
-        <w:t xml:space="preserve">3.7 Historial y clasificación</w:t>
+        <w:t xml:space="preserve">3.7 Otros criterios con rango y nivel</w:t>
       </w:r>
     </w:p>
     <w:tbl>
@@ -5392,6 +5582,506 @@
               <w:jc w:val="left"/>
             </w:pPr>
             <w:r>
+              <w:t xml:space="preserve">Criterio (columna)</w:t>
+            </w:r>
+          </w:p>
+        </w:tc>
+        <w:tc>
+          <w:tcPr/>
+          <w:p>
+            <w:pPr>
+              <w:pStyle w:val="Compact"/>
+              <w:jc w:val="left"/>
+            </w:pPr>
+            <w:r>
+              <w:t xml:space="preserve">Rango → nivel</w:t>
+            </w:r>
+          </w:p>
+        </w:tc>
+        <w:tc>
+          <w:tcPr/>
+          <w:p>
+            <w:pPr>
+              <w:pStyle w:val="Compact"/>
+              <w:jc w:val="left"/>
+            </w:pPr>
+            <w:r>
+              <w:t xml:space="preserve">Asociados</w:t>
+            </w:r>
+          </w:p>
+        </w:tc>
+      </w:tr>
+      <w:tr>
+        <w:tc>
+          <w:tcPr/>
+          <w:p>
+            <w:pPr>
+              <w:pStyle w:val="Compact"/>
+              <w:jc w:val="left"/>
+            </w:pPr>
+            <w:r>
+              <w:t xml:space="preserve">Cuotas de aportación vencidas (</w:t>
+            </w:r>
+            <w:r>
+              <w:rPr>
+                <w:rStyle w:val="VerbatimChar"/>
+              </w:rPr>
+              <w:t xml:space="preserve">CUOTAS_VENC_APORT</w:t>
+            </w:r>
+            <w:r>
+              <w:t xml:space="preserve">),</w:t>
+            </w:r>
+            <w:r>
+              <w:t xml:space="preserve"> </w:t>
+            </w:r>
+            <w:r>
+              <w:rPr>
+                <w:bCs/>
+                <w:b/>
+              </w:rPr>
+              <w:t xml:space="preserve">nivel de riesgo</w:t>
+            </w:r>
+          </w:p>
+        </w:tc>
+        <w:tc>
+          <w:tcPr/>
+          <w:p>
+            <w:pPr>
+              <w:pStyle w:val="Compact"/>
+              <w:jc w:val="left"/>
+            </w:pPr>
+            <w:r>
+              <w:t xml:space="preserve">0 (al día) → Bajo · 1 a 2 → Medio · 3 o más → Alto</w:t>
+            </w:r>
+          </w:p>
+        </w:tc>
+        <w:tc>
+          <w:tcPr/>
+          <w:p>
+            <w:pPr>
+              <w:pStyle w:val="Compact"/>
+              <w:jc w:val="left"/>
+            </w:pPr>
+            <w:r>
+              <w:t xml:space="preserve">2,076 · 79 · 107</w:t>
+            </w:r>
+          </w:p>
+        </w:tc>
+      </w:tr>
+      <w:tr>
+        <w:tc>
+          <w:tcPr/>
+          <w:p>
+            <w:pPr>
+              <w:pStyle w:val="Compact"/>
+              <w:jc w:val="left"/>
+            </w:pPr>
+            <w:r>
+              <w:t xml:space="preserve">Categoría interna (</w:t>
+            </w:r>
+            <w:r>
+              <w:rPr>
+                <w:rStyle w:val="VerbatimChar"/>
+              </w:rPr>
+              <w:t xml:space="preserve">MAX_CAT_RIESGO</w:t>
+            </w:r>
+            <w:r>
+              <w:t xml:space="preserve">),</w:t>
+            </w:r>
+            <w:r>
+              <w:t xml:space="preserve"> </w:t>
+            </w:r>
+            <w:r>
+              <w:rPr>
+                <w:bCs/>
+                <w:b/>
+              </w:rPr>
+              <w:t xml:space="preserve">nivel de riesgo</w:t>
+            </w:r>
+          </w:p>
+        </w:tc>
+        <w:tc>
+          <w:tcPr/>
+          <w:p>
+            <w:pPr>
+              <w:pStyle w:val="Compact"/>
+              <w:jc w:val="left"/>
+            </w:pPr>
+            <w:r>
+              <w:t xml:space="preserve">A1 → Bajo · A2 → Medio · B a E → Alto · sin categoría → Sin información</w:t>
+            </w:r>
+          </w:p>
+        </w:tc>
+        <w:tc>
+          <w:tcPr/>
+          <w:p>
+            <w:pPr>
+              <w:pStyle w:val="Compact"/>
+              <w:jc w:val="left"/>
+            </w:pPr>
+            <w:r>
+              <w:t xml:space="preserve">1,356 · 22 · 0 · 884</w:t>
+            </w:r>
+          </w:p>
+        </w:tc>
+      </w:tr>
+      <w:tr>
+        <w:tc>
+          <w:tcPr/>
+          <w:p>
+            <w:pPr>
+              <w:pStyle w:val="Compact"/>
+              <w:jc w:val="left"/>
+            </w:pPr>
+            <w:r>
+              <w:t xml:space="preserve">Calificación SSF (</w:t>
+            </w:r>
+            <w:r>
+              <w:rPr>
+                <w:rStyle w:val="VerbatimChar"/>
+              </w:rPr>
+              <w:t xml:space="preserve">CALIFICACION_SSF</w:t>
+            </w:r>
+            <w:r>
+              <w:t xml:space="preserve">),</w:t>
+            </w:r>
+            <w:r>
+              <w:t xml:space="preserve"> </w:t>
+            </w:r>
+            <w:r>
+              <w:rPr>
+                <w:bCs/>
+                <w:b/>
+              </w:rPr>
+              <w:t xml:space="preserve">nivel de riesgo</w:t>
+            </w:r>
+          </w:p>
+        </w:tc>
+        <w:tc>
+          <w:tcPr/>
+          <w:p>
+            <w:pPr>
+              <w:pStyle w:val="Compact"/>
+              <w:jc w:val="left"/>
+            </w:pPr>
+            <w:r>
+              <w:t xml:space="preserve">A1 → Bajo · A2 → Medio · B a E → Alto · sin calificación → Sin información</w:t>
+            </w:r>
+          </w:p>
+        </w:tc>
+        <w:tc>
+          <w:tcPr/>
+          <w:p>
+            <w:pPr>
+              <w:pStyle w:val="Compact"/>
+              <w:jc w:val="left"/>
+            </w:pPr>
+            <w:r>
+              <w:t xml:space="preserve">1,813 · 11 · 0 · 438</w:t>
+            </w:r>
+          </w:p>
+        </w:tc>
+      </w:tr>
+      <w:tr>
+        <w:tc>
+          <w:tcPr/>
+          <w:p>
+            <w:pPr>
+              <w:pStyle w:val="Compact"/>
+              <w:jc w:val="left"/>
+            </w:pPr>
+            <w:r>
+              <w:t xml:space="preserve">Aportaciones acumuladas (</w:t>
+            </w:r>
+            <w:r>
+              <w:rPr>
+                <w:rStyle w:val="VerbatimChar"/>
+              </w:rPr>
+              <w:t xml:space="preserve">MONTO_TOTAL_APORTACIONES</w:t>
+            </w:r>
+            <w:r>
+              <w:t xml:space="preserve">), nivel de aportación (no es riesgo)</w:t>
+            </w:r>
+          </w:p>
+        </w:tc>
+        <w:tc>
+          <w:tcPr/>
+          <w:p>
+            <w:pPr>
+              <w:pStyle w:val="Compact"/>
+              <w:jc w:val="left"/>
+            </w:pPr>
+            <w:r>
+              <w:t xml:space="preserve">menos de $500 → Bajo · $500 a $1,999.99 → Medio · $2,000 o más → Alto</w:t>
+            </w:r>
+          </w:p>
+        </w:tc>
+        <w:tc>
+          <w:tcPr/>
+          <w:p>
+            <w:pPr>
+              <w:pStyle w:val="Compact"/>
+              <w:jc w:val="left"/>
+            </w:pPr>
+            <w:r>
+              <w:t xml:space="preserve">446 · 1,201 · 615</w:t>
+            </w:r>
+          </w:p>
+        </w:tc>
+      </w:tr>
+      <w:tr>
+        <w:tc>
+          <w:tcPr/>
+          <w:p>
+            <w:pPr>
+              <w:pStyle w:val="Compact"/>
+              <w:jc w:val="left"/>
+            </w:pPr>
+            <w:r>
+              <w:t xml:space="preserve">Fondo ÷ ingreso, nivel de respaldo (no es riesgo)</w:t>
+            </w:r>
+          </w:p>
+        </w:tc>
+        <w:tc>
+          <w:tcPr/>
+          <w:p>
+            <w:pPr>
+              <w:pStyle w:val="Compact"/>
+              <w:jc w:val="left"/>
+            </w:pPr>
+            <w:r>
+              <w:t xml:space="preserve">menos de 1 mes → Bajo · 1 a menos de 6 → Medio · 6 a menos de 12 → Alto · 12 o más → Muy alto</w:t>
+            </w:r>
+          </w:p>
+        </w:tc>
+        <w:tc>
+          <w:tcPr/>
+          <w:p>
+            <w:pPr>
+              <w:pStyle w:val="Compact"/>
+              <w:jc w:val="left"/>
+            </w:pPr>
+            <w:r>
+              <w:t xml:space="preserve">349 · 190 · 86 · 164</w:t>
+            </w:r>
+          </w:p>
+        </w:tc>
+      </w:tr>
+      <w:tr>
+        <w:tc>
+          <w:tcPr/>
+          <w:p>
+            <w:pPr>
+              <w:pStyle w:val="Compact"/>
+              <w:jc w:val="left"/>
+            </w:pPr>
+            <w:r>
+              <w:t xml:space="preserve">Edad al 30/09/2026, tramo descriptivo</w:t>
+            </w:r>
+          </w:p>
+        </w:tc>
+        <w:tc>
+          <w:tcPr/>
+          <w:p>
+            <w:pPr>
+              <w:pStyle w:val="Compact"/>
+              <w:jc w:val="left"/>
+            </w:pPr>
+            <w:r>
+              <w:t xml:space="preserve">30–39 · 40–49 · 50–55 · mayor de 55</w:t>
+            </w:r>
+          </w:p>
+        </w:tc>
+        <w:tc>
+          <w:tcPr/>
+          <w:p>
+            <w:pPr>
+              <w:pStyle w:val="Compact"/>
+              <w:jc w:val="left"/>
+            </w:pPr>
+            <w:r>
+              <w:t xml:space="preserve">574 · 876 · 804 · 8</w:t>
+            </w:r>
+          </w:p>
+        </w:tc>
+      </w:tr>
+      <w:tr>
+        <w:tc>
+          <w:tcPr/>
+          <w:p>
+            <w:pPr>
+              <w:pStyle w:val="Compact"/>
+              <w:jc w:val="left"/>
+            </w:pPr>
+            <w:r>
+              <w:t xml:space="preserve">Tiene crédito vigente / tiene tarjeta</w:t>
+            </w:r>
+          </w:p>
+        </w:tc>
+        <w:tc>
+          <w:tcPr/>
+          <w:p>
+            <w:pPr>
+              <w:pStyle w:val="Compact"/>
+              <w:jc w:val="left"/>
+            </w:pPr>
+            <w:r>
+              <w:t xml:space="preserve">SÍ / NO</w:t>
+            </w:r>
+          </w:p>
+        </w:tc>
+        <w:tc>
+          <w:tcPr/>
+          <w:p>
+            <w:pPr>
+              <w:pStyle w:val="Compact"/>
+              <w:jc w:val="left"/>
+            </w:pPr>
+            <w:r>
+              <w:t xml:space="preserve">823 / 1,439 · 966 / 1,296</w:t>
+            </w:r>
+          </w:p>
+        </w:tc>
+      </w:tr>
+    </w:tbl>
+    <w:p>
+      <w:pPr>
+        <w:pStyle w:val="BodyText"/>
+      </w:pPr>
+      <w:r>
+        <w:t xml:space="preserve">Por qué algunos criterios no llevan nivel de riesgo:</w:t>
+      </w:r>
+    </w:p>
+    <w:p>
+      <w:pPr>
+        <w:numPr>
+          <w:ilvl w:val="0"/>
+          <w:numId w:val="1007"/>
+        </w:numPr>
+        <w:pStyle w:val="Compact"/>
+      </w:pPr>
+      <w:r>
+        <w:rPr>
+          <w:bCs/>
+          <w:b/>
+        </w:rPr>
+        <w:t xml:space="preserve">Edad:</w:t>
+      </w:r>
+      <w:r>
+        <w:t xml:space="preserve"> </w:t>
+      </w:r>
+      <w:r>
+        <w:t xml:space="preserve">se presenta solo como tramo descriptivo. Asignarle un nivel de riesgo requiere una política institucional.</w:t>
+      </w:r>
+    </w:p>
+    <w:p>
+      <w:pPr>
+        <w:numPr>
+          <w:ilvl w:val="0"/>
+          <w:numId w:val="1007"/>
+        </w:numPr>
+        <w:pStyle w:val="Compact"/>
+      </w:pPr>
+      <w:r>
+        <w:rPr>
+          <w:bCs/>
+          <w:b/>
+        </w:rPr>
+        <w:t xml:space="preserve">Aportaciones y fondo:</w:t>
+      </w:r>
+      <w:r>
+        <w:t xml:space="preserve"> </w:t>
+      </w:r>
+      <w:r>
+        <w:t xml:space="preserve">indican vínculo y respaldo con la cooperativa. No se les atribuye reducción de riesgo mientras no se valide si están disponibles.</w:t>
+      </w:r>
+    </w:p>
+    <w:p>
+      <w:pPr>
+        <w:pStyle w:val="FirstParagraph"/>
+      </w:pPr>
+      <w:r>
+        <w:t xml:space="preserve">Cortes usados:</w:t>
+      </w:r>
+    </w:p>
+    <w:p>
+      <w:pPr>
+        <w:numPr>
+          <w:ilvl w:val="0"/>
+          <w:numId w:val="1008"/>
+        </w:numPr>
+        <w:pStyle w:val="Compact"/>
+      </w:pPr>
+      <w:r>
+        <w:t xml:space="preserve">Aportaciones: $500 (≈ P20) y $2,000 (≈ P73).</w:t>
+      </w:r>
+    </w:p>
+    <w:p>
+      <w:pPr>
+        <w:numPr>
+          <w:ilvl w:val="0"/>
+          <w:numId w:val="1008"/>
+        </w:numPr>
+        <w:pStyle w:val="Compact"/>
+      </w:pPr>
+      <w:r>
+        <w:t xml:space="preserve">Cuotas vencidas: 1 cuota (cualquier atraso) y 3 cuotas (un trimestre de atraso).</w:t>
+      </w:r>
+    </w:p>
+    <w:p>
+      <w:pPr>
+        <w:pStyle w:val="FirstParagraph"/>
+      </w:pPr>
+      <w:r>
+        <w:t xml:space="preserve">Todos estos cortes se pueden editar en la hoja</w:t>
+      </w:r>
+      <w:r>
+        <w:t xml:space="preserve"> </w:t>
+      </w:r>
+      <w:r>
+        <w:rPr>
+          <w:rStyle w:val="VerbatimChar"/>
+        </w:rPr>
+        <w:t xml:space="preserve">Parametros</w:t>
+      </w:r>
+      <w:r>
+        <w:t xml:space="preserve">.</w:t>
+      </w:r>
+    </w:p>
+    <w:bookmarkEnd w:id="31"/>
+    <w:bookmarkStart w:id="32" w:name="historial-y-clasificación"/>
+    <w:p>
+      <w:pPr>
+        <w:pStyle w:val="Heading2"/>
+      </w:pPr>
+      <w:r>
+        <w:t xml:space="preserve">3.8 Historial y clasificación</w:t>
+      </w:r>
+    </w:p>
+    <w:tbl>
+      <w:tblPr>
+        <w:tblStyle w:val="Table"/>
+        <w:tblW w:type="pct" w:w="5000"/>
+        <w:tblLook w:firstRow="1" w:lastRow="0" w:firstColumn="0" w:lastColumn="0" w:noHBand="0" w:noVBand="0" w:val="0020"/>
+        <w:jc w:val="start"/>
+      </w:tblPr>
+      <w:tblGrid>
+        <w:gridCol w:w="2640"/>
+        <w:gridCol w:w="2640"/>
+        <w:gridCol w:w="2640"/>
+      </w:tblGrid>
+      <w:tr>
+        <w:trPr>
+          <w:tblHeader w:val="true"/>
+        </w:trPr>
+        <w:tc>
+          <w:tcPr/>
+          <w:p>
+            <w:pPr>
+              <w:pStyle w:val="Compact"/>
+              <w:jc w:val="left"/>
+            </w:pPr>
+            <w:r>
               <w:t xml:space="preserve">Variable</w:t>
             </w:r>
           </w:p>
@@ -5641,9 +6331,9 @@
         </w:pict>
       </w:r>
     </w:p>
-    <w:bookmarkEnd w:id="31"/>
     <w:bookmarkEnd w:id="32"/>
-    <w:bookmarkStart w:id="33" w:name="evaluación-conjunta-y-alertas"/>
+    <w:bookmarkEnd w:id="33"/>
+    <w:bookmarkStart w:id="34" w:name="evaluación-conjunta-y-alertas"/>
     <w:p>
       <w:pPr>
         <w:pStyle w:val="Heading1"/>
@@ -6309,7 +6999,7 @@
       <w:pPr>
         <w:numPr>
           <w:ilvl w:val="0"/>
-          <w:numId w:val="1007"/>
+          <w:numId w:val="1009"/>
         </w:numPr>
         <w:pStyle w:val="Compact"/>
       </w:pPr>
@@ -6331,7 +7021,7 @@
       <w:pPr>
         <w:numPr>
           <w:ilvl w:val="0"/>
-          <w:numId w:val="1007"/>
+          <w:numId w:val="1009"/>
         </w:numPr>
         <w:pStyle w:val="Compact"/>
       </w:pPr>
@@ -6353,7 +7043,7 @@
       <w:pPr>
         <w:numPr>
           <w:ilvl w:val="0"/>
-          <w:numId w:val="1007"/>
+          <w:numId w:val="1009"/>
         </w:numPr>
         <w:pStyle w:val="Compact"/>
       </w:pPr>
@@ -6375,7 +7065,7 @@
       <w:pPr>
         <w:numPr>
           <w:ilvl w:val="0"/>
-          <w:numId w:val="1007"/>
+          <w:numId w:val="1009"/>
         </w:numPr>
         <w:pStyle w:val="Compact"/>
       </w:pPr>
@@ -6400,8 +7090,8 @@
         </w:pict>
       </w:r>
     </w:p>
-    <w:bookmarkEnd w:id="33"/>
-    <w:bookmarkStart w:id="34" w:name="evaluación-por-producto"/>
+    <w:bookmarkEnd w:id="34"/>
+    <w:bookmarkStart w:id="35" w:name="evaluación-por-producto"/>
     <w:p>
       <w:pPr>
         <w:pStyle w:val="Heading1"/>
@@ -6889,7 +7579,7 @@
       <w:pPr>
         <w:numPr>
           <w:ilvl w:val="0"/>
-          <w:numId w:val="1008"/>
+          <w:numId w:val="1010"/>
         </w:numPr>
         <w:pStyle w:val="Compact"/>
       </w:pPr>
@@ -6977,7 +7667,7 @@
       <w:pPr>
         <w:numPr>
           <w:ilvl w:val="0"/>
-          <w:numId w:val="1008"/>
+          <w:numId w:val="1010"/>
         </w:numPr>
         <w:pStyle w:val="Compact"/>
       </w:pPr>
@@ -7027,7 +7717,7 @@
       <w:pPr>
         <w:numPr>
           <w:ilvl w:val="0"/>
-          <w:numId w:val="1008"/>
+          <w:numId w:val="1010"/>
         </w:numPr>
         <w:pStyle w:val="Compact"/>
       </w:pPr>
@@ -7062,7 +7752,7 @@
       <w:pPr>
         <w:numPr>
           <w:ilvl w:val="0"/>
-          <w:numId w:val="1008"/>
+          <w:numId w:val="1010"/>
         </w:numPr>
         <w:pStyle w:val="Compact"/>
       </w:pPr>
@@ -7084,7 +7774,7 @@
       <w:pPr>
         <w:numPr>
           <w:ilvl w:val="0"/>
-          <w:numId w:val="1008"/>
+          <w:numId w:val="1010"/>
         </w:numPr>
         <w:pStyle w:val="Compact"/>
       </w:pPr>
@@ -7099,8 +7789,8 @@
         </w:pict>
       </w:r>
     </w:p>
-    <w:bookmarkEnd w:id="34"/>
-    <w:bookmarkStart w:id="35" w:name="metodología-supuestos-y-restricciones"/>
+    <w:bookmarkEnd w:id="35"/>
+    <w:bookmarkStart w:id="36" w:name="metodología-supuestos-y-restricciones"/>
     <w:p>
       <w:pPr>
         <w:pStyle w:val="Heading1"/>
@@ -7158,7 +7848,7 @@
       <w:pPr>
         <w:numPr>
           <w:ilvl w:val="0"/>
-          <w:numId w:val="1009"/>
+          <w:numId w:val="1011"/>
         </w:numPr>
         <w:pStyle w:val="Compact"/>
       </w:pPr>
@@ -7170,7 +7860,7 @@
       <w:pPr>
         <w:numPr>
           <w:ilvl w:val="0"/>
-          <w:numId w:val="1009"/>
+          <w:numId w:val="1011"/>
         </w:numPr>
         <w:pStyle w:val="Compact"/>
       </w:pPr>
@@ -7182,7 +7872,7 @@
       <w:pPr>
         <w:numPr>
           <w:ilvl w:val="0"/>
-          <w:numId w:val="1009"/>
+          <w:numId w:val="1011"/>
         </w:numPr>
         <w:pStyle w:val="Compact"/>
       </w:pPr>
@@ -7194,7 +7884,7 @@
       <w:pPr>
         <w:numPr>
           <w:ilvl w:val="0"/>
-          <w:numId w:val="1009"/>
+          <w:numId w:val="1011"/>
         </w:numPr>
         <w:pStyle w:val="Compact"/>
       </w:pPr>
@@ -7219,7 +7909,7 @@
       <w:pPr>
         <w:numPr>
           <w:ilvl w:val="0"/>
-          <w:numId w:val="1009"/>
+          <w:numId w:val="1011"/>
         </w:numPr>
         <w:pStyle w:val="Compact"/>
       </w:pPr>
@@ -7243,7 +7933,7 @@
       <w:pPr>
         <w:numPr>
           <w:ilvl w:val="0"/>
-          <w:numId w:val="1010"/>
+          <w:numId w:val="1012"/>
         </w:numPr>
         <w:pStyle w:val="Compact"/>
       </w:pPr>
@@ -7255,7 +7945,7 @@
       <w:pPr>
         <w:numPr>
           <w:ilvl w:val="0"/>
-          <w:numId w:val="1010"/>
+          <w:numId w:val="1012"/>
         </w:numPr>
         <w:pStyle w:val="Compact"/>
       </w:pPr>
@@ -7267,7 +7957,7 @@
       <w:pPr>
         <w:numPr>
           <w:ilvl w:val="0"/>
-          <w:numId w:val="1010"/>
+          <w:numId w:val="1012"/>
         </w:numPr>
         <w:pStyle w:val="Compact"/>
       </w:pPr>
@@ -7288,7 +7978,7 @@
       <w:pPr>
         <w:numPr>
           <w:ilvl w:val="0"/>
-          <w:numId w:val="1010"/>
+          <w:numId w:val="1012"/>
         </w:numPr>
         <w:pStyle w:val="Compact"/>
       </w:pPr>
@@ -7327,7 +8017,7 @@
       <w:pPr>
         <w:numPr>
           <w:ilvl w:val="0"/>
-          <w:numId w:val="1010"/>
+          <w:numId w:val="1012"/>
         </w:numPr>
         <w:pStyle w:val="Compact"/>
       </w:pPr>
@@ -7339,7 +8029,7 @@
       <w:pPr>
         <w:numPr>
           <w:ilvl w:val="0"/>
-          <w:numId w:val="1010"/>
+          <w:numId w:val="1012"/>
         </w:numPr>
         <w:pStyle w:val="Compact"/>
       </w:pPr>
@@ -7363,7 +8053,7 @@
       <w:pPr>
         <w:numPr>
           <w:ilvl w:val="0"/>
-          <w:numId w:val="1011"/>
+          <w:numId w:val="1013"/>
         </w:numPr>
         <w:pStyle w:val="Compact"/>
       </w:pPr>
@@ -7375,7 +8065,7 @@
       <w:pPr>
         <w:numPr>
           <w:ilvl w:val="0"/>
-          <w:numId w:val="1011"/>
+          <w:numId w:val="1013"/>
         </w:numPr>
         <w:pStyle w:val="Compact"/>
       </w:pPr>
@@ -7399,7 +8089,7 @@
       <w:pPr>
         <w:numPr>
           <w:ilvl w:val="0"/>
-          <w:numId w:val="1011"/>
+          <w:numId w:val="1013"/>
         </w:numPr>
         <w:pStyle w:val="Compact"/>
       </w:pPr>
@@ -7427,7 +8117,7 @@
       <w:pPr>
         <w:numPr>
           <w:ilvl w:val="0"/>
-          <w:numId w:val="1011"/>
+          <w:numId w:val="1013"/>
         </w:numPr>
         <w:pStyle w:val="Compact"/>
       </w:pPr>
@@ -7476,8 +8166,8 @@
         </w:pict>
       </w:r>
     </w:p>
-    <w:bookmarkEnd w:id="35"/>
-    <w:bookmarkStart w:id="36" w:name="recomendaciones-priorizadas-para-riesgos"/>
+    <w:bookmarkEnd w:id="36"/>
+    <w:bookmarkStart w:id="37" w:name="recomendaciones-priorizadas-para-riesgos"/>
     <w:p>
       <w:pPr>
         <w:pStyle w:val="Heading1"/>
@@ -7490,7 +8180,7 @@
       <w:pPr>
         <w:numPr>
           <w:ilvl w:val="0"/>
-          <w:numId w:val="1012"/>
+          <w:numId w:val="1014"/>
         </w:numPr>
         <w:pStyle w:val="Compact"/>
       </w:pPr>
@@ -7512,7 +8202,7 @@
       <w:pPr>
         <w:numPr>
           <w:ilvl w:val="0"/>
-          <w:numId w:val="1012"/>
+          <w:numId w:val="1014"/>
         </w:numPr>
         <w:pStyle w:val="Compact"/>
       </w:pPr>
@@ -7534,7 +8224,7 @@
       <w:pPr>
         <w:numPr>
           <w:ilvl w:val="0"/>
-          <w:numId w:val="1012"/>
+          <w:numId w:val="1014"/>
         </w:numPr>
         <w:pStyle w:val="Compact"/>
       </w:pPr>
@@ -7556,7 +8246,7 @@
       <w:pPr>
         <w:numPr>
           <w:ilvl w:val="0"/>
-          <w:numId w:val="1012"/>
+          <w:numId w:val="1014"/>
         </w:numPr>
         <w:pStyle w:val="Compact"/>
       </w:pPr>
@@ -7593,7 +8283,7 @@
       <w:pPr>
         <w:numPr>
           <w:ilvl w:val="0"/>
-          <w:numId w:val="1012"/>
+          <w:numId w:val="1014"/>
         </w:numPr>
         <w:pStyle w:val="Compact"/>
       </w:pPr>
@@ -7612,7 +8302,7 @@
       <w:pPr>
         <w:numPr>
           <w:ilvl w:val="0"/>
-          <w:numId w:val="1012"/>
+          <w:numId w:val="1014"/>
         </w:numPr>
         <w:pStyle w:val="Compact"/>
       </w:pPr>
@@ -7634,7 +8324,7 @@
       <w:pPr>
         <w:numPr>
           <w:ilvl w:val="0"/>
-          <w:numId w:val="1012"/>
+          <w:numId w:val="1014"/>
         </w:numPr>
         <w:pStyle w:val="Compact"/>
       </w:pPr>
@@ -7656,7 +8346,7 @@
       <w:pPr>
         <w:numPr>
           <w:ilvl w:val="0"/>
-          <w:numId w:val="1012"/>
+          <w:numId w:val="1014"/>
         </w:numPr>
         <w:pStyle w:val="Compact"/>
       </w:pPr>
@@ -7678,7 +8368,7 @@
       <w:pPr>
         <w:numPr>
           <w:ilvl w:val="0"/>
-          <w:numId w:val="1012"/>
+          <w:numId w:val="1014"/>
         </w:numPr>
         <w:pStyle w:val="Compact"/>
       </w:pPr>
@@ -7700,7 +8390,7 @@
       <w:pPr>
         <w:numPr>
           <w:ilvl w:val="0"/>
-          <w:numId w:val="1012"/>
+          <w:numId w:val="1014"/>
         </w:numPr>
         <w:pStyle w:val="Compact"/>
       </w:pPr>
@@ -7722,8 +8412,8 @@
         </w:pict>
       </w:r>
     </w:p>
-    <w:bookmarkEnd w:id="36"/>
-    <w:bookmarkStart w:id="37" w:name="X898a8fd7cf0697dbc3940610ff34969f1de0ea2"/>
+    <w:bookmarkEnd w:id="37"/>
+    <w:bookmarkStart w:id="38" w:name="X898a8fd7cf0697dbc3940610ff34969f1de0ea2"/>
     <w:p>
       <w:pPr>
         <w:pStyle w:val="Heading1"/>
@@ -7759,7 +8449,7 @@
       <w:pPr>
         <w:numPr>
           <w:ilvl w:val="0"/>
-          <w:numId w:val="1013"/>
+          <w:numId w:val="1015"/>
         </w:numPr>
         <w:pStyle w:val="Compact"/>
       </w:pPr>
@@ -7771,55 +8461,67 @@
       <w:pPr>
         <w:numPr>
           <w:ilvl w:val="0"/>
-          <w:numId w:val="1013"/>
+          <w:numId w:val="1015"/>
         </w:numPr>
         <w:pStyle w:val="Compact"/>
       </w:pPr>
       <w:r>
-        <w:t xml:space="preserve">el umbral para marcar un ingreso como atípico;</w:t>
+        <w:t xml:space="preserve">los otros criterios (aportaciones, cuotas de aportación vencidas, niveles de categoría y tramos de edad);</w:t>
       </w:r>
     </w:p>
     <w:p>
       <w:pPr>
         <w:numPr>
           <w:ilvl w:val="0"/>
-          <w:numId w:val="1013"/>
+          <w:numId w:val="1015"/>
         </w:numPr>
         <w:pStyle w:val="Compact"/>
       </w:pPr>
       <w:r>
-        <w:t xml:space="preserve">cómo tratar a los asociados sin historial interno y a los que tienen categoría A2;</w:t>
+        <w:t xml:space="preserve">el umbral para marcar un ingreso como atípico;</w:t>
       </w:r>
     </w:p>
     <w:p>
       <w:pPr>
         <w:numPr>
           <w:ilvl w:val="0"/>
-          <w:numId w:val="1013"/>
+          <w:numId w:val="1015"/>
         </w:numPr>
         <w:pStyle w:val="Compact"/>
       </w:pPr>
       <w:r>
-        <w:t xml:space="preserve">la tabla hipotecaria;</w:t>
+        <w:t xml:space="preserve">cómo tratar a los asociados sin historial interno y a los que tienen categoría A2;</w:t>
       </w:r>
     </w:p>
     <w:p>
       <w:pPr>
         <w:numPr>
           <w:ilvl w:val="0"/>
-          <w:numId w:val="1013"/>
+          <w:numId w:val="1015"/>
         </w:numPr>
         <w:pStyle w:val="Compact"/>
       </w:pPr>
       <w:r>
-        <w:t xml:space="preserve">la naturaleza del ingreso y del fondo;</w:t>
+        <w:t xml:space="preserve">la tabla hipotecaria;</w:t>
       </w:r>
     </w:p>
     <w:p>
       <w:pPr>
         <w:numPr>
           <w:ilvl w:val="0"/>
-          <w:numId w:val="1013"/>
+          <w:numId w:val="1015"/>
+        </w:numPr>
+        <w:pStyle w:val="Compact"/>
+      </w:pPr>
+      <w:r>
+        <w:t xml:space="preserve">la naturaleza del ingreso y del fondo;</w:t>
+      </w:r>
+    </w:p>
+    <w:p>
+      <w:pPr>
+        <w:numPr>
+          <w:ilvl w:val="0"/>
+          <w:numId w:val="1015"/>
         </w:numPr>
         <w:pStyle w:val="Compact"/>
       </w:pPr>
@@ -7847,7 +8549,7 @@
         <w:t xml:space="preserve">, en las celdas amarillas. Si Riesgos los cambia, el libro completo se recalcula.</w:t>
       </w:r>
     </w:p>
-    <w:bookmarkEnd w:id="37"/>
+    <w:bookmarkEnd w:id="38"/>
     <w:sectPr/>
   </w:body>
 </w:document>
@@ -8137,6 +8839,12 @@
     <w:abstractNumId w:val="991"/>
   </w:num>
   <w:num w:numId="1007">
+    <w:abstractNumId w:val="991"/>
+  </w:num>
+  <w:num w:numId="1008">
+    <w:abstractNumId w:val="991"/>
+  </w:num>
+  <w:num w:numId="1009">
     <w:abstractNumId w:val="99411"/>
     <w:lvlOverride w:ilvl="0">
       <w:startOverride w:val="1"/>
@@ -8166,16 +8874,16 @@
       <w:startOverride w:val="1"/>
     </w:lvlOverride>
   </w:num>
-  <w:num w:numId="1008">
-    <w:abstractNumId w:val="991"/>
-  </w:num>
-  <w:num w:numId="1009">
-    <w:abstractNumId w:val="991"/>
-  </w:num>
   <w:num w:numId="1010">
     <w:abstractNumId w:val="991"/>
   </w:num>
   <w:num w:numId="1011">
+    <w:abstractNumId w:val="991"/>
+  </w:num>
+  <w:num w:numId="1012">
+    <w:abstractNumId w:val="991"/>
+  </w:num>
+  <w:num w:numId="1013">
     <w:abstractNumId w:val="99411"/>
     <w:lvlOverride w:ilvl="0">
       <w:startOverride w:val="1"/>
@@ -8205,7 +8913,7 @@
       <w:startOverride w:val="1"/>
     </w:lvlOverride>
   </w:num>
-  <w:num w:numId="1012">
+  <w:num w:numId="1014">
     <w:abstractNumId w:val="99411"/>
     <w:lvlOverride w:ilvl="0">
       <w:startOverride w:val="1"/>
@@ -8235,7 +8943,7 @@
       <w:startOverride w:val="1"/>
     </w:lvlOverride>
   </w:num>
-  <w:num w:numId="1013">
+  <w:num w:numId="1015">
     <w:abstractNumId w:val="991"/>
   </w:num>
 </w:numbering>

--- a/analisis-base-preevaluada-oct2026/Informe_Riesgos_Base_PreEvaluada.docx
+++ b/analisis-base-preevaluada-oct2026/Informe_Riesgos_Base_PreEvaluada.docx
@@ -292,7 +292,7 @@
         <w:t xml:space="preserve">Segmentacion_Riesgos_Base_PreEvaluada.xlsx</w:t>
       </w:r>
       <w:r>
-        <w:t xml:space="preserve">. Contiene 143,869 fórmulas y 0 errores. Cada número de este informe sale de ese libro.</w:t>
+        <w:t xml:space="preserve">. Contiene 143,780 fórmulas y 0 errores. Cada número de este informe sale de ese libro.</w:t>
       </w:r>
     </w:p>
     <w:p>
@@ -3160,13 +3160,12 @@
         <w:jc w:val="start"/>
       </w:tblPr>
       <w:tblGrid>
-        <w:gridCol w:w="990"/>
-        <w:gridCol w:w="990"/>
-        <w:gridCol w:w="990"/>
-        <w:gridCol w:w="1320"/>
-        <w:gridCol w:w="1320"/>
-        <w:gridCol w:w="1320"/>
-        <w:gridCol w:w="990"/>
+        <w:gridCol w:w="1131"/>
+        <w:gridCol w:w="1131"/>
+        <w:gridCol w:w="1508"/>
+        <w:gridCol w:w="1508"/>
+        <w:gridCol w:w="1508"/>
+        <w:gridCol w:w="1131"/>
       </w:tblGrid>
       <w:tr>
         <w:trPr>
@@ -3180,7 +3179,7 @@
               <w:jc w:val="left"/>
             </w:pPr>
             <w:r>
-              <w:t xml:space="preserve">Rango</w:t>
+              <w:t xml:space="preserve">Nivel de riesgo</w:t>
             </w:r>
           </w:p>
         </w:tc>
@@ -3201,18 +3200,6 @@
           <w:p>
             <w:pPr>
               <w:pStyle w:val="Compact"/>
-              <w:jc w:val="left"/>
-            </w:pPr>
-            <w:r>
-              <w:t xml:space="preserve">Nivel (capacidad)</w:t>
-            </w:r>
-          </w:p>
-        </w:tc>
-        <w:tc>
-          <w:tcPr/>
-          <w:p>
-            <w:pPr>
-              <w:pStyle w:val="Compact"/>
               <w:jc w:val="right"/>
             </w:pPr>
             <w:r>
@@ -3266,7 +3253,7 @@
               <w:jc w:val="left"/>
             </w:pPr>
             <w:r>
-              <w:t xml:space="preserve">I</w:t>
+              <w:t xml:space="preserve">Alto</w:t>
             </w:r>
           </w:p>
         </w:tc>
@@ -3287,18 +3274,6 @@
           <w:p>
             <w:pPr>
               <w:pStyle w:val="Compact"/>
-              <w:jc w:val="left"/>
-            </w:pPr>
-            <w:r>
-              <w:t xml:space="preserve">Alto</w:t>
-            </w:r>
-          </w:p>
-        </w:tc>
-        <w:tc>
-          <w:tcPr/>
-          <w:p>
-            <w:pPr>
-              <w:pStyle w:val="Compact"/>
               <w:jc w:val="right"/>
             </w:pPr>
             <w:r>
@@ -3338,21 +3313,21 @@
               <w:jc w:val="left"/>
             </w:pPr>
             <w:r>
-              <w:t xml:space="preserve">≈ P25; coincide con el corte de RANGOS TC</w:t>
-            </w:r>
-          </w:p>
-        </w:tc>
-      </w:tr>
-      <w:tr>
-        <w:tc>
-          <w:tcPr/>
-          <w:p>
-            <w:pPr>
-              <w:pStyle w:val="Compact"/>
-              <w:jc w:val="left"/>
-            </w:pPr>
-            <w:r>
-              <w:t xml:space="preserve">II</w:t>
+              <w:t xml:space="preserve">≈ P27; coincide con el corte de $1,500 de RANGOS TC</w:t>
+            </w:r>
+          </w:p>
+        </w:tc>
+      </w:tr>
+      <w:tr>
+        <w:tc>
+          <w:tcPr/>
+          <w:p>
+            <w:pPr>
+              <w:pStyle w:val="Compact"/>
+              <w:jc w:val="left"/>
+            </w:pPr>
+            <w:r>
+              <w:t xml:space="preserve">Medio</w:t>
             </w:r>
           </w:p>
         </w:tc>
@@ -3373,18 +3348,6 @@
           <w:p>
             <w:pPr>
               <w:pStyle w:val="Compact"/>
-              <w:jc w:val="left"/>
-            </w:pPr>
-            <w:r>
-              <w:t xml:space="preserve">Medio</w:t>
-            </w:r>
-          </w:p>
-        </w:tc>
-        <w:tc>
-          <w:tcPr/>
-          <w:p>
-            <w:pPr>
-              <w:pStyle w:val="Compact"/>
               <w:jc w:val="right"/>
             </w:pPr>
             <w:r>
@@ -3424,36 +3387,12 @@
               <w:jc w:val="left"/>
             </w:pPr>
             <w:r>
-              <w:t xml:space="preserve">P25–P60; $3,000 es el mínimo de la tabla de vehículo</w:t>
-            </w:r>
-          </w:p>
-        </w:tc>
-      </w:tr>
-      <w:tr>
-        <w:tc>
-          <w:tcPr/>
-          <w:p>
-            <w:pPr>
-              <w:pStyle w:val="Compact"/>
-              <w:jc w:val="left"/>
-            </w:pPr>
-            <w:r>
-              <w:t xml:space="preserve">III</w:t>
-            </w:r>
-          </w:p>
-        </w:tc>
-        <w:tc>
-          <w:tcPr/>
-          <w:p>
-            <w:pPr>
-              <w:pStyle w:val="Compact"/>
-              <w:jc w:val="left"/>
-            </w:pPr>
-            <w:r>
-              <w:t xml:space="preserve">$3,000 – $4,999.99</w:t>
-            </w:r>
-          </w:p>
-        </w:tc>
+              <w:t xml:space="preserve">P27–P60</w:t>
+            </w:r>
+          </w:p>
+        </w:tc>
+      </w:tr>
+      <w:tr>
         <w:tc>
           <w:tcPr/>
           <w:p>
@@ -3471,194 +3410,108 @@
           <w:p>
             <w:pPr>
               <w:pStyle w:val="Compact"/>
-              <w:jc w:val="right"/>
-            </w:pPr>
-            <w:r>
-              <w:t xml:space="preserve">234</w:t>
-            </w:r>
-          </w:p>
-        </w:tc>
-        <w:tc>
-          <w:tcPr/>
-          <w:p>
-            <w:pPr>
-              <w:pStyle w:val="Compact"/>
-              <w:jc w:val="right"/>
-            </w:pPr>
-            <w:r>
-              <w:t xml:space="preserve">10.3%</w:t>
-            </w:r>
-          </w:p>
-        </w:tc>
-        <w:tc>
-          <w:tcPr/>
-          <w:p>
-            <w:pPr>
-              <w:pStyle w:val="Compact"/>
-              <w:jc w:val="right"/>
-            </w:pPr>
-            <w:r>
-              <w:t xml:space="preserve">27.7%</w:t>
-            </w:r>
-          </w:p>
-        </w:tc>
-        <w:tc>
-          <w:tcPr/>
-          <w:p>
-            <w:pPr>
-              <w:pStyle w:val="Compact"/>
-              <w:jc w:val="left"/>
-            </w:pPr>
-            <w:r>
-              <w:t xml:space="preserve">P60–P83; tramo de vehículo $20,000 e hipotecario $110,000</w:t>
-            </w:r>
-          </w:p>
-        </w:tc>
-      </w:tr>
-      <w:tr>
-        <w:tc>
-          <w:tcPr/>
-          <w:p>
-            <w:pPr>
-              <w:pStyle w:val="Compact"/>
-              <w:jc w:val="left"/>
-            </w:pPr>
-            <w:r>
-              <w:t xml:space="preserve">IV</w:t>
-            </w:r>
-          </w:p>
-        </w:tc>
-        <w:tc>
-          <w:tcPr/>
-          <w:p>
-            <w:pPr>
-              <w:pStyle w:val="Compact"/>
-              <w:jc w:val="left"/>
-            </w:pPr>
-            <w:r>
-              <w:t xml:space="preserve">$5,000 o más</w:t>
-            </w:r>
-          </w:p>
-        </w:tc>
-        <w:tc>
-          <w:tcPr/>
-          <w:p>
-            <w:pPr>
-              <w:pStyle w:val="Compact"/>
-              <w:jc w:val="left"/>
-            </w:pPr>
-            <w:r>
-              <w:t xml:space="preserve">Muy bajo</w:t>
-            </w:r>
-          </w:p>
-        </w:tc>
-        <w:tc>
-          <w:tcPr/>
-          <w:p>
-            <w:pPr>
-              <w:pStyle w:val="Compact"/>
-              <w:jc w:val="right"/>
-            </w:pPr>
-            <w:r>
-              <w:t xml:space="preserve">146</w:t>
-            </w:r>
-          </w:p>
-        </w:tc>
-        <w:tc>
-          <w:tcPr/>
-          <w:p>
-            <w:pPr>
-              <w:pStyle w:val="Compact"/>
-              <w:jc w:val="right"/>
-            </w:pPr>
-            <w:r>
-              <w:t xml:space="preserve">6.5%</w:t>
-            </w:r>
-          </w:p>
-        </w:tc>
-        <w:tc>
-          <w:tcPr/>
-          <w:p>
-            <w:pPr>
-              <w:pStyle w:val="Compact"/>
-              <w:jc w:val="right"/>
-            </w:pPr>
-            <w:r>
-              <w:t xml:space="preserve">17.3%</w:t>
-            </w:r>
-          </w:p>
-        </w:tc>
-        <w:tc>
-          <w:tcPr/>
-          <w:p>
-            <w:pPr>
-              <w:pStyle w:val="Compact"/>
-              <w:jc w:val="left"/>
-            </w:pPr>
-            <w:r>
-              <w:t xml:space="preserve">&gt; P83; tramos superiores de vehículo e hipotecario</w:t>
-            </w:r>
-          </w:p>
-        </w:tc>
-      </w:tr>
-      <w:tr>
-        <w:tc>
-          <w:tcPr/>
-          <w:p>
-            <w:pPr>
-              <w:pStyle w:val="Compact"/>
-              <w:jc w:val="left"/>
-            </w:pPr>
-            <w:r>
-              <w:t xml:space="preserve">Ingreso cero</w:t>
-            </w:r>
-          </w:p>
-        </w:tc>
-        <w:tc>
-          <w:tcPr/>
-          <w:p>
-            <w:pPr>
-              <w:pStyle w:val="Compact"/>
-              <w:jc w:val="left"/>
-            </w:pPr>
-            <w:r>
-              <w:t xml:space="preserve">$0</w:t>
-            </w:r>
-          </w:p>
-        </w:tc>
-        <w:tc>
-          <w:tcPr/>
-          <w:p>
-            <w:pPr>
-              <w:pStyle w:val="Compact"/>
-              <w:jc w:val="left"/>
-            </w:pPr>
-            <w:r>
-              <w:t xml:space="preserve">Revisar</w:t>
-            </w:r>
-          </w:p>
-        </w:tc>
-        <w:tc>
-          <w:tcPr/>
-          <w:p>
-            <w:pPr>
-              <w:pStyle w:val="Compact"/>
-              <w:jc w:val="right"/>
-            </w:pPr>
-            <w:r>
-              <w:t xml:space="preserve">135</w:t>
-            </w:r>
-          </w:p>
-        </w:tc>
-        <w:tc>
-          <w:tcPr/>
-          <w:p>
-            <w:pPr>
-              <w:pStyle w:val="Compact"/>
-              <w:jc w:val="right"/>
-            </w:pPr>
-            <w:r>
-              <w:t xml:space="preserve">6.0%</w:t>
+              <w:jc w:val="left"/>
+            </w:pPr>
+            <w:r>
+              <w:t xml:space="preserve">$3,000 o más</w:t>
+            </w:r>
+          </w:p>
+        </w:tc>
+        <w:tc>
+          <w:tcPr/>
+          <w:p>
+            <w:pPr>
+              <w:pStyle w:val="Compact"/>
+              <w:jc w:val="right"/>
+            </w:pPr>
+            <w:r>
+              <w:t xml:space="preserve">380</w:t>
+            </w:r>
+          </w:p>
+        </w:tc>
+        <w:tc>
+          <w:tcPr/>
+          <w:p>
+            <w:pPr>
+              <w:pStyle w:val="Compact"/>
+              <w:jc w:val="right"/>
+            </w:pPr>
+            <w:r>
+              <w:t xml:space="preserve">16.8%</w:t>
+            </w:r>
+          </w:p>
+        </w:tc>
+        <w:tc>
+          <w:tcPr/>
+          <w:p>
+            <w:pPr>
+              <w:pStyle w:val="Compact"/>
+              <w:jc w:val="right"/>
+            </w:pPr>
+            <w:r>
+              <w:t xml:space="preserve">45.0%</w:t>
+            </w:r>
+          </w:p>
+        </w:tc>
+        <w:tc>
+          <w:tcPr/>
+          <w:p>
+            <w:pPr>
+              <w:pStyle w:val="Compact"/>
+              <w:jc w:val="left"/>
+            </w:pPr>
+            <w:r>
+              <w:t xml:space="preserve">$3,000 es el ingreso mínimo de las tablas de vehículo e hipotecario</w:t>
+            </w:r>
+          </w:p>
+        </w:tc>
+      </w:tr>
+      <w:tr>
+        <w:tc>
+          <w:tcPr/>
+          <w:p>
+            <w:pPr>
+              <w:pStyle w:val="Compact"/>
+              <w:jc w:val="left"/>
+            </w:pPr>
+            <w:r>
+              <w:t xml:space="preserve">Sin información</w:t>
+            </w:r>
+          </w:p>
+        </w:tc>
+        <w:tc>
+          <w:tcPr/>
+          <w:p>
+            <w:pPr>
+              <w:pStyle w:val="Compact"/>
+              <w:jc w:val="left"/>
+            </w:pPr>
+            <w:r>
+              <w:t xml:space="preserve">vacío (1,283) o $0 (135)</w:t>
+            </w:r>
+          </w:p>
+        </w:tc>
+        <w:tc>
+          <w:tcPr/>
+          <w:p>
+            <w:pPr>
+              <w:pStyle w:val="Compact"/>
+              <w:jc w:val="right"/>
+            </w:pPr>
+            <w:r>
+              <w:t xml:space="preserve">1,418</w:t>
+            </w:r>
+          </w:p>
+        </w:tc>
+        <w:tc>
+          <w:tcPr/>
+          <w:p>
+            <w:pPr>
+              <w:pStyle w:val="Compact"/>
+              <w:jc w:val="right"/>
+            </w:pPr>
+            <w:r>
+              <w:t xml:space="preserve">62.7%</w:t>
             </w:r>
           </w:p>
         </w:tc>
@@ -3687,99 +3540,29 @@
           </w:p>
         </w:tc>
       </w:tr>
-      <w:tr>
-        <w:tc>
-          <w:tcPr/>
-          <w:p>
-            <w:pPr>
-              <w:pStyle w:val="Compact"/>
-              <w:jc w:val="left"/>
-            </w:pPr>
-            <w:r>
-              <w:t xml:space="preserve">Sin dato</w:t>
-            </w:r>
-          </w:p>
-        </w:tc>
-        <w:tc>
-          <w:tcPr/>
-          <w:p>
-            <w:pPr>
-              <w:pStyle w:val="Compact"/>
-              <w:jc w:val="left"/>
-            </w:pPr>
-            <w:r>
-              <w:t xml:space="preserve">vacío</w:t>
-            </w:r>
-          </w:p>
-        </w:tc>
-        <w:tc>
-          <w:tcPr/>
-          <w:p>
-            <w:pPr>
-              <w:pStyle w:val="Compact"/>
-              <w:jc w:val="left"/>
-            </w:pPr>
-            <w:r>
-              <w:t xml:space="preserve">Revisar</w:t>
-            </w:r>
-          </w:p>
-        </w:tc>
-        <w:tc>
-          <w:tcPr/>
-          <w:p>
-            <w:pPr>
-              <w:pStyle w:val="Compact"/>
-              <w:jc w:val="right"/>
-            </w:pPr>
-            <w:r>
-              <w:t xml:space="preserve">1,283</w:t>
-            </w:r>
-          </w:p>
-        </w:tc>
-        <w:tc>
-          <w:tcPr/>
-          <w:p>
-            <w:pPr>
-              <w:pStyle w:val="Compact"/>
-              <w:jc w:val="right"/>
-            </w:pPr>
-            <w:r>
-              <w:t xml:space="preserve">56.7%</w:t>
-            </w:r>
-          </w:p>
-        </w:tc>
-        <w:tc>
-          <w:tcPr/>
-          <w:p>
-            <w:pPr>
-              <w:pStyle w:val="Compact"/>
-              <w:jc w:val="right"/>
-            </w:pPr>
-            <w:r>
-              <w:t xml:space="preserve">—</w:t>
-            </w:r>
-          </w:p>
-        </w:tc>
-        <w:tc>
-          <w:tcPr/>
-          <w:p>
-            <w:pPr>
-              <w:pStyle w:val="Compact"/>
-              <w:jc w:val="left"/>
-            </w:pPr>
-            <w:r>
-              <w:t xml:space="preserve">No se calcula ninguna razón</w:t>
-            </w:r>
-          </w:p>
-        </w:tc>
-      </w:tr>
     </w:tbl>
     <w:p>
       <w:pPr>
         <w:pStyle w:val="BodyText"/>
       </w:pPr>
       <w:r>
-        <w:t xml:space="preserve">Se propone un cuarto rango porque la distribución tiene una cola larga: P95 = $10,561 y P99 = $21,721. También se marcan</w:t>
+        <w:t xml:space="preserve">Se usan</w:t>
+      </w:r>
+      <w:r>
+        <w:t xml:space="preserve"> </w:t>
+      </w:r>
+      <w:r>
+        <w:rPr>
+          <w:bCs/>
+          <w:b/>
+        </w:rPr>
+        <w:t xml:space="preserve">tres niveles</w:t>
+      </w:r>
+      <w:r>
+        <w:t xml:space="preserve"> </w:t>
+      </w:r>
+      <w:r>
+        <w:t xml:space="preserve">(Bajo, Medio, Alto). También se marcan</w:t>
       </w:r>
       <w:r>
         <w:t xml:space="preserve"> </w:t>
@@ -3860,7 +3643,7 @@
               <w:jc w:val="left"/>
             </w:pPr>
             <w:r>
-              <w:t xml:space="preserve">Segmento</w:t>
+              <w:t xml:space="preserve">Nivel de riesgo</w:t>
             </w:r>
           </w:p>
         </w:tc>
@@ -3910,19 +3693,19 @@
               <w:jc w:val="left"/>
             </w:pPr>
             <w:r>
-              <w:t xml:space="preserve">D1 Deuda baja</w:t>
-            </w:r>
-          </w:p>
-        </w:tc>
-        <w:tc>
-          <w:tcPr/>
-          <w:p>
-            <w:pPr>
-              <w:pStyle w:val="Compact"/>
-              <w:jc w:val="left"/>
-            </w:pPr>
-            <w:r>
-              <w:t xml:space="preserve">$0.01 – $999.99 (≈ P33)</w:t>
+              <w:t xml:space="preserve">Bajo</w:t>
+            </w:r>
+          </w:p>
+        </w:tc>
+        <w:tc>
+          <w:tcPr/>
+          <w:p>
+            <w:pPr>
+              <w:pStyle w:val="Compact"/>
+              <w:jc w:val="left"/>
+            </w:pPr>
+            <w:r>
+              <w:t xml:space="preserve">$0.01 – $999.99 (tercil inferior, P33 = $999.81)</w:t>
             </w:r>
           </w:p>
         </w:tc>
@@ -3960,19 +3743,19 @@
               <w:jc w:val="left"/>
             </w:pPr>
             <w:r>
-              <w:t xml:space="preserve">D2 Deuda intermedia</w:t>
-            </w:r>
-          </w:p>
-        </w:tc>
-        <w:tc>
-          <w:tcPr/>
-          <w:p>
-            <w:pPr>
-              <w:pStyle w:val="Compact"/>
-              <w:jc w:val="left"/>
-            </w:pPr>
-            <w:r>
-              <w:t xml:space="preserve">$1,000 – $9,999.99 (P33–P63)</w:t>
+              <w:t xml:space="preserve">Medio</w:t>
+            </w:r>
+          </w:p>
+        </w:tc>
+        <w:tc>
+          <w:tcPr/>
+          <w:p>
+            <w:pPr>
+              <w:pStyle w:val="Compact"/>
+              <w:jc w:val="left"/>
+            </w:pPr>
+            <w:r>
+              <w:t xml:space="preserve">$1,000 – $9,999.99 (tercil medio)</w:t>
             </w:r>
           </w:p>
         </w:tc>
@@ -4010,107 +3793,57 @@
               <w:jc w:val="left"/>
             </w:pPr>
             <w:r>
-              <w:t xml:space="preserve">D3 Deuda elevada</w:t>
-            </w:r>
-          </w:p>
-        </w:tc>
-        <w:tc>
-          <w:tcPr/>
-          <w:p>
-            <w:pPr>
-              <w:pStyle w:val="Compact"/>
-              <w:jc w:val="left"/>
-            </w:pPr>
-            <w:r>
-              <w:t xml:space="preserve">$10,000 – $49,999.99 (P63–P87)</w:t>
-            </w:r>
-          </w:p>
-        </w:tc>
-        <w:tc>
-          <w:tcPr/>
-          <w:p>
-            <w:pPr>
-              <w:pStyle w:val="Compact"/>
-              <w:jc w:val="right"/>
-            </w:pPr>
-            <w:r>
-              <w:t xml:space="preserve">404</w:t>
-            </w:r>
-          </w:p>
-        </w:tc>
-        <w:tc>
-          <w:tcPr/>
-          <w:p>
-            <w:pPr>
-              <w:pStyle w:val="Compact"/>
-              <w:jc w:val="right"/>
-            </w:pPr>
-            <w:r>
-              <w:t xml:space="preserve">17.9%</w:t>
-            </w:r>
-          </w:p>
-        </w:tc>
-      </w:tr>
-      <w:tr>
-        <w:tc>
-          <w:tcPr/>
-          <w:p>
-            <w:pPr>
-              <w:pStyle w:val="Compact"/>
-              <w:jc w:val="left"/>
-            </w:pPr>
-            <w:r>
-              <w:t xml:space="preserve">D4 Deuda muy elevada</w:t>
-            </w:r>
-          </w:p>
-        </w:tc>
-        <w:tc>
-          <w:tcPr/>
-          <w:p>
-            <w:pPr>
-              <w:pStyle w:val="Compact"/>
-              <w:jc w:val="left"/>
-            </w:pPr>
-            <w:r>
-              <w:t xml:space="preserve">$50,000 o más (&gt; P87, nivel de saldos hipotecarios)</w:t>
-            </w:r>
-          </w:p>
-        </w:tc>
-        <w:tc>
-          <w:tcPr/>
-          <w:p>
-            <w:pPr>
-              <w:pStyle w:val="Compact"/>
-              <w:jc w:val="right"/>
-            </w:pPr>
-            <w:r>
-              <w:t xml:space="preserve">227</w:t>
-            </w:r>
-          </w:p>
-        </w:tc>
-        <w:tc>
-          <w:tcPr/>
-          <w:p>
-            <w:pPr>
-              <w:pStyle w:val="Compact"/>
-              <w:jc w:val="right"/>
-            </w:pPr>
-            <w:r>
-              <w:t xml:space="preserve">10.0%</w:t>
-            </w:r>
-          </w:p>
-        </w:tc>
-      </w:tr>
-      <w:tr>
-        <w:tc>
-          <w:tcPr/>
-          <w:p>
-            <w:pPr>
-              <w:pStyle w:val="Compact"/>
-              <w:jc w:val="left"/>
-            </w:pPr>
-            <w:r>
-              <w:t xml:space="preserve">Sin saldo</w:t>
+              <w:t xml:space="preserve">Alto</w:t>
+            </w:r>
+          </w:p>
+        </w:tc>
+        <w:tc>
+          <w:tcPr/>
+          <w:p>
+            <w:pPr>
+              <w:pStyle w:val="Compact"/>
+              <w:jc w:val="left"/>
+            </w:pPr>
+            <w:r>
+              <w:t xml:space="preserve">$10,000 o más (cerca del tercil superior, P67 = $11,519; incluye saldos hipotecarios)</w:t>
+            </w:r>
+          </w:p>
+        </w:tc>
+        <w:tc>
+          <w:tcPr/>
+          <w:p>
+            <w:pPr>
+              <w:pStyle w:val="Compact"/>
+              <w:jc w:val="right"/>
+            </w:pPr>
+            <w:r>
+              <w:t xml:space="preserve">631</w:t>
+            </w:r>
+          </w:p>
+        </w:tc>
+        <w:tc>
+          <w:tcPr/>
+          <w:p>
+            <w:pPr>
+              <w:pStyle w:val="Compact"/>
+              <w:jc w:val="right"/>
+            </w:pPr>
+            <w:r>
+              <w:t xml:space="preserve">27.9%</w:t>
+            </w:r>
+          </w:p>
+        </w:tc>
+      </w:tr>
+      <w:tr>
+        <w:tc>
+          <w:tcPr/>
+          <w:p>
+            <w:pPr>
+              <w:pStyle w:val="Compact"/>
+              <w:jc w:val="left"/>
+            </w:pPr>
+            <w:r>
+              <w:t xml:space="preserve">Sin deuda</w:t>
             </w:r>
           </w:p>
         </w:tc>
@@ -4160,19 +3893,19 @@
               <w:jc w:val="left"/>
             </w:pPr>
             <w:r>
-              <w:t xml:space="preserve">Sin registro SSF</w:t>
-            </w:r>
-          </w:p>
-        </w:tc>
-        <w:tc>
-          <w:tcPr/>
-          <w:p>
-            <w:pPr>
-              <w:pStyle w:val="Compact"/>
-              <w:jc w:val="left"/>
-            </w:pPr>
-            <w:r>
-              <w:t xml:space="preserve">sin saldo ni institución</w:t>
+              <w:t xml:space="preserve">Sin información</w:t>
+            </w:r>
+          </w:p>
+        </w:tc>
+        <w:tc>
+          <w:tcPr/>
+          <w:p>
+            <w:pPr>
+              <w:pStyle w:val="Compact"/>
+              <w:jc w:val="left"/>
+            </w:pPr>
+            <w:r>
+              <w:t xml:space="preserve">sin registro SSF (sin saldo ni institución)</w:t>
             </w:r>
           </w:p>
         </w:tc>
@@ -4566,7 +4299,7 @@
               <w:jc w:val="left"/>
             </w:pPr>
             <w:r>
-              <w:t xml:space="preserve">R1 Bajo</w:t>
+              <w:t xml:space="preserve">Bajo</w:t>
             </w:r>
           </w:p>
         </w:tc>
@@ -4616,7 +4349,7 @@
               <w:jc w:val="left"/>
             </w:pPr>
             <w:r>
-              <w:t xml:space="preserve">R2 Medio</w:t>
+              <w:t xml:space="preserve">Medio</w:t>
             </w:r>
           </w:p>
         </w:tc>
@@ -4666,93 +4399,43 @@
               <w:jc w:val="left"/>
             </w:pPr>
             <w:r>
-              <w:t xml:space="preserve">R3 Alto</w:t>
-            </w:r>
-          </w:p>
-        </w:tc>
-        <w:tc>
-          <w:tcPr/>
-          <w:p>
-            <w:pPr>
-              <w:pStyle w:val="Compact"/>
-              <w:jc w:val="left"/>
-            </w:pPr>
-            <w:r>
-              <w:t xml:space="preserve">12x a menos de 24x (1 a 2 años de ingreso)</w:t>
-            </w:r>
-          </w:p>
-        </w:tc>
-        <w:tc>
-          <w:tcPr/>
-          <w:p>
-            <w:pPr>
-              <w:pStyle w:val="Compact"/>
-              <w:jc w:val="right"/>
-            </w:pPr>
-            <w:r>
-              <w:t xml:space="preserve">73</w:t>
-            </w:r>
-          </w:p>
-        </w:tc>
-        <w:tc>
-          <w:tcPr/>
-          <w:p>
-            <w:pPr>
-              <w:pStyle w:val="Compact"/>
-              <w:jc w:val="right"/>
-            </w:pPr>
-            <w:r>
-              <w:t xml:space="preserve">3.2%</w:t>
-            </w:r>
-          </w:p>
-        </w:tc>
-      </w:tr>
-      <w:tr>
-        <w:tc>
-          <w:tcPr/>
-          <w:p>
-            <w:pPr>
-              <w:pStyle w:val="Compact"/>
-              <w:jc w:val="left"/>
-            </w:pPr>
-            <w:r>
-              <w:t xml:space="preserve">R4 Muy alto</w:t>
-            </w:r>
-          </w:p>
-        </w:tc>
-        <w:tc>
-          <w:tcPr/>
-          <w:p>
-            <w:pPr>
-              <w:pStyle w:val="Compact"/>
-              <w:jc w:val="left"/>
-            </w:pPr>
-            <w:r>
-              <w:t xml:space="preserve">24x o más</w:t>
-            </w:r>
-          </w:p>
-        </w:tc>
-        <w:tc>
-          <w:tcPr/>
-          <w:p>
-            <w:pPr>
-              <w:pStyle w:val="Compact"/>
-              <w:jc w:val="right"/>
-            </w:pPr>
-            <w:r>
-              <w:t xml:space="preserve">63</w:t>
-            </w:r>
-          </w:p>
-        </w:tc>
-        <w:tc>
-          <w:tcPr/>
-          <w:p>
-            <w:pPr>
-              <w:pStyle w:val="Compact"/>
-              <w:jc w:val="right"/>
-            </w:pPr>
-            <w:r>
-              <w:t xml:space="preserve">2.8%</w:t>
+              <w:t xml:space="preserve">Alto</w:t>
+            </w:r>
+          </w:p>
+        </w:tc>
+        <w:tc>
+          <w:tcPr/>
+          <w:p>
+            <w:pPr>
+              <w:pStyle w:val="Compact"/>
+              <w:jc w:val="left"/>
+            </w:pPr>
+            <w:r>
+              <w:t xml:space="preserve">12x o más (1 año de ingreso o más, &gt; P82)</w:t>
+            </w:r>
+          </w:p>
+        </w:tc>
+        <w:tc>
+          <w:tcPr/>
+          <w:p>
+            <w:pPr>
+              <w:pStyle w:val="Compact"/>
+              <w:jc w:val="right"/>
+            </w:pPr>
+            <w:r>
+              <w:t xml:space="preserve">136</w:t>
+            </w:r>
+          </w:p>
+        </w:tc>
+        <w:tc>
+          <w:tcPr/>
+          <w:p>
+            <w:pPr>
+              <w:pStyle w:val="Compact"/>
+              <w:jc w:val="right"/>
+            </w:pPr>
+            <w:r>
+              <w:t xml:space="preserve">6.0%</w:t>
             </w:r>
           </w:p>
         </w:tc>
@@ -4883,6 +4566,2133 @@
       </w:pPr>
       <w:r>
         <w:t xml:space="preserve">Distribución de los fondos mayores que cero (n = 2,207): mínimo $1, P25 $2,591, mediana $12,692, P75 $32,205, P90 $69,808 y máximo $1,570,712.</w:t>
+      </w:r>
+    </w:p>
+    <w:tbl>
+      <w:tblPr>
+        <w:tblStyle w:val="Table"/>
+        <w:tblW w:type="pct" w:w="5000"/>
+        <w:tblLook w:firstRow="1" w:lastRow="0" w:firstColumn="0" w:lastColumn="0" w:noHBand="0" w:noVBand="0" w:val="0020"/>
+        <w:jc w:val="start"/>
+      </w:tblPr>
+      <w:tblGrid>
+        <w:gridCol w:w="1697"/>
+        <w:gridCol w:w="1697"/>
+        <w:gridCol w:w="2262"/>
+        <w:gridCol w:w="2262"/>
+      </w:tblGrid>
+      <w:tr>
+        <w:trPr>
+          <w:tblHeader w:val="true"/>
+        </w:trPr>
+        <w:tc>
+          <w:tcPr/>
+          <w:p>
+            <w:pPr>
+              <w:pStyle w:val="Compact"/>
+              <w:jc w:val="left"/>
+            </w:pPr>
+            <w:r>
+              <w:t xml:space="preserve">Nivel de respaldo</w:t>
+            </w:r>
+          </w:p>
+        </w:tc>
+        <w:tc>
+          <w:tcPr/>
+          <w:p>
+            <w:pPr>
+              <w:pStyle w:val="Compact"/>
+              <w:jc w:val="left"/>
+            </w:pPr>
+            <w:r>
+              <w:t xml:space="preserve">Límites</w:t>
+            </w:r>
+          </w:p>
+        </w:tc>
+        <w:tc>
+          <w:tcPr/>
+          <w:p>
+            <w:pPr>
+              <w:pStyle w:val="Compact"/>
+              <w:jc w:val="right"/>
+            </w:pPr>
+            <w:r>
+              <w:t xml:space="preserve">Asociados</w:t>
+            </w:r>
+          </w:p>
+        </w:tc>
+        <w:tc>
+          <w:tcPr/>
+          <w:p>
+            <w:pPr>
+              <w:pStyle w:val="Compact"/>
+              <w:jc w:val="right"/>
+            </w:pPr>
+            <w:r>
+              <w:t xml:space="preserve">%</w:t>
+            </w:r>
+          </w:p>
+        </w:tc>
+      </w:tr>
+      <w:tr>
+        <w:tc>
+          <w:tcPr/>
+          <w:p>
+            <w:pPr>
+              <w:pStyle w:val="Compact"/>
+              <w:jc w:val="left"/>
+            </w:pPr>
+            <w:r>
+              <w:t xml:space="preserve">Sin fondo</w:t>
+            </w:r>
+          </w:p>
+        </w:tc>
+        <w:tc>
+          <w:tcPr/>
+          <w:p>
+            <w:pPr>
+              <w:pStyle w:val="Compact"/>
+              <w:jc w:val="left"/>
+            </w:pPr>
+            <w:r>
+              <w:t xml:space="preserve">$0</w:t>
+            </w:r>
+          </w:p>
+        </w:tc>
+        <w:tc>
+          <w:tcPr/>
+          <w:p>
+            <w:pPr>
+              <w:pStyle w:val="Compact"/>
+              <w:jc w:val="right"/>
+            </w:pPr>
+            <w:r>
+              <w:t xml:space="preserve">55</w:t>
+            </w:r>
+          </w:p>
+        </w:tc>
+        <w:tc>
+          <w:tcPr/>
+          <w:p>
+            <w:pPr>
+              <w:pStyle w:val="Compact"/>
+              <w:jc w:val="right"/>
+            </w:pPr>
+            <w:r>
+              <w:t xml:space="preserve">2.4%</w:t>
+            </w:r>
+          </w:p>
+        </w:tc>
+      </w:tr>
+      <w:tr>
+        <w:tc>
+          <w:tcPr/>
+          <w:p>
+            <w:pPr>
+              <w:pStyle w:val="Compact"/>
+              <w:jc w:val="left"/>
+            </w:pPr>
+            <w:r>
+              <w:t xml:space="preserve">Bajo</w:t>
+            </w:r>
+          </w:p>
+        </w:tc>
+        <w:tc>
+          <w:tcPr/>
+          <w:p>
+            <w:pPr>
+              <w:pStyle w:val="Compact"/>
+              <w:jc w:val="left"/>
+            </w:pPr>
+            <w:r>
+              <w:t xml:space="preserve">$0.01 – $3,999.99 (tercil inferior, P33 = $4,109)</w:t>
+            </w:r>
+          </w:p>
+        </w:tc>
+        <w:tc>
+          <w:tcPr/>
+          <w:p>
+            <w:pPr>
+              <w:pStyle w:val="Compact"/>
+              <w:jc w:val="right"/>
+            </w:pPr>
+            <w:r>
+              <w:t xml:space="preserve">724</w:t>
+            </w:r>
+          </w:p>
+        </w:tc>
+        <w:tc>
+          <w:tcPr/>
+          <w:p>
+            <w:pPr>
+              <w:pStyle w:val="Compact"/>
+              <w:jc w:val="right"/>
+            </w:pPr>
+            <w:r>
+              <w:t xml:space="preserve">32.0%</w:t>
+            </w:r>
+          </w:p>
+        </w:tc>
+      </w:tr>
+      <w:tr>
+        <w:tc>
+          <w:tcPr/>
+          <w:p>
+            <w:pPr>
+              <w:pStyle w:val="Compact"/>
+              <w:jc w:val="left"/>
+            </w:pPr>
+            <w:r>
+              <w:t xml:space="preserve">Medio</w:t>
+            </w:r>
+          </w:p>
+        </w:tc>
+        <w:tc>
+          <w:tcPr/>
+          <w:p>
+            <w:pPr>
+              <w:pStyle w:val="Compact"/>
+              <w:jc w:val="left"/>
+            </w:pPr>
+            <w:r>
+              <w:t xml:space="preserve">$4,000 – $24,999.99 (tercil medio)</w:t>
+            </w:r>
+          </w:p>
+        </w:tc>
+        <w:tc>
+          <w:tcPr/>
+          <w:p>
+            <w:pPr>
+              <w:pStyle w:val="Compact"/>
+              <w:jc w:val="right"/>
+            </w:pPr>
+            <w:r>
+              <w:t xml:space="preserve">742</w:t>
+            </w:r>
+          </w:p>
+        </w:tc>
+        <w:tc>
+          <w:tcPr/>
+          <w:p>
+            <w:pPr>
+              <w:pStyle w:val="Compact"/>
+              <w:jc w:val="right"/>
+            </w:pPr>
+            <w:r>
+              <w:t xml:space="preserve">32.8%</w:t>
+            </w:r>
+          </w:p>
+        </w:tc>
+      </w:tr>
+      <w:tr>
+        <w:tc>
+          <w:tcPr/>
+          <w:p>
+            <w:pPr>
+              <w:pStyle w:val="Compact"/>
+              <w:jc w:val="left"/>
+            </w:pPr>
+            <w:r>
+              <w:t xml:space="preserve">Alto</w:t>
+            </w:r>
+          </w:p>
+        </w:tc>
+        <w:tc>
+          <w:tcPr/>
+          <w:p>
+            <w:pPr>
+              <w:pStyle w:val="Compact"/>
+              <w:jc w:val="left"/>
+            </w:pPr>
+            <w:r>
+              <w:t xml:space="preserve">$25,000 o más (tercil superior, P67 = $25,087)</w:t>
+            </w:r>
+          </w:p>
+        </w:tc>
+        <w:tc>
+          <w:tcPr/>
+          <w:p>
+            <w:pPr>
+              <w:pStyle w:val="Compact"/>
+              <w:jc w:val="right"/>
+            </w:pPr>
+            <w:r>
+              <w:t xml:space="preserve">741</w:t>
+            </w:r>
+          </w:p>
+        </w:tc>
+        <w:tc>
+          <w:tcPr/>
+          <w:p>
+            <w:pPr>
+              <w:pStyle w:val="Compact"/>
+              <w:jc w:val="right"/>
+            </w:pPr>
+            <w:r>
+              <w:t xml:space="preserve">32.8%</w:t>
+            </w:r>
+          </w:p>
+        </w:tc>
+      </w:tr>
+    </w:tbl>
+    <w:p>
+      <w:pPr>
+        <w:pStyle w:val="BodyText"/>
+      </w:pPr>
+      <w:r>
+        <w:rPr>
+          <w:bCs/>
+          <w:b/>
+        </w:rPr>
+        <w:t xml:space="preserve">Relación fondo ÷ ingreso</w:t>
+      </w:r>
+      <w:r>
+        <w:t xml:space="preserve">, en meses de ingreso (solo con ingreso &gt; 0):</w:t>
+      </w:r>
+    </w:p>
+    <w:tbl>
+      <w:tblPr>
+        <w:tblStyle w:val="Table"/>
+        <w:tblW w:type="auto" w:w="0"/>
+        <w:tblLook w:firstRow="1" w:lastRow="0" w:firstColumn="0" w:lastColumn="0" w:noHBand="0" w:noVBand="0" w:val="0020"/>
+        <w:jc w:val="start"/>
+      </w:tblPr>
+      <w:tblGrid>
+        <w:gridCol w:w="2640"/>
+        <w:gridCol w:w="2640"/>
+        <w:gridCol w:w="2640"/>
+      </w:tblGrid>
+      <w:tr>
+        <w:trPr>
+          <w:tblHeader w:val="true"/>
+        </w:trPr>
+        <w:tc>
+          <w:tcPr/>
+          <w:p>
+            <w:pPr>
+              <w:pStyle w:val="Compact"/>
+              <w:jc w:val="left"/>
+            </w:pPr>
+            <w:r>
+              <w:t xml:space="preserve">Nivel</w:t>
+            </w:r>
+          </w:p>
+        </w:tc>
+        <w:tc>
+          <w:tcPr/>
+          <w:p>
+            <w:pPr>
+              <w:pStyle w:val="Compact"/>
+              <w:jc w:val="left"/>
+            </w:pPr>
+            <w:r>
+              <w:t xml:space="preserve">Rango</w:t>
+            </w:r>
+          </w:p>
+        </w:tc>
+        <w:tc>
+          <w:tcPr/>
+          <w:p>
+            <w:pPr>
+              <w:pStyle w:val="Compact"/>
+              <w:jc w:val="right"/>
+            </w:pPr>
+            <w:r>
+              <w:t xml:space="preserve">Asociados</w:t>
+            </w:r>
+          </w:p>
+        </w:tc>
+      </w:tr>
+      <w:tr>
+        <w:tc>
+          <w:tcPr/>
+          <w:p>
+            <w:pPr>
+              <w:pStyle w:val="Compact"/>
+              <w:jc w:val="left"/>
+            </w:pPr>
+            <w:r>
+              <w:t xml:space="preserve">Bajo</w:t>
+            </w:r>
+          </w:p>
+        </w:tc>
+        <w:tc>
+          <w:tcPr/>
+          <w:p>
+            <w:pPr>
+              <w:pStyle w:val="Compact"/>
+              <w:jc w:val="left"/>
+            </w:pPr>
+            <w:r>
+              <w:t xml:space="preserve">menos de 1 mes</w:t>
+            </w:r>
+          </w:p>
+        </w:tc>
+        <w:tc>
+          <w:tcPr/>
+          <w:p>
+            <w:pPr>
+              <w:pStyle w:val="Compact"/>
+              <w:jc w:val="right"/>
+            </w:pPr>
+            <w:r>
+              <w:t xml:space="preserve">349</w:t>
+            </w:r>
+          </w:p>
+        </w:tc>
+      </w:tr>
+      <w:tr>
+        <w:tc>
+          <w:tcPr/>
+          <w:p>
+            <w:pPr>
+              <w:pStyle w:val="Compact"/>
+              <w:jc w:val="left"/>
+            </w:pPr>
+            <w:r>
+              <w:t xml:space="preserve">Medio</w:t>
+            </w:r>
+          </w:p>
+        </w:tc>
+        <w:tc>
+          <w:tcPr/>
+          <w:p>
+            <w:pPr>
+              <w:pStyle w:val="Compact"/>
+              <w:jc w:val="left"/>
+            </w:pPr>
+            <w:r>
+              <w:t xml:space="preserve">1 a menos de 6 meses</w:t>
+            </w:r>
+          </w:p>
+        </w:tc>
+        <w:tc>
+          <w:tcPr/>
+          <w:p>
+            <w:pPr>
+              <w:pStyle w:val="Compact"/>
+              <w:jc w:val="right"/>
+            </w:pPr>
+            <w:r>
+              <w:t xml:space="preserve">190</w:t>
+            </w:r>
+          </w:p>
+        </w:tc>
+      </w:tr>
+      <w:tr>
+        <w:tc>
+          <w:tcPr/>
+          <w:p>
+            <w:pPr>
+              <w:pStyle w:val="Compact"/>
+              <w:jc w:val="left"/>
+            </w:pPr>
+            <w:r>
+              <w:t xml:space="preserve">Alto</w:t>
+            </w:r>
+          </w:p>
+        </w:tc>
+        <w:tc>
+          <w:tcPr/>
+          <w:p>
+            <w:pPr>
+              <w:pStyle w:val="Compact"/>
+              <w:jc w:val="left"/>
+            </w:pPr>
+            <w:r>
+              <w:t xml:space="preserve">6 meses o más</w:t>
+            </w:r>
+          </w:p>
+        </w:tc>
+        <w:tc>
+          <w:tcPr/>
+          <w:p>
+            <w:pPr>
+              <w:pStyle w:val="Compact"/>
+              <w:jc w:val="right"/>
+            </w:pPr>
+            <w:r>
+              <w:t xml:space="preserve">250</w:t>
+            </w:r>
+          </w:p>
+        </w:tc>
+      </w:tr>
+      <w:tr>
+        <w:tc>
+          <w:tcPr/>
+          <w:p>
+            <w:pPr>
+              <w:pStyle w:val="Compact"/>
+              <w:jc w:val="left"/>
+            </w:pPr>
+            <w:r>
+              <w:t xml:space="preserve">Sin fondo</w:t>
+            </w:r>
+          </w:p>
+        </w:tc>
+        <w:tc>
+          <w:tcPr/>
+          <w:p>
+            <w:pPr>
+              <w:pStyle w:val="Compact"/>
+              <w:jc w:val="left"/>
+            </w:pPr>
+            <w:r>
+              <w:t xml:space="preserve">—</w:t>
+            </w:r>
+          </w:p>
+        </w:tc>
+        <w:tc>
+          <w:tcPr/>
+          <w:p>
+            <w:pPr>
+              <w:pStyle w:val="Compact"/>
+              <w:jc w:val="right"/>
+            </w:pPr>
+            <w:r>
+              <w:t xml:space="preserve">55</w:t>
+            </w:r>
+          </w:p>
+        </w:tc>
+      </w:tr>
+    </w:tbl>
+    <w:p>
+      <w:pPr>
+        <w:pStyle w:val="BodyText"/>
+      </w:pPr>
+      <w:r>
+        <w:rPr>
+          <w:bCs/>
+          <w:b/>
+        </w:rPr>
+        <w:t xml:space="preserve">Validación del campo (opinión de Riesgo, punto 3):</w:t>
+      </w:r>
+    </w:p>
+    <w:p>
+      <w:pPr>
+        <w:numPr>
+          <w:ilvl w:val="0"/>
+          <w:numId w:val="1006"/>
+        </w:numPr>
+        <w:pStyle w:val="Compact"/>
+      </w:pPr>
+      <w:r>
+        <w:t xml:space="preserve">La base no dice si el fondo está</w:t>
+      </w:r>
+      <w:r>
+        <w:t xml:space="preserve"> </w:t>
+      </w:r>
+      <w:r>
+        <w:rPr>
+          <w:bCs/>
+          <w:b/>
+        </w:rPr>
+        <w:t xml:space="preserve">disponible, retenido o pignorado</w:t>
+      </w:r>
+      <w:r>
+        <w:t xml:space="preserve">. Por eso se presenta como respaldo</w:t>
+      </w:r>
+      <w:r>
+        <w:t xml:space="preserve"> </w:t>
+      </w:r>
+      <w:r>
+        <w:rPr>
+          <w:bCs/>
+          <w:b/>
+        </w:rPr>
+        <w:t xml:space="preserve">descriptivo</w:t>
+      </w:r>
+      <w:r>
+        <w:t xml:space="preserve"> </w:t>
+      </w:r>
+      <w:r>
+        <w:t xml:space="preserve">y</w:t>
+      </w:r>
+      <w:r>
+        <w:t xml:space="preserve"> </w:t>
+      </w:r>
+      <w:r>
+        <w:rPr>
+          <w:bCs/>
+          <w:b/>
+        </w:rPr>
+        <w:t xml:space="preserve">no se le atribuye reducción de riesgo</w:t>
+      </w:r>
+      <w:r>
+        <w:t xml:space="preserve">.</w:t>
+      </w:r>
+    </w:p>
+    <w:p>
+      <w:pPr>
+        <w:numPr>
+          <w:ilvl w:val="0"/>
+          <w:numId w:val="1006"/>
+        </w:numPr>
+        <w:pStyle w:val="Compact"/>
+      </w:pPr>
+      <w:r>
+        <w:rPr>
+          <w:rStyle w:val="VerbatimChar"/>
+        </w:rPr>
+        <w:t xml:space="preserve">MONTO_TOTAL_APORTACIONES</w:t>
+      </w:r>
+      <w:r>
+        <w:t xml:space="preserve"> </w:t>
+      </w:r>
+      <w:r>
+        <w:t xml:space="preserve">es un concepto distinto (mediana $1,443). En 312 asociados el fondo es menor que sus aportaciones, lo que confirma que no son la misma cifra.</w:t>
+      </w:r>
+    </w:p>
+    <w:bookmarkEnd w:id="30"/>
+    <w:bookmarkStart w:id="31" w:name="otros-criterios-con-rango-y-nivel"/>
+    <w:p>
+      <w:pPr>
+        <w:pStyle w:val="Heading2"/>
+      </w:pPr>
+      <w:r>
+        <w:t xml:space="preserve">3.7 Otros criterios con rango y nivel</w:t>
+      </w:r>
+    </w:p>
+    <w:tbl>
+      <w:tblPr>
+        <w:tblStyle w:val="Table"/>
+        <w:tblW w:type="pct" w:w="5000"/>
+        <w:tblLook w:firstRow="1" w:lastRow="0" w:firstColumn="0" w:lastColumn="0" w:noHBand="0" w:noVBand="0" w:val="0020"/>
+        <w:jc w:val="start"/>
+      </w:tblPr>
+      <w:tblGrid>
+        <w:gridCol w:w="2640"/>
+        <w:gridCol w:w="2640"/>
+        <w:gridCol w:w="2640"/>
+      </w:tblGrid>
+      <w:tr>
+        <w:trPr>
+          <w:tblHeader w:val="true"/>
+        </w:trPr>
+        <w:tc>
+          <w:tcPr/>
+          <w:p>
+            <w:pPr>
+              <w:pStyle w:val="Compact"/>
+              <w:jc w:val="left"/>
+            </w:pPr>
+            <w:r>
+              <w:t xml:space="preserve">Criterio (columna)</w:t>
+            </w:r>
+          </w:p>
+        </w:tc>
+        <w:tc>
+          <w:tcPr/>
+          <w:p>
+            <w:pPr>
+              <w:pStyle w:val="Compact"/>
+              <w:jc w:val="left"/>
+            </w:pPr>
+            <w:r>
+              <w:t xml:space="preserve">Rango → nivel</w:t>
+            </w:r>
+          </w:p>
+        </w:tc>
+        <w:tc>
+          <w:tcPr/>
+          <w:p>
+            <w:pPr>
+              <w:pStyle w:val="Compact"/>
+              <w:jc w:val="left"/>
+            </w:pPr>
+            <w:r>
+              <w:t xml:space="preserve">Asociados</w:t>
+            </w:r>
+          </w:p>
+        </w:tc>
+      </w:tr>
+      <w:tr>
+        <w:tc>
+          <w:tcPr/>
+          <w:p>
+            <w:pPr>
+              <w:pStyle w:val="Compact"/>
+              <w:jc w:val="left"/>
+            </w:pPr>
+            <w:r>
+              <w:t xml:space="preserve">Cuotas de aportación vencidas (</w:t>
+            </w:r>
+            <w:r>
+              <w:rPr>
+                <w:rStyle w:val="VerbatimChar"/>
+              </w:rPr>
+              <w:t xml:space="preserve">CUOTAS_VENC_APORT</w:t>
+            </w:r>
+            <w:r>
+              <w:t xml:space="preserve">),</w:t>
+            </w:r>
+            <w:r>
+              <w:t xml:space="preserve"> </w:t>
+            </w:r>
+            <w:r>
+              <w:rPr>
+                <w:bCs/>
+                <w:b/>
+              </w:rPr>
+              <w:t xml:space="preserve">nivel de riesgo</w:t>
+            </w:r>
+          </w:p>
+        </w:tc>
+        <w:tc>
+          <w:tcPr/>
+          <w:p>
+            <w:pPr>
+              <w:pStyle w:val="Compact"/>
+              <w:jc w:val="left"/>
+            </w:pPr>
+            <w:r>
+              <w:t xml:space="preserve">0 (al día) → Bajo · 1 a 2 → Medio · 3 o más → Alto</w:t>
+            </w:r>
+          </w:p>
+        </w:tc>
+        <w:tc>
+          <w:tcPr/>
+          <w:p>
+            <w:pPr>
+              <w:pStyle w:val="Compact"/>
+              <w:jc w:val="left"/>
+            </w:pPr>
+            <w:r>
+              <w:t xml:space="preserve">2,076 · 79 · 107</w:t>
+            </w:r>
+          </w:p>
+        </w:tc>
+      </w:tr>
+      <w:tr>
+        <w:tc>
+          <w:tcPr/>
+          <w:p>
+            <w:pPr>
+              <w:pStyle w:val="Compact"/>
+              <w:jc w:val="left"/>
+            </w:pPr>
+            <w:r>
+              <w:t xml:space="preserve">Categoría interna (</w:t>
+            </w:r>
+            <w:r>
+              <w:rPr>
+                <w:rStyle w:val="VerbatimChar"/>
+              </w:rPr>
+              <w:t xml:space="preserve">MAX_CAT_RIESGO</w:t>
+            </w:r>
+            <w:r>
+              <w:t xml:space="preserve">),</w:t>
+            </w:r>
+            <w:r>
+              <w:t xml:space="preserve"> </w:t>
+            </w:r>
+            <w:r>
+              <w:rPr>
+                <w:bCs/>
+                <w:b/>
+              </w:rPr>
+              <w:t xml:space="preserve">nivel de riesgo</w:t>
+            </w:r>
+          </w:p>
+        </w:tc>
+        <w:tc>
+          <w:tcPr/>
+          <w:p>
+            <w:pPr>
+              <w:pStyle w:val="Compact"/>
+              <w:jc w:val="left"/>
+            </w:pPr>
+            <w:r>
+              <w:t xml:space="preserve">A1 → Bajo · A2 → Medio · B a E → Alto · sin categoría → Sin información</w:t>
+            </w:r>
+          </w:p>
+        </w:tc>
+        <w:tc>
+          <w:tcPr/>
+          <w:p>
+            <w:pPr>
+              <w:pStyle w:val="Compact"/>
+              <w:jc w:val="left"/>
+            </w:pPr>
+            <w:r>
+              <w:t xml:space="preserve">1,356 · 22 · 0 · 884</w:t>
+            </w:r>
+          </w:p>
+        </w:tc>
+      </w:tr>
+      <w:tr>
+        <w:tc>
+          <w:tcPr/>
+          <w:p>
+            <w:pPr>
+              <w:pStyle w:val="Compact"/>
+              <w:jc w:val="left"/>
+            </w:pPr>
+            <w:r>
+              <w:t xml:space="preserve">Calificación SSF (</w:t>
+            </w:r>
+            <w:r>
+              <w:rPr>
+                <w:rStyle w:val="VerbatimChar"/>
+              </w:rPr>
+              <w:t xml:space="preserve">CALIFICACION_SSF</w:t>
+            </w:r>
+            <w:r>
+              <w:t xml:space="preserve">),</w:t>
+            </w:r>
+            <w:r>
+              <w:t xml:space="preserve"> </w:t>
+            </w:r>
+            <w:r>
+              <w:rPr>
+                <w:bCs/>
+                <w:b/>
+              </w:rPr>
+              <w:t xml:space="preserve">nivel de riesgo</w:t>
+            </w:r>
+          </w:p>
+        </w:tc>
+        <w:tc>
+          <w:tcPr/>
+          <w:p>
+            <w:pPr>
+              <w:pStyle w:val="Compact"/>
+              <w:jc w:val="left"/>
+            </w:pPr>
+            <w:r>
+              <w:t xml:space="preserve">A1 → Bajo · A2 → Medio · B a E → Alto · sin calificación → Sin información</w:t>
+            </w:r>
+          </w:p>
+        </w:tc>
+        <w:tc>
+          <w:tcPr/>
+          <w:p>
+            <w:pPr>
+              <w:pStyle w:val="Compact"/>
+              <w:jc w:val="left"/>
+            </w:pPr>
+            <w:r>
+              <w:t xml:space="preserve">1,813 · 11 · 0 · 438</w:t>
+            </w:r>
+          </w:p>
+        </w:tc>
+      </w:tr>
+      <w:tr>
+        <w:tc>
+          <w:tcPr/>
+          <w:p>
+            <w:pPr>
+              <w:pStyle w:val="Compact"/>
+              <w:jc w:val="left"/>
+            </w:pPr>
+            <w:r>
+              <w:t xml:space="preserve">Aportaciones acumuladas (</w:t>
+            </w:r>
+            <w:r>
+              <w:rPr>
+                <w:rStyle w:val="VerbatimChar"/>
+              </w:rPr>
+              <w:t xml:space="preserve">MONTO_TOTAL_APORTACIONES</w:t>
+            </w:r>
+            <w:r>
+              <w:t xml:space="preserve">), nivel de aportación (no es riesgo)</w:t>
+            </w:r>
+          </w:p>
+        </w:tc>
+        <w:tc>
+          <w:tcPr/>
+          <w:p>
+            <w:pPr>
+              <w:pStyle w:val="Compact"/>
+              <w:jc w:val="left"/>
+            </w:pPr>
+            <w:r>
+              <w:t xml:space="preserve">menos de $500 → Bajo · $500 a $1,999.99 → Medio · $2,000 o más → Alto</w:t>
+            </w:r>
+          </w:p>
+        </w:tc>
+        <w:tc>
+          <w:tcPr/>
+          <w:p>
+            <w:pPr>
+              <w:pStyle w:val="Compact"/>
+              <w:jc w:val="left"/>
+            </w:pPr>
+            <w:r>
+              <w:t xml:space="preserve">446 · 1,201 · 615</w:t>
+            </w:r>
+          </w:p>
+        </w:tc>
+      </w:tr>
+      <w:tr>
+        <w:tc>
+          <w:tcPr/>
+          <w:p>
+            <w:pPr>
+              <w:pStyle w:val="Compact"/>
+              <w:jc w:val="left"/>
+            </w:pPr>
+            <w:r>
+              <w:t xml:space="preserve">Fondo ÷ ingreso, nivel de respaldo (no es riesgo)</w:t>
+            </w:r>
+          </w:p>
+        </w:tc>
+        <w:tc>
+          <w:tcPr/>
+          <w:p>
+            <w:pPr>
+              <w:pStyle w:val="Compact"/>
+              <w:jc w:val="left"/>
+            </w:pPr>
+            <w:r>
+              <w:t xml:space="preserve">menos de 1 mes → Bajo · 1 a menos de 6 → Medio · 6 o más → Alto</w:t>
+            </w:r>
+          </w:p>
+        </w:tc>
+        <w:tc>
+          <w:tcPr/>
+          <w:p>
+            <w:pPr>
+              <w:pStyle w:val="Compact"/>
+              <w:jc w:val="left"/>
+            </w:pPr>
+            <w:r>
+              <w:t xml:space="preserve">349 · 190 · 250</w:t>
+            </w:r>
+          </w:p>
+        </w:tc>
+      </w:tr>
+      <w:tr>
+        <w:tc>
+          <w:tcPr/>
+          <w:p>
+            <w:pPr>
+              <w:pStyle w:val="Compact"/>
+              <w:jc w:val="left"/>
+            </w:pPr>
+            <w:r>
+              <w:t xml:space="preserve">Edad al 30/09/2026, tramo descriptivo</w:t>
+            </w:r>
+          </w:p>
+        </w:tc>
+        <w:tc>
+          <w:tcPr/>
+          <w:p>
+            <w:pPr>
+              <w:pStyle w:val="Compact"/>
+              <w:jc w:val="left"/>
+            </w:pPr>
+            <w:r>
+              <w:t xml:space="preserve">30–39 · 40–49 · 50–55 · mayor de 55</w:t>
+            </w:r>
+          </w:p>
+        </w:tc>
+        <w:tc>
+          <w:tcPr/>
+          <w:p>
+            <w:pPr>
+              <w:pStyle w:val="Compact"/>
+              <w:jc w:val="left"/>
+            </w:pPr>
+            <w:r>
+              <w:t xml:space="preserve">574 · 876 · 804 · 8</w:t>
+            </w:r>
+          </w:p>
+        </w:tc>
+      </w:tr>
+      <w:tr>
+        <w:tc>
+          <w:tcPr/>
+          <w:p>
+            <w:pPr>
+              <w:pStyle w:val="Compact"/>
+              <w:jc w:val="left"/>
+            </w:pPr>
+            <w:r>
+              <w:t xml:space="preserve">Tiene crédito vigente / tiene tarjeta</w:t>
+            </w:r>
+          </w:p>
+        </w:tc>
+        <w:tc>
+          <w:tcPr/>
+          <w:p>
+            <w:pPr>
+              <w:pStyle w:val="Compact"/>
+              <w:jc w:val="left"/>
+            </w:pPr>
+            <w:r>
+              <w:t xml:space="preserve">SÍ / NO</w:t>
+            </w:r>
+          </w:p>
+        </w:tc>
+        <w:tc>
+          <w:tcPr/>
+          <w:p>
+            <w:pPr>
+              <w:pStyle w:val="Compact"/>
+              <w:jc w:val="left"/>
+            </w:pPr>
+            <w:r>
+              <w:t xml:space="preserve">823 / 1,439 · 966 / 1,296</w:t>
+            </w:r>
+          </w:p>
+        </w:tc>
+      </w:tr>
+    </w:tbl>
+    <w:p>
+      <w:pPr>
+        <w:pStyle w:val="BodyText"/>
+      </w:pPr>
+      <w:r>
+        <w:t xml:space="preserve">Por qué algunos criterios no llevan nivel de riesgo:</w:t>
+      </w:r>
+    </w:p>
+    <w:p>
+      <w:pPr>
+        <w:numPr>
+          <w:ilvl w:val="0"/>
+          <w:numId w:val="1007"/>
+        </w:numPr>
+        <w:pStyle w:val="Compact"/>
+      </w:pPr>
+      <w:r>
+        <w:rPr>
+          <w:bCs/>
+          <w:b/>
+        </w:rPr>
+        <w:t xml:space="preserve">Edad:</w:t>
+      </w:r>
+      <w:r>
+        <w:t xml:space="preserve"> </w:t>
+      </w:r>
+      <w:r>
+        <w:t xml:space="preserve">se presenta solo como tramo descriptivo. Asignarle un nivel de riesgo requiere una política institucional.</w:t>
+      </w:r>
+    </w:p>
+    <w:p>
+      <w:pPr>
+        <w:numPr>
+          <w:ilvl w:val="0"/>
+          <w:numId w:val="1007"/>
+        </w:numPr>
+        <w:pStyle w:val="Compact"/>
+      </w:pPr>
+      <w:r>
+        <w:rPr>
+          <w:bCs/>
+          <w:b/>
+        </w:rPr>
+        <w:t xml:space="preserve">Aportaciones y fondo:</w:t>
+      </w:r>
+      <w:r>
+        <w:t xml:space="preserve"> </w:t>
+      </w:r>
+      <w:r>
+        <w:t xml:space="preserve">indican vínculo y respaldo con la cooperativa. No se les atribuye reducción de riesgo mientras no se valide si están disponibles.</w:t>
+      </w:r>
+    </w:p>
+    <w:p>
+      <w:pPr>
+        <w:pStyle w:val="FirstParagraph"/>
+      </w:pPr>
+      <w:r>
+        <w:t xml:space="preserve">Cortes usados:</w:t>
+      </w:r>
+    </w:p>
+    <w:p>
+      <w:pPr>
+        <w:numPr>
+          <w:ilvl w:val="0"/>
+          <w:numId w:val="1008"/>
+        </w:numPr>
+        <w:pStyle w:val="Compact"/>
+      </w:pPr>
+      <w:r>
+        <w:t xml:space="preserve">Aportaciones: $500 (≈ P20) y $2,000 (≈ P73).</w:t>
+      </w:r>
+    </w:p>
+    <w:p>
+      <w:pPr>
+        <w:numPr>
+          <w:ilvl w:val="0"/>
+          <w:numId w:val="1008"/>
+        </w:numPr>
+        <w:pStyle w:val="Compact"/>
+      </w:pPr>
+      <w:r>
+        <w:t xml:space="preserve">Cuotas vencidas: 1 cuota (cualquier atraso) y 3 cuotas (un trimestre de atraso).</w:t>
+      </w:r>
+    </w:p>
+    <w:p>
+      <w:pPr>
+        <w:pStyle w:val="FirstParagraph"/>
+      </w:pPr>
+      <w:r>
+        <w:t xml:space="preserve">Todos estos cortes se pueden editar en la hoja</w:t>
+      </w:r>
+      <w:r>
+        <w:t xml:space="preserve"> </w:t>
+      </w:r>
+      <w:r>
+        <w:rPr>
+          <w:rStyle w:val="VerbatimChar"/>
+        </w:rPr>
+        <w:t xml:space="preserve">Parametros</w:t>
+      </w:r>
+      <w:r>
+        <w:t xml:space="preserve">.</w:t>
+      </w:r>
+    </w:p>
+    <w:bookmarkEnd w:id="31"/>
+    <w:bookmarkStart w:id="32" w:name="historial-y-clasificación"/>
+    <w:p>
+      <w:pPr>
+        <w:pStyle w:val="Heading2"/>
+      </w:pPr>
+      <w:r>
+        <w:t xml:space="preserve">3.8 Historial y clasificación</w:t>
+      </w:r>
+    </w:p>
+    <w:tbl>
+      <w:tblPr>
+        <w:tblStyle w:val="Table"/>
+        <w:tblW w:type="pct" w:w="5000"/>
+        <w:tblLook w:firstRow="1" w:lastRow="0" w:firstColumn="0" w:lastColumn="0" w:noHBand="0" w:noVBand="0" w:val="0020"/>
+        <w:jc w:val="start"/>
+      </w:tblPr>
+      <w:tblGrid>
+        <w:gridCol w:w="2640"/>
+        <w:gridCol w:w="2640"/>
+        <w:gridCol w:w="2640"/>
+      </w:tblGrid>
+      <w:tr>
+        <w:trPr>
+          <w:tblHeader w:val="true"/>
+        </w:trPr>
+        <w:tc>
+          <w:tcPr/>
+          <w:p>
+            <w:pPr>
+              <w:pStyle w:val="Compact"/>
+              <w:jc w:val="left"/>
+            </w:pPr>
+            <w:r>
+              <w:t xml:space="preserve">Variable</w:t>
+            </w:r>
+          </w:p>
+        </w:tc>
+        <w:tc>
+          <w:tcPr/>
+          <w:p>
+            <w:pPr>
+              <w:pStyle w:val="Compact"/>
+              <w:jc w:val="left"/>
+            </w:pPr>
+            <w:r>
+              <w:t xml:space="preserve">Disponible</w:t>
+            </w:r>
+          </w:p>
+        </w:tc>
+        <w:tc>
+          <w:tcPr/>
+          <w:p>
+            <w:pPr>
+              <w:pStyle w:val="Compact"/>
+              <w:jc w:val="left"/>
+            </w:pPr>
+            <w:r>
+              <w:t xml:space="preserve">Categorías encontradas</w:t>
+            </w:r>
+          </w:p>
+        </w:tc>
+      </w:tr>
+      <w:tr>
+        <w:tc>
+          <w:tcPr/>
+          <w:p>
+            <w:pPr>
+              <w:pStyle w:val="Compact"/>
+              <w:jc w:val="left"/>
+            </w:pPr>
+            <w:r>
+              <w:t xml:space="preserve">Categoría interna (</w:t>
+            </w:r>
+            <w:r>
+              <w:rPr>
+                <w:rStyle w:val="VerbatimChar"/>
+              </w:rPr>
+              <w:t xml:space="preserve">MAX_CAT_RIESGO</w:t>
+            </w:r>
+            <w:r>
+              <w:t xml:space="preserve">)</w:t>
+            </w:r>
+          </w:p>
+        </w:tc>
+        <w:tc>
+          <w:tcPr/>
+          <w:p>
+            <w:pPr>
+              <w:pStyle w:val="Compact"/>
+              <w:jc w:val="left"/>
+            </w:pPr>
+            <w:r>
+              <w:t xml:space="preserve">Sí</w:t>
+            </w:r>
+          </w:p>
+        </w:tc>
+        <w:tc>
+          <w:tcPr/>
+          <w:p>
+            <w:pPr>
+              <w:pStyle w:val="Compact"/>
+              <w:jc w:val="left"/>
+            </w:pPr>
+            <w:r>
+              <w:t xml:space="preserve">A1: 1,356; A2: 22; sin historial (sin crédito vigente): 866; dato faltante con crédito vigente: 18</w:t>
+            </w:r>
+          </w:p>
+        </w:tc>
+      </w:tr>
+      <w:tr>
+        <w:tc>
+          <w:tcPr/>
+          <w:p>
+            <w:pPr>
+              <w:pStyle w:val="Compact"/>
+              <w:jc w:val="left"/>
+            </w:pPr>
+            <w:r>
+              <w:t xml:space="preserve">Calificación externa (</w:t>
+            </w:r>
+            <w:r>
+              <w:rPr>
+                <w:rStyle w:val="VerbatimChar"/>
+              </w:rPr>
+              <w:t xml:space="preserve">CALIFICACION_SSF</w:t>
+            </w:r>
+            <w:r>
+              <w:t xml:space="preserve">)</w:t>
+            </w:r>
+          </w:p>
+        </w:tc>
+        <w:tc>
+          <w:tcPr/>
+          <w:p>
+            <w:pPr>
+              <w:pStyle w:val="Compact"/>
+              <w:jc w:val="left"/>
+            </w:pPr>
+            <w:r>
+              <w:t xml:space="preserve">Sí</w:t>
+            </w:r>
+          </w:p>
+        </w:tc>
+        <w:tc>
+          <w:tcPr/>
+          <w:p>
+            <w:pPr>
+              <w:pStyle w:val="Compact"/>
+              <w:jc w:val="left"/>
+            </w:pPr>
+            <w:r>
+              <w:t xml:space="preserve">A1: 1,813; A2: 11; en blanco con saldo: 96; sin registro: 342</w:t>
+            </w:r>
+          </w:p>
+        </w:tc>
+      </w:tr>
+      <w:tr>
+        <w:tc>
+          <w:tcPr/>
+          <w:p>
+            <w:pPr>
+              <w:pStyle w:val="Compact"/>
+              <w:jc w:val="left"/>
+            </w:pPr>
+            <w:r>
+              <w:t xml:space="preserve">Aportaciones al día</w:t>
+            </w:r>
+          </w:p>
+        </w:tc>
+        <w:tc>
+          <w:tcPr/>
+          <w:p>
+            <w:pPr>
+              <w:pStyle w:val="Compact"/>
+              <w:jc w:val="left"/>
+            </w:pPr>
+            <w:r>
+              <w:t xml:space="preserve">Sí</w:t>
+            </w:r>
+          </w:p>
+        </w:tc>
+        <w:tc>
+          <w:tcPr/>
+          <w:p>
+            <w:pPr>
+              <w:pStyle w:val="Compact"/>
+              <w:jc w:val="left"/>
+            </w:pPr>
+            <w:r>
+              <w:t xml:space="preserve">SÍ: 2,076; NO: 186. Las cuotas vencidas van de 1 a 172</w:t>
+            </w:r>
+          </w:p>
+        </w:tc>
+      </w:tr>
+      <w:tr>
+        <w:tc>
+          <w:tcPr/>
+          <w:p>
+            <w:pPr>
+              <w:pStyle w:val="Compact"/>
+              <w:jc w:val="left"/>
+            </w:pPr>
+            <w:r>
+              <w:t xml:space="preserve">Tiene crédito vigente / tiene tarjeta</w:t>
+            </w:r>
+          </w:p>
+        </w:tc>
+        <w:tc>
+          <w:tcPr/>
+          <w:p>
+            <w:pPr>
+              <w:pStyle w:val="Compact"/>
+              <w:jc w:val="left"/>
+            </w:pPr>
+            <w:r>
+              <w:t xml:space="preserve">Sí</w:t>
+            </w:r>
+          </w:p>
+        </w:tc>
+        <w:tc>
+          <w:tcPr/>
+          <w:p>
+            <w:pPr>
+              <w:pStyle w:val="Compact"/>
+              <w:jc w:val="left"/>
+            </w:pPr>
+            <w:r>
+              <w:t xml:space="preserve">Créditos: SÍ 823. Tarjeta: SÍ 966</w:t>
+            </w:r>
+          </w:p>
+        </w:tc>
+      </w:tr>
+      <w:tr>
+        <w:tc>
+          <w:tcPr/>
+          <w:p>
+            <w:pPr>
+              <w:pStyle w:val="Compact"/>
+              <w:jc w:val="left"/>
+            </w:pPr>
+            <w:r>
+              <w:t xml:space="preserve">Días de mora, castigos, listas, número de obligaciones, historial de pago, solvencia tributaria</w:t>
+            </w:r>
+          </w:p>
+        </w:tc>
+        <w:tc>
+          <w:tcPr/>
+          <w:p>
+            <w:pPr>
+              <w:pStyle w:val="Compact"/>
+              <w:jc w:val="left"/>
+            </w:pPr>
+            <w:r>
+              <w:rPr>
+                <w:bCs/>
+                <w:b/>
+              </w:rPr>
+              <w:t xml:space="preserve">No disponible en la base</w:t>
+            </w:r>
+          </w:p>
+        </w:tc>
+        <w:tc>
+          <w:tcPr/>
+          <w:p>
+            <w:pPr>
+              <w:pStyle w:val="Compact"/>
+              <w:jc w:val="left"/>
+            </w:pPr>
+            <w:r>
+              <w:t xml:space="preserve">Requieren consulta a otra fuente</w:t>
+            </w:r>
+          </w:p>
+        </w:tc>
+      </w:tr>
+    </w:tbl>
+    <w:p>
+      <w:r>
+        <w:pict>
+          <v:rect style="width:0;height:1.5pt" o:hralign="center" o:hrstd="t" o:hr="t"/>
+        </w:pict>
+      </w:r>
+    </w:p>
+    <w:bookmarkEnd w:id="32"/>
+    <w:bookmarkEnd w:id="33"/>
+    <w:bookmarkStart w:id="34" w:name="evaluación-conjunta-y-alertas"/>
+    <w:p>
+      <w:pPr>
+        <w:pStyle w:val="Heading1"/>
+      </w:pPr>
+      <w:r>
+        <w:t xml:space="preserve">4. Evaluación conjunta y alertas</w:t>
+      </w:r>
+    </w:p>
+    <w:p>
+      <w:pPr>
+        <w:pStyle w:val="FirstParagraph"/>
+      </w:pPr>
+      <w:r>
+        <w:t xml:space="preserve">No se asigna un nivel global ponderado. La base</w:t>
+      </w:r>
+      <w:r>
+        <w:t xml:space="preserve"> </w:t>
+      </w:r>
+      <w:r>
+        <w:rPr>
+          <w:bCs/>
+          <w:b/>
+        </w:rPr>
+        <w:t xml:space="preserve">no contiene resultados históricos de pago</w:t>
+      </w:r>
+      <w:r>
+        <w:t xml:space="preserve">, así que no hay forma de estimar ni validar ponderaciones. En su lugar se cuentan alertas por asociado.</w:t>
+      </w:r>
+    </w:p>
+    <w:tbl>
+      <w:tblPr>
+        <w:tblStyle w:val="Table"/>
+        <w:tblW w:type="pct" w:w="5000"/>
+        <w:tblLook w:firstRow="1" w:lastRow="0" w:firstColumn="0" w:lastColumn="0" w:noHBand="0" w:noVBand="0" w:val="0020"/>
+        <w:jc w:val="start"/>
+      </w:tblPr>
+      <w:tblGrid>
+        <w:gridCol w:w="2376"/>
+        <w:gridCol w:w="2376"/>
+        <w:gridCol w:w="3168"/>
+      </w:tblGrid>
+      <w:tr>
+        <w:trPr>
+          <w:tblHeader w:val="true"/>
+        </w:trPr>
+        <w:tc>
+          <w:tcPr/>
+          <w:p>
+            <w:pPr>
+              <w:pStyle w:val="Compact"/>
+              <w:jc w:val="left"/>
+            </w:pPr>
+            <w:r>
+              <w:t xml:space="preserve">Alerta de riesgo</w:t>
+            </w:r>
+          </w:p>
+        </w:tc>
+        <w:tc>
+          <w:tcPr/>
+          <w:p>
+            <w:pPr>
+              <w:pStyle w:val="Compact"/>
+              <w:jc w:val="left"/>
+            </w:pPr>
+            <w:r>
+              <w:t xml:space="preserve">Definición</w:t>
+            </w:r>
+          </w:p>
+        </w:tc>
+        <w:tc>
+          <w:tcPr/>
+          <w:p>
+            <w:pPr>
+              <w:pStyle w:val="Compact"/>
+              <w:jc w:val="right"/>
+            </w:pPr>
+            <w:r>
+              <w:t xml:space="preserve">Asociados</w:t>
+            </w:r>
+          </w:p>
+        </w:tc>
+      </w:tr>
+      <w:tr>
+        <w:tc>
+          <w:tcPr/>
+          <w:p>
+            <w:pPr>
+              <w:pStyle w:val="Compact"/>
+              <w:jc w:val="left"/>
+            </w:pPr>
+            <w:r>
+              <w:t xml:space="preserve">Fondo bajo con deuda elevada</w:t>
+            </w:r>
+          </w:p>
+        </w:tc>
+        <w:tc>
+          <w:tcPr/>
+          <w:p>
+            <w:pPr>
+              <w:pStyle w:val="Compact"/>
+              <w:jc w:val="left"/>
+            </w:pPr>
+            <w:r>
+              <w:t xml:space="preserve">Fondo $0 o nivel Bajo, con deuda de nivel Alto</w:t>
+            </w:r>
+          </w:p>
+        </w:tc>
+        <w:tc>
+          <w:tcPr/>
+          <w:p>
+            <w:pPr>
+              <w:pStyle w:val="Compact"/>
+              <w:jc w:val="right"/>
+            </w:pPr>
+            <w:r>
+              <w:t xml:space="preserve">264</w:t>
+            </w:r>
+          </w:p>
+        </w:tc>
+      </w:tr>
+      <w:tr>
+        <w:tc>
+          <w:tcPr/>
+          <w:p>
+            <w:pPr>
+              <w:pStyle w:val="Compact"/>
+              <w:jc w:val="left"/>
+            </w:pPr>
+            <w:r>
+              <w:t xml:space="preserve">Aportaciones vencidas</w:t>
+            </w:r>
+          </w:p>
+        </w:tc>
+        <w:tc>
+          <w:tcPr/>
+          <w:p>
+            <w:pPr>
+              <w:pStyle w:val="Compact"/>
+              <w:jc w:val="left"/>
+            </w:pPr>
+            <w:r>
+              <w:t xml:space="preserve">No está al día o tiene cuotas vencidas</w:t>
+            </w:r>
+          </w:p>
+        </w:tc>
+        <w:tc>
+          <w:tcPr/>
+          <w:p>
+            <w:pPr>
+              <w:pStyle w:val="Compact"/>
+              <w:jc w:val="right"/>
+            </w:pPr>
+            <w:r>
+              <w:t xml:space="preserve">186</w:t>
+            </w:r>
+          </w:p>
+        </w:tc>
+      </w:tr>
+      <w:tr>
+        <w:tc>
+          <w:tcPr/>
+          <w:p>
+            <w:pPr>
+              <w:pStyle w:val="Compact"/>
+              <w:jc w:val="left"/>
+            </w:pPr>
+            <w:r>
+              <w:t xml:space="preserve">Deuda alta frente al ingreso</w:t>
+            </w:r>
+          </w:p>
+        </w:tc>
+        <w:tc>
+          <w:tcPr/>
+          <w:p>
+            <w:pPr>
+              <w:pStyle w:val="Compact"/>
+              <w:jc w:val="left"/>
+            </w:pPr>
+            <w:r>
+              <w:t xml:space="preserve">Relación deuda-ingreso de nivel Alto (12x o más)</w:t>
+            </w:r>
+          </w:p>
+        </w:tc>
+        <w:tc>
+          <w:tcPr/>
+          <w:p>
+            <w:pPr>
+              <w:pStyle w:val="Compact"/>
+              <w:jc w:val="right"/>
+            </w:pPr>
+            <w:r>
+              <w:t xml:space="preserve">136</w:t>
+            </w:r>
+          </w:p>
+        </w:tc>
+      </w:tr>
+      <w:tr>
+        <w:tc>
+          <w:tcPr/>
+          <w:p>
+            <w:pPr>
+              <w:pStyle w:val="Compact"/>
+              <w:jc w:val="left"/>
+            </w:pPr>
+            <w:r>
+              <w:t xml:space="preserve">Ingreso bajo con deuda elevada</w:t>
+            </w:r>
+          </w:p>
+        </w:tc>
+        <w:tc>
+          <w:tcPr/>
+          <w:p>
+            <w:pPr>
+              <w:pStyle w:val="Compact"/>
+              <w:jc w:val="left"/>
+            </w:pPr>
+            <w:r>
+              <w:t xml:space="preserve">Ingreso de riesgo Alto con deuda de nivel Alto</w:t>
+            </w:r>
+          </w:p>
+        </w:tc>
+        <w:tc>
+          <w:tcPr/>
+          <w:p>
+            <w:pPr>
+              <w:pStyle w:val="Compact"/>
+              <w:jc w:val="right"/>
+            </w:pPr>
+            <w:r>
+              <w:t xml:space="preserve">49</w:t>
+            </w:r>
+          </w:p>
+        </w:tc>
+      </w:tr>
+      <w:tr>
+        <w:tc>
+          <w:tcPr/>
+          <w:p>
+            <w:pPr>
+              <w:pStyle w:val="Compact"/>
+              <w:jc w:val="left"/>
+            </w:pPr>
+            <w:r>
+              <w:t xml:space="preserve">Categoría A2</w:t>
+            </w:r>
+          </w:p>
+        </w:tc>
+        <w:tc>
+          <w:tcPr/>
+          <w:p>
+            <w:pPr>
+              <w:pStyle w:val="Compact"/>
+              <w:jc w:val="left"/>
+            </w:pPr>
+            <w:r>
+              <w:t xml:space="preserve">A2 interna o externa</w:t>
+            </w:r>
+          </w:p>
+        </w:tc>
+        <w:tc>
+          <w:tcPr/>
+          <w:p>
+            <w:pPr>
+              <w:pStyle w:val="Compact"/>
+              <w:jc w:val="right"/>
+            </w:pPr>
+            <w:r>
+              <w:t xml:space="preserve">31</w:t>
+            </w:r>
+          </w:p>
+        </w:tc>
+      </w:tr>
+      <w:tr>
+        <w:tc>
+          <w:tcPr/>
+          <w:p>
+            <w:pPr>
+              <w:pStyle w:val="Compact"/>
+              <w:jc w:val="left"/>
+            </w:pPr>
+            <w:r>
+              <w:t xml:space="preserve">Antigüedad baja sin historial</w:t>
+            </w:r>
+          </w:p>
+        </w:tc>
+        <w:tc>
+          <w:tcPr/>
+          <w:p>
+            <w:pPr>
+              <w:pStyle w:val="Compact"/>
+              <w:jc w:val="left"/>
+            </w:pPr>
+            <w:r>
+              <w:t xml:space="preserve">0 a 1 año y sin categoría interna</w:t>
+            </w:r>
+          </w:p>
+        </w:tc>
+        <w:tc>
+          <w:tcPr/>
+          <w:p>
+            <w:pPr>
+              <w:pStyle w:val="Compact"/>
+              <w:jc w:val="right"/>
+            </w:pPr>
+            <w:r>
+              <w:t xml:space="preserve">30</w:t>
+            </w:r>
+          </w:p>
+        </w:tc>
+      </w:tr>
+    </w:tbl>
+    <w:p/>
+    <w:tbl>
+      <w:tblPr>
+        <w:tblStyle w:val="Table"/>
+        <w:tblW w:type="pct" w:w="5000"/>
+        <w:tblLook w:firstRow="1" w:lastRow="0" w:firstColumn="0" w:lastColumn="0" w:noHBand="0" w:noVBand="0" w:val="0020"/>
+        <w:jc w:val="start"/>
+      </w:tblPr>
+      <w:tblGrid>
+        <w:gridCol w:w="3394"/>
+        <w:gridCol w:w="4525"/>
+      </w:tblGrid>
+      <w:tr>
+        <w:trPr>
+          <w:tblHeader w:val="true"/>
+        </w:trPr>
+        <w:tc>
+          <w:tcPr/>
+          <w:p>
+            <w:pPr>
+              <w:pStyle w:val="Compact"/>
+              <w:jc w:val="left"/>
+            </w:pPr>
+            <w:r>
+              <w:t xml:space="preserve">Alerta de calidad de datos</w:t>
+            </w:r>
+          </w:p>
+        </w:tc>
+        <w:tc>
+          <w:tcPr/>
+          <w:p>
+            <w:pPr>
+              <w:pStyle w:val="Compact"/>
+              <w:jc w:val="right"/>
+            </w:pPr>
+            <w:r>
+              <w:t xml:space="preserve">Asociados</w:t>
+            </w:r>
+          </w:p>
+        </w:tc>
+      </w:tr>
+      <w:tr>
+        <w:tc>
+          <w:tcPr/>
+          <w:p>
+            <w:pPr>
+              <w:pStyle w:val="Compact"/>
+              <w:jc w:val="left"/>
+            </w:pPr>
+            <w:r>
+              <w:t xml:space="preserve">Monto pre evaluado sin ingreso válido</w:t>
+            </w:r>
+          </w:p>
+        </w:tc>
+        <w:tc>
+          <w:tcPr/>
+          <w:p>
+            <w:pPr>
+              <w:pStyle w:val="Compact"/>
+              <w:jc w:val="right"/>
+            </w:pPr>
+            <w:r>
+              <w:rPr>
+                <w:bCs/>
+                <w:b/>
+              </w:rPr>
+              <w:t xml:space="preserve">1,418</w:t>
+            </w:r>
+          </w:p>
+        </w:tc>
+      </w:tr>
+      <w:tr>
+        <w:tc>
+          <w:tcPr/>
+          <w:p>
+            <w:pPr>
+              <w:pStyle w:val="Compact"/>
+              <w:jc w:val="left"/>
+            </w:pPr>
+            <w:r>
+              <w:t xml:space="preserve">Monto pre evaluado que no coincide con la tabla (por ejemplo, vehículo con ingreso &lt; $3,000)</w:t>
+            </w:r>
+          </w:p>
+        </w:tc>
+        <w:tc>
+          <w:tcPr/>
+          <w:p>
+            <w:pPr>
+              <w:pStyle w:val="Compact"/>
+              <w:jc w:val="right"/>
+            </w:pPr>
+            <w:r>
+              <w:t xml:space="preserve">221</w:t>
+            </w:r>
+          </w:p>
+        </w:tc>
+      </w:tr>
+      <w:tr>
+        <w:tc>
+          <w:tcPr/>
+          <w:p>
+            <w:pPr>
+              <w:pStyle w:val="Compact"/>
+              <w:jc w:val="left"/>
+            </w:pPr>
+            <w:r>
+              <w:t xml:space="preserve">Dato inconsistente (antigüedad, edad, DUI, ingreso atípico, saldo negativo)</w:t>
+            </w:r>
+          </w:p>
+        </w:tc>
+        <w:tc>
+          <w:tcPr/>
+          <w:p>
+            <w:pPr>
+              <w:pStyle w:val="Compact"/>
+              <w:jc w:val="right"/>
+            </w:pPr>
+            <w:r>
+              <w:t xml:space="preserve">198</w:t>
+            </w:r>
+          </w:p>
+        </w:tc>
+      </w:tr>
+    </w:tbl>
+    <w:p>
+      <w:pPr>
+        <w:pStyle w:val="BodyText"/>
+      </w:pPr>
+      <w:r>
+        <w:rPr>
+          <w:bCs/>
+          <w:b/>
+        </w:rPr>
+        <w:t xml:space="preserve">Estado descriptivo por asociado:</w:t>
+      </w:r>
+    </w:p>
+    <w:tbl>
+      <w:tblPr>
+        <w:tblStyle w:val="Table"/>
+        <w:tblW w:type="pct" w:w="5000"/>
+        <w:tblLook w:firstRow="1" w:lastRow="0" w:firstColumn="0" w:lastColumn="0" w:noHBand="0" w:noVBand="0" w:val="0020"/>
+        <w:jc w:val="start"/>
+      </w:tblPr>
+      <w:tblGrid>
+        <w:gridCol w:w="2160"/>
+        <w:gridCol w:w="2880"/>
+        <w:gridCol w:w="2880"/>
+      </w:tblGrid>
+      <w:tr>
+        <w:trPr>
+          <w:tblHeader w:val="true"/>
+        </w:trPr>
+        <w:tc>
+          <w:tcPr/>
+          <w:p>
+            <w:pPr>
+              <w:pStyle w:val="Compact"/>
+              <w:jc w:val="left"/>
+            </w:pPr>
+            <w:r>
+              <w:t xml:space="preserve">Estado</w:t>
+            </w:r>
+          </w:p>
+        </w:tc>
+        <w:tc>
+          <w:tcPr/>
+          <w:p>
+            <w:pPr>
+              <w:pStyle w:val="Compact"/>
+              <w:jc w:val="right"/>
+            </w:pPr>
+            <w:r>
+              <w:t xml:space="preserve">Asociados</w:t>
+            </w:r>
+          </w:p>
+        </w:tc>
+        <w:tc>
+          <w:tcPr/>
+          <w:p>
+            <w:pPr>
+              <w:pStyle w:val="Compact"/>
+              <w:jc w:val="right"/>
+            </w:pPr>
+            <w:r>
+              <w:t xml:space="preserve">%</w:t>
+            </w:r>
+          </w:p>
+        </w:tc>
+      </w:tr>
+      <w:tr>
+        <w:tc>
+          <w:tcPr/>
+          <w:p>
+            <w:pPr>
+              <w:pStyle w:val="Compact"/>
+              <w:jc w:val="left"/>
+            </w:pPr>
+            <w:r>
+              <w:t xml:space="preserve">Sin alertas identificadas</w:t>
+            </w:r>
+          </w:p>
+        </w:tc>
+        <w:tc>
+          <w:tcPr/>
+          <w:p>
+            <w:pPr>
+              <w:pStyle w:val="Compact"/>
+              <w:jc w:val="right"/>
+            </w:pPr>
+            <w:r>
+              <w:t xml:space="preserve">521</w:t>
+            </w:r>
+          </w:p>
+        </w:tc>
+        <w:tc>
+          <w:tcPr/>
+          <w:p>
+            <w:pPr>
+              <w:pStyle w:val="Compact"/>
+              <w:jc w:val="right"/>
+            </w:pPr>
+            <w:r>
+              <w:t xml:space="preserve">23.0%</w:t>
+            </w:r>
+          </w:p>
+        </w:tc>
+      </w:tr>
+      <w:tr>
+        <w:tc>
+          <w:tcPr/>
+          <w:p>
+            <w:pPr>
+              <w:pStyle w:val="Compact"/>
+              <w:jc w:val="left"/>
+            </w:pPr>
+            <w:r>
+              <w:t xml:space="preserve">Sin alertas, pero sin ingreso válido (no se pudo evaluar)</w:t>
+            </w:r>
+          </w:p>
+        </w:tc>
+        <w:tc>
+          <w:tcPr/>
+          <w:p>
+            <w:pPr>
+              <w:pStyle w:val="Compact"/>
+              <w:jc w:val="right"/>
+            </w:pPr>
+            <w:r>
+              <w:t xml:space="preserve">1,241</w:t>
+            </w:r>
+          </w:p>
+        </w:tc>
+        <w:tc>
+          <w:tcPr/>
+          <w:p>
+            <w:pPr>
+              <w:pStyle w:val="Compact"/>
+              <w:jc w:val="right"/>
+            </w:pPr>
+            <w:r>
+              <w:t xml:space="preserve">54.9%</w:t>
+            </w:r>
+          </w:p>
+        </w:tc>
+      </w:tr>
+      <w:tr>
+        <w:tc>
+          <w:tcPr/>
+          <w:p>
+            <w:pPr>
+              <w:pStyle w:val="Compact"/>
+              <w:jc w:val="left"/>
+            </w:pPr>
+            <w:r>
+              <w:t xml:space="preserve">1 alerta de riesgo</w:t>
+            </w:r>
+          </w:p>
+        </w:tc>
+        <w:tc>
+          <w:tcPr/>
+          <w:p>
+            <w:pPr>
+              <w:pStyle w:val="Compact"/>
+              <w:jc w:val="right"/>
+            </w:pPr>
+            <w:r>
+              <w:t xml:space="preserve">362</w:t>
+            </w:r>
+          </w:p>
+        </w:tc>
+        <w:tc>
+          <w:tcPr/>
+          <w:p>
+            <w:pPr>
+              <w:pStyle w:val="Compact"/>
+              <w:jc w:val="right"/>
+            </w:pPr>
+            <w:r>
+              <w:t xml:space="preserve">16.0%</w:t>
+            </w:r>
+          </w:p>
+        </w:tc>
+      </w:tr>
+      <w:tr>
+        <w:tc>
+          <w:tcPr/>
+          <w:p>
+            <w:pPr>
+              <w:pStyle w:val="Compact"/>
+              <w:jc w:val="left"/>
+            </w:pPr>
+            <w:r>
+              <w:t xml:space="preserve">2 o más alertas de riesgo</w:t>
+            </w:r>
+          </w:p>
+        </w:tc>
+        <w:tc>
+          <w:tcPr/>
+          <w:p>
+            <w:pPr>
+              <w:pStyle w:val="Compact"/>
+              <w:jc w:val="right"/>
+            </w:pPr>
+            <w:r>
+              <w:t xml:space="preserve">138</w:t>
+            </w:r>
+          </w:p>
+        </w:tc>
+        <w:tc>
+          <w:tcPr/>
+          <w:p>
+            <w:pPr>
+              <w:pStyle w:val="Compact"/>
+              <w:jc w:val="right"/>
+            </w:pPr>
+            <w:r>
+              <w:t xml:space="preserve">6.1%</w:t>
+            </w:r>
+          </w:p>
+        </w:tc>
+      </w:tr>
+    </w:tbl>
+    <w:p>
+      <w:pPr>
+        <w:pStyle w:val="BodyText"/>
+      </w:pPr>
+      <w:r>
+        <w:t xml:space="preserve">Hay que distinguir cuatro niveles de lectura:</w:t>
+      </w:r>
+    </w:p>
+    <w:p>
+      <w:pPr>
+        <w:numPr>
+          <w:ilvl w:val="0"/>
+          <w:numId w:val="1009"/>
+        </w:numPr>
+        <w:pStyle w:val="Compact"/>
+      </w:pPr>
+      <w:r>
+        <w:rPr>
+          <w:bCs/>
+          <w:b/>
+        </w:rPr>
+        <w:t xml:space="preserve">Segmentación descriptiva:</w:t>
+      </w:r>
+      <w:r>
+        <w:t xml:space="preserve"> </w:t>
+      </w:r>
+      <w:r>
+        <w:t xml:space="preserve">los rangos de la sección 3.</w:t>
+      </w:r>
+    </w:p>
+    <w:p>
+      <w:pPr>
+        <w:numPr>
+          <w:ilvl w:val="0"/>
+          <w:numId w:val="1009"/>
+        </w:numPr>
+        <w:pStyle w:val="Compact"/>
+      </w:pPr>
+      <w:r>
+        <w:rPr>
+          <w:bCs/>
+          <w:b/>
+        </w:rPr>
+        <w:t xml:space="preserve">Alerta de riesgo:</w:t>
+      </w:r>
+      <w:r>
+        <w:t xml:space="preserve"> </w:t>
+      </w:r>
+      <w:r>
+        <w:t xml:space="preserve">las combinaciones de esta sección.</w:t>
+      </w:r>
+    </w:p>
+    <w:p>
+      <w:pPr>
+        <w:numPr>
+          <w:ilvl w:val="0"/>
+          <w:numId w:val="1009"/>
+        </w:numPr>
+        <w:pStyle w:val="Compact"/>
+      </w:pPr>
+      <w:r>
+        <w:rPr>
+          <w:bCs/>
+          <w:b/>
+        </w:rPr>
+        <w:t xml:space="preserve">Elegibilidad preliminar:</w:t>
+      </w:r>
+      <w:r>
+        <w:t xml:space="preserve"> </w:t>
+      </w:r>
+      <w:r>
+        <w:t xml:space="preserve">los criterios del memorando (sección 1).</w:t>
+      </w:r>
+    </w:p>
+    <w:p>
+      <w:pPr>
+        <w:numPr>
+          <w:ilvl w:val="0"/>
+          <w:numId w:val="1009"/>
+        </w:numPr>
+        <w:pStyle w:val="Compact"/>
+      </w:pPr>
+      <w:r>
+        <w:rPr>
+          <w:bCs/>
+          <w:b/>
+        </w:rPr>
+        <w:t xml:space="preserve">Decisión crediticia:</w:t>
+      </w:r>
+      <w:r>
+        <w:t xml:space="preserve"> </w:t>
+      </w:r>
+      <w:r>
+        <w:t xml:space="preserve">corresponde al Comité, con consultas externas y análisis individual.</w:t>
+      </w:r>
+    </w:p>
+    <w:p>
+      <w:r>
+        <w:pict>
+          <v:rect style="width:0;height:1.5pt" o:hralign="center" o:hrstd="t" o:hr="t"/>
+        </w:pict>
+      </w:r>
+    </w:p>
+    <w:bookmarkEnd w:id="34"/>
+    <w:bookmarkStart w:id="35" w:name="evaluación-por-producto"/>
+    <w:p>
+      <w:pPr>
+        <w:pStyle w:val="Heading1"/>
+      </w:pPr>
+      <w:r>
+        <w:t xml:space="preserve">5. Evaluación por producto</w:t>
       </w:r>
     </w:p>
     <w:tbl>
@@ -4910,426 +6720,431 @@
               <w:jc w:val="left"/>
             </w:pPr>
             <w:r>
-              <w:t xml:space="preserve">Segmento</w:t>
-            </w:r>
-          </w:p>
-        </w:tc>
-        <w:tc>
-          <w:tcPr/>
-          <w:p>
-            <w:pPr>
-              <w:pStyle w:val="Compact"/>
-              <w:jc w:val="left"/>
-            </w:pPr>
-            <w:r>
-              <w:t xml:space="preserve">Límites</w:t>
-            </w:r>
-          </w:p>
-        </w:tc>
-        <w:tc>
-          <w:tcPr/>
-          <w:p>
-            <w:pPr>
-              <w:pStyle w:val="Compact"/>
-              <w:jc w:val="right"/>
-            </w:pPr>
-            <w:r>
-              <w:t xml:space="preserve">Asociados</w:t>
-            </w:r>
-          </w:p>
-        </w:tc>
-        <w:tc>
-          <w:tcPr/>
-          <w:p>
-            <w:pPr>
-              <w:pStyle w:val="Compact"/>
-              <w:jc w:val="right"/>
-            </w:pPr>
-            <w:r>
-              <w:t xml:space="preserve">%</w:t>
-            </w:r>
-          </w:p>
-        </w:tc>
-      </w:tr>
-      <w:tr>
-        <w:tc>
-          <w:tcPr/>
-          <w:p>
-            <w:pPr>
-              <w:pStyle w:val="Compact"/>
-              <w:jc w:val="left"/>
-            </w:pPr>
-            <w:r>
-              <w:t xml:space="preserve">Sin fondo</w:t>
-            </w:r>
-          </w:p>
-        </w:tc>
-        <w:tc>
-          <w:tcPr/>
-          <w:p>
-            <w:pPr>
-              <w:pStyle w:val="Compact"/>
-              <w:jc w:val="left"/>
-            </w:pPr>
-            <w:r>
-              <w:t xml:space="preserve">$0</w:t>
-            </w:r>
-          </w:p>
-        </w:tc>
-        <w:tc>
-          <w:tcPr/>
-          <w:p>
-            <w:pPr>
-              <w:pStyle w:val="Compact"/>
-              <w:jc w:val="right"/>
-            </w:pPr>
-            <w:r>
-              <w:t xml:space="preserve">55</w:t>
-            </w:r>
-          </w:p>
-        </w:tc>
-        <w:tc>
-          <w:tcPr/>
-          <w:p>
-            <w:pPr>
-              <w:pStyle w:val="Compact"/>
-              <w:jc w:val="right"/>
-            </w:pPr>
-            <w:r>
-              <w:t xml:space="preserve">2.4%</w:t>
-            </w:r>
-          </w:p>
-        </w:tc>
-      </w:tr>
-      <w:tr>
-        <w:tc>
-          <w:tcPr/>
-          <w:p>
-            <w:pPr>
-              <w:pStyle w:val="Compact"/>
-              <w:jc w:val="left"/>
-            </w:pPr>
-            <w:r>
-              <w:t xml:space="preserve">F1 Bajo</w:t>
-            </w:r>
-          </w:p>
-        </w:tc>
-        <w:tc>
-          <w:tcPr/>
-          <w:p>
-            <w:pPr>
-              <w:pStyle w:val="Compact"/>
-              <w:jc w:val="left"/>
-            </w:pPr>
-            <w:r>
-              <w:t xml:space="preserve">$0.01 – $2,999.99 (≈ P28)</w:t>
-            </w:r>
-          </w:p>
-        </w:tc>
-        <w:tc>
-          <w:tcPr/>
-          <w:p>
-            <w:pPr>
-              <w:pStyle w:val="Compact"/>
-              <w:jc w:val="right"/>
-            </w:pPr>
-            <w:r>
-              <w:t xml:space="preserve">609</w:t>
-            </w:r>
-          </w:p>
-        </w:tc>
-        <w:tc>
-          <w:tcPr/>
-          <w:p>
-            <w:pPr>
-              <w:pStyle w:val="Compact"/>
-              <w:jc w:val="right"/>
-            </w:pPr>
-            <w:r>
-              <w:t xml:space="preserve">26.9%</w:t>
-            </w:r>
-          </w:p>
-        </w:tc>
-      </w:tr>
-      <w:tr>
-        <w:tc>
-          <w:tcPr/>
-          <w:p>
-            <w:pPr>
-              <w:pStyle w:val="Compact"/>
-              <w:jc w:val="left"/>
-            </w:pPr>
-            <w:r>
-              <w:t xml:space="preserve">F2 Medio</w:t>
-            </w:r>
-          </w:p>
-        </w:tc>
-        <w:tc>
-          <w:tcPr/>
-          <w:p>
-            <w:pPr>
-              <w:pStyle w:val="Compact"/>
-              <w:jc w:val="left"/>
-            </w:pPr>
-            <w:r>
-              <w:t xml:space="preserve">$3,000 – $14,999.99 (P28–P53)</w:t>
-            </w:r>
-          </w:p>
-        </w:tc>
-        <w:tc>
-          <w:tcPr/>
-          <w:p>
-            <w:pPr>
-              <w:pStyle w:val="Compact"/>
-              <w:jc w:val="right"/>
-            </w:pPr>
-            <w:r>
-              <w:t xml:space="preserve">558</w:t>
-            </w:r>
-          </w:p>
-        </w:tc>
-        <w:tc>
-          <w:tcPr/>
-          <w:p>
-            <w:pPr>
-              <w:pStyle w:val="Compact"/>
-              <w:jc w:val="right"/>
-            </w:pPr>
-            <w:r>
-              <w:t xml:space="preserve">24.7%</w:t>
-            </w:r>
-          </w:p>
-        </w:tc>
-      </w:tr>
-      <w:tr>
-        <w:tc>
-          <w:tcPr/>
-          <w:p>
-            <w:pPr>
-              <w:pStyle w:val="Compact"/>
-              <w:jc w:val="left"/>
-            </w:pPr>
-            <w:r>
-              <w:t xml:space="preserve">F3 Alto</w:t>
-            </w:r>
-          </w:p>
-        </w:tc>
-        <w:tc>
-          <w:tcPr/>
-          <w:p>
-            <w:pPr>
-              <w:pStyle w:val="Compact"/>
-              <w:jc w:val="left"/>
-            </w:pPr>
-            <w:r>
-              <w:t xml:space="preserve">$15,000 – $49,999.99 (P53–P85)</w:t>
-            </w:r>
-          </w:p>
-        </w:tc>
-        <w:tc>
-          <w:tcPr/>
-          <w:p>
-            <w:pPr>
-              <w:pStyle w:val="Compact"/>
-              <w:jc w:val="right"/>
-            </w:pPr>
-            <w:r>
-              <w:t xml:space="preserve">706</w:t>
-            </w:r>
-          </w:p>
-        </w:tc>
-        <w:tc>
-          <w:tcPr/>
-          <w:p>
-            <w:pPr>
-              <w:pStyle w:val="Compact"/>
-              <w:jc w:val="right"/>
-            </w:pPr>
-            <w:r>
-              <w:t xml:space="preserve">31.2%</w:t>
-            </w:r>
-          </w:p>
-        </w:tc>
-      </w:tr>
-      <w:tr>
-        <w:tc>
-          <w:tcPr/>
-          <w:p>
-            <w:pPr>
-              <w:pStyle w:val="Compact"/>
-              <w:jc w:val="left"/>
-            </w:pPr>
-            <w:r>
-              <w:t xml:space="preserve">F4 Muy alto</w:t>
-            </w:r>
-          </w:p>
-        </w:tc>
-        <w:tc>
-          <w:tcPr/>
-          <w:p>
-            <w:pPr>
-              <w:pStyle w:val="Compact"/>
-              <w:jc w:val="left"/>
-            </w:pPr>
-            <w:r>
-              <w:t xml:space="preserve">$50,000 o más</w:t>
-            </w:r>
-          </w:p>
-        </w:tc>
-        <w:tc>
-          <w:tcPr/>
-          <w:p>
-            <w:pPr>
-              <w:pStyle w:val="Compact"/>
-              <w:jc w:val="right"/>
-            </w:pPr>
-            <w:r>
-              <w:t xml:space="preserve">334</w:t>
-            </w:r>
-          </w:p>
-        </w:tc>
-        <w:tc>
-          <w:tcPr/>
-          <w:p>
-            <w:pPr>
-              <w:pStyle w:val="Compact"/>
-              <w:jc w:val="right"/>
-            </w:pPr>
-            <w:r>
-              <w:t xml:space="preserve">14.8%</w:t>
-            </w:r>
-          </w:p>
-        </w:tc>
-      </w:tr>
-    </w:tbl>
-    <w:p>
-      <w:pPr>
-        <w:pStyle w:val="BodyText"/>
-      </w:pPr>
-      <w:r>
-        <w:rPr>
-          <w:bCs/>
-          <w:b/>
-        </w:rPr>
-        <w:t xml:space="preserve">Relación fondo ÷ ingreso</w:t>
-      </w:r>
-      <w:r>
-        <w:t xml:space="preserve">, en meses de ingreso (solo con ingreso &gt; 0):</w:t>
-      </w:r>
-    </w:p>
-    <w:tbl>
-      <w:tblPr>
-        <w:tblStyle w:val="Table"/>
-        <w:tblW w:type="auto" w:w="0"/>
-        <w:tblLook w:firstRow="1" w:lastRow="0" w:firstColumn="0" w:lastColumn="0" w:noHBand="0" w:noVBand="0" w:val="0020"/>
-        <w:jc w:val="start"/>
-      </w:tblPr>
-      <w:tblGrid>
-        <w:gridCol w:w="2640"/>
-        <w:gridCol w:w="2640"/>
-        <w:gridCol w:w="2640"/>
-      </w:tblGrid>
-      <w:tr>
-        <w:trPr>
-          <w:tblHeader w:val="true"/>
-        </w:trPr>
-        <w:tc>
-          <w:tcPr/>
-          <w:p>
-            <w:pPr>
-              <w:pStyle w:val="Compact"/>
-              <w:jc w:val="left"/>
-            </w:pPr>
-            <w:r>
-              <w:t xml:space="preserve">Nivel</w:t>
-            </w:r>
-          </w:p>
-        </w:tc>
-        <w:tc>
-          <w:tcPr/>
-          <w:p>
-            <w:pPr>
-              <w:pStyle w:val="Compact"/>
-              <w:jc w:val="left"/>
-            </w:pPr>
-            <w:r>
-              <w:t xml:space="preserve">Rango</w:t>
-            </w:r>
-          </w:p>
-        </w:tc>
-        <w:tc>
-          <w:tcPr/>
-          <w:p>
-            <w:pPr>
-              <w:pStyle w:val="Compact"/>
-              <w:jc w:val="right"/>
-            </w:pPr>
-            <w:r>
-              <w:t xml:space="preserve">Asociados</w:t>
-            </w:r>
-          </w:p>
-        </w:tc>
-      </w:tr>
-      <w:tr>
-        <w:tc>
-          <w:tcPr/>
-          <w:p>
-            <w:pPr>
-              <w:pStyle w:val="Compact"/>
-              <w:jc w:val="left"/>
-            </w:pPr>
-            <w:r>
-              <w:t xml:space="preserve">M1</w:t>
-            </w:r>
-          </w:p>
-        </w:tc>
-        <w:tc>
-          <w:tcPr/>
-          <w:p>
-            <w:pPr>
-              <w:pStyle w:val="Compact"/>
-              <w:jc w:val="left"/>
-            </w:pPr>
-            <w:r>
-              <w:t xml:space="preserve">menos de 1 mes</w:t>
-            </w:r>
-          </w:p>
-        </w:tc>
-        <w:tc>
-          <w:tcPr/>
-          <w:p>
-            <w:pPr>
-              <w:pStyle w:val="Compact"/>
-              <w:jc w:val="right"/>
-            </w:pPr>
-            <w:r>
-              <w:t xml:space="preserve">349</w:t>
-            </w:r>
-          </w:p>
-        </w:tc>
-      </w:tr>
-      <w:tr>
-        <w:tc>
-          <w:tcPr/>
-          <w:p>
-            <w:pPr>
-              <w:pStyle w:val="Compact"/>
-              <w:jc w:val="left"/>
-            </w:pPr>
-            <w:r>
-              <w:t xml:space="preserve">M2</w:t>
-            </w:r>
-          </w:p>
-        </w:tc>
-        <w:tc>
-          <w:tcPr/>
-          <w:p>
-            <w:pPr>
-              <w:pStyle w:val="Compact"/>
-              <w:jc w:val="left"/>
-            </w:pPr>
-            <w:r>
-              <w:t xml:space="preserve">1 a menos de 6 meses</w:t>
+              <w:t xml:space="preserve">Indicador</w:t>
+            </w:r>
+          </w:p>
+        </w:tc>
+        <w:tc>
+          <w:tcPr/>
+          <w:p>
+            <w:pPr>
+              <w:pStyle w:val="Compact"/>
+              <w:jc w:val="right"/>
+            </w:pPr>
+            <w:r>
+              <w:t xml:space="preserve">Tarjeta</w:t>
+            </w:r>
+          </w:p>
+        </w:tc>
+        <w:tc>
+          <w:tcPr/>
+          <w:p>
+            <w:pPr>
+              <w:pStyle w:val="Compact"/>
+              <w:jc w:val="right"/>
+            </w:pPr>
+            <w:r>
+              <w:t xml:space="preserve">Vehículo</w:t>
+            </w:r>
+          </w:p>
+        </w:tc>
+        <w:tc>
+          <w:tcPr/>
+          <w:p>
+            <w:pPr>
+              <w:pStyle w:val="Compact"/>
+              <w:jc w:val="right"/>
+            </w:pPr>
+            <w:r>
+              <w:t xml:space="preserve">Hipotecario</w:t>
+            </w:r>
+          </w:p>
+        </w:tc>
+      </w:tr>
+      <w:tr>
+        <w:tc>
+          <w:tcPr/>
+          <w:p>
+            <w:pPr>
+              <w:pStyle w:val="Compact"/>
+              <w:jc w:val="left"/>
+            </w:pPr>
+            <w:r>
+              <w:t xml:space="preserve">Asociados pre evaluados</w:t>
+            </w:r>
+          </w:p>
+        </w:tc>
+        <w:tc>
+          <w:tcPr/>
+          <w:p>
+            <w:pPr>
+              <w:pStyle w:val="Compact"/>
+              <w:jc w:val="right"/>
+            </w:pPr>
+            <w:r>
+              <w:t xml:space="preserve">1,249</w:t>
+            </w:r>
+          </w:p>
+        </w:tc>
+        <w:tc>
+          <w:tcPr/>
+          <w:p>
+            <w:pPr>
+              <w:pStyle w:val="Compact"/>
+              <w:jc w:val="right"/>
+            </w:pPr>
+            <w:r>
+              <w:t xml:space="preserve">1,341</w:t>
+            </w:r>
+          </w:p>
+        </w:tc>
+        <w:tc>
+          <w:tcPr/>
+          <w:p>
+            <w:pPr>
+              <w:pStyle w:val="Compact"/>
+              <w:jc w:val="right"/>
+            </w:pPr>
+            <w:r>
+              <w:t xml:space="preserve">679</w:t>
+            </w:r>
+          </w:p>
+        </w:tc>
+      </w:tr>
+      <w:tr>
+        <w:tc>
+          <w:tcPr/>
+          <w:p>
+            <w:pPr>
+              <w:pStyle w:val="Compact"/>
+              <w:jc w:val="left"/>
+            </w:pPr>
+            <w:r>
+              <w:t xml:space="preserve">Exposición pre evaluada</w:t>
+            </w:r>
+          </w:p>
+        </w:tc>
+        <w:tc>
+          <w:tcPr/>
+          <w:p>
+            <w:pPr>
+              <w:pStyle w:val="Compact"/>
+              <w:jc w:val="right"/>
+            </w:pPr>
+            <w:r>
+              <w:t xml:space="preserve">$3,986,500</w:t>
+            </w:r>
+          </w:p>
+        </w:tc>
+        <w:tc>
+          <w:tcPr/>
+          <w:p>
+            <w:pPr>
+              <w:pStyle w:val="Compact"/>
+              <w:jc w:val="right"/>
+            </w:pPr>
+            <w:r>
+              <w:t xml:space="preserve">$34,335,000</w:t>
+            </w:r>
+          </w:p>
+        </w:tc>
+        <w:tc>
+          <w:tcPr/>
+          <w:p>
+            <w:pPr>
+              <w:pStyle w:val="Compact"/>
+              <w:jc w:val="right"/>
+            </w:pPr>
+            <w:r>
+              <w:t xml:space="preserve">$89,950,000</w:t>
+            </w:r>
+          </w:p>
+        </w:tc>
+      </w:tr>
+      <w:tr>
+        <w:tc>
+          <w:tcPr/>
+          <w:p>
+            <w:pPr>
+              <w:pStyle w:val="Compact"/>
+              <w:jc w:val="left"/>
+            </w:pPr>
+            <w:r>
+              <w:t xml:space="preserve">Coincide con la tabla según el ingreso</w:t>
+            </w:r>
+          </w:p>
+        </w:tc>
+        <w:tc>
+          <w:tcPr/>
+          <w:p>
+            <w:pPr>
+              <w:pStyle w:val="Compact"/>
+              <w:jc w:val="right"/>
+            </w:pPr>
+            <w:r>
+              <w:t xml:space="preserve">378</w:t>
+            </w:r>
+          </w:p>
+        </w:tc>
+        <w:tc>
+          <w:tcPr/>
+          <w:p>
+            <w:pPr>
+              <w:pStyle w:val="Compact"/>
+              <w:jc w:val="right"/>
+            </w:pPr>
+            <w:r>
+              <w:t xml:space="preserve">379</w:t>
+            </w:r>
+          </w:p>
+        </w:tc>
+        <w:tc>
+          <w:tcPr/>
+          <w:p>
+            <w:pPr>
+              <w:pStyle w:val="Compact"/>
+              <w:jc w:val="right"/>
+            </w:pPr>
+            <w:r>
+              <w:t xml:space="preserve">380</w:t>
+            </w:r>
+          </w:p>
+        </w:tc>
+      </w:tr>
+      <w:tr>
+        <w:tc>
+          <w:tcPr/>
+          <w:p>
+            <w:pPr>
+              <w:pStyle w:val="Compact"/>
+              <w:jc w:val="left"/>
+            </w:pPr>
+            <w:r>
+              <w:t xml:space="preserve">No coincide con la tabla</w:t>
+            </w:r>
+          </w:p>
+        </w:tc>
+        <w:tc>
+          <w:tcPr/>
+          <w:p>
+            <w:pPr>
+              <w:pStyle w:val="Compact"/>
+              <w:jc w:val="right"/>
+            </w:pPr>
+            <w:r>
+              <w:t xml:space="preserve">2</w:t>
+            </w:r>
+          </w:p>
+        </w:tc>
+        <w:tc>
+          <w:tcPr/>
+          <w:p>
+            <w:pPr>
+              <w:pStyle w:val="Compact"/>
+              <w:jc w:val="right"/>
+            </w:pPr>
+            <w:r>
+              <w:t xml:space="preserve">219</w:t>
+            </w:r>
+          </w:p>
+        </w:tc>
+        <w:tc>
+          <w:tcPr/>
+          <w:p>
+            <w:pPr>
+              <w:pStyle w:val="Compact"/>
+              <w:jc w:val="right"/>
+            </w:pPr>
+            <w:r>
+              <w:t xml:space="preserve">38</w:t>
+            </w:r>
+          </w:p>
+        </w:tc>
+      </w:tr>
+      <w:tr>
+        <w:tc>
+          <w:tcPr/>
+          <w:p>
+            <w:pPr>
+              <w:pStyle w:val="Compact"/>
+              <w:jc w:val="left"/>
+            </w:pPr>
+            <w:r>
+              <w:t xml:space="preserve">Sin ingreso válido</w:t>
+            </w:r>
+          </w:p>
+        </w:tc>
+        <w:tc>
+          <w:tcPr/>
+          <w:p>
+            <w:pPr>
+              <w:pStyle w:val="Compact"/>
+              <w:jc w:val="right"/>
+            </w:pPr>
+            <w:r>
+              <w:t xml:space="preserve">869 (69.6%)</w:t>
+            </w:r>
+          </w:p>
+        </w:tc>
+        <w:tc>
+          <w:tcPr/>
+          <w:p>
+            <w:pPr>
+              <w:pStyle w:val="Compact"/>
+              <w:jc w:val="right"/>
+            </w:pPr>
+            <w:r>
+              <w:t xml:space="preserve">743 (55.4%)</w:t>
+            </w:r>
+          </w:p>
+        </w:tc>
+        <w:tc>
+          <w:tcPr/>
+          <w:p>
+            <w:pPr>
+              <w:pStyle w:val="Compact"/>
+              <w:jc w:val="right"/>
+            </w:pPr>
+            <w:r>
+              <w:t xml:space="preserve">261 (38.4%)</w:t>
+            </w:r>
+          </w:p>
+        </w:tc>
+      </w:tr>
+      <w:tr>
+        <w:tc>
+          <w:tcPr/>
+          <w:p>
+            <w:pPr>
+              <w:pStyle w:val="Compact"/>
+              <w:jc w:val="left"/>
+            </w:pPr>
+            <w:r>
+              <w:t xml:space="preserve">Mediana monto ÷ ingreso mensual</w:t>
+            </w:r>
+          </w:p>
+        </w:tc>
+        <w:tc>
+          <w:tcPr/>
+          <w:p>
+            <w:pPr>
+              <w:pStyle w:val="Compact"/>
+              <w:jc w:val="right"/>
+            </w:pPr>
+            <w:r>
+              <w:t xml:space="preserve">1.6x</w:t>
+            </w:r>
+          </w:p>
+        </w:tc>
+        <w:tc>
+          <w:tcPr/>
+          <w:p>
+            <w:pPr>
+              <w:pStyle w:val="Compact"/>
+              <w:jc w:val="right"/>
+            </w:pPr>
+            <w:r>
+              <w:t xml:space="preserve">5.9x</w:t>
+            </w:r>
+          </w:p>
+        </w:tc>
+        <w:tc>
+          <w:tcPr/>
+          <w:p>
+            <w:pPr>
+              <w:pStyle w:val="Compact"/>
+              <w:jc w:val="right"/>
+            </w:pPr>
+            <w:r>
+              <w:t xml:space="preserve">28.1x</w:t>
+            </w:r>
+          </w:p>
+        </w:tc>
+      </w:tr>
+      <w:tr>
+        <w:tc>
+          <w:tcPr/>
+          <w:p>
+            <w:pPr>
+              <w:pStyle w:val="Compact"/>
+              <w:jc w:val="left"/>
+            </w:pPr>
+            <w:r>
+              <w:t xml:space="preserve">Cumplen los criterios verificables</w:t>
+            </w:r>
+          </w:p>
+        </w:tc>
+        <w:tc>
+          <w:tcPr/>
+          <w:p>
+            <w:pPr>
+              <w:pStyle w:val="Compact"/>
+              <w:jc w:val="right"/>
+            </w:pPr>
+            <w:r>
+              <w:t xml:space="preserve">152</w:t>
+            </w:r>
+          </w:p>
+        </w:tc>
+        <w:tc>
+          <w:tcPr/>
+          <w:p>
+            <w:pPr>
+              <w:pStyle w:val="Compact"/>
+              <w:jc w:val="right"/>
+            </w:pPr>
+            <w:r>
+              <w:t xml:space="preserve">426</w:t>
+            </w:r>
+          </w:p>
+        </w:tc>
+        <w:tc>
+          <w:tcPr/>
+          <w:p>
+            <w:pPr>
+              <w:pStyle w:val="Compact"/>
+              <w:jc w:val="right"/>
+            </w:pPr>
+            <w:r>
+              <w:t xml:space="preserve">301</w:t>
+            </w:r>
+          </w:p>
+        </w:tc>
+      </w:tr>
+      <w:tr>
+        <w:tc>
+          <w:tcPr/>
+          <w:p>
+            <w:pPr>
+              <w:pStyle w:val="Compact"/>
+              <w:jc w:val="left"/>
+            </w:pPr>
+            <w:r>
+              <w:t xml:space="preserve">Con 1 o más alertas de riesgo</w:t>
+            </w:r>
+          </w:p>
+        </w:tc>
+        <w:tc>
+          <w:tcPr/>
+          <w:p>
+            <w:pPr>
+              <w:pStyle w:val="Compact"/>
+              <w:jc w:val="right"/>
+            </w:pPr>
+            <w:r>
+              <w:t xml:space="preserve">269</w:t>
+            </w:r>
+          </w:p>
+        </w:tc>
+        <w:tc>
+          <w:tcPr/>
+          <w:p>
+            <w:pPr>
+              <w:pStyle w:val="Compact"/>
+              <w:jc w:val="right"/>
+            </w:pPr>
+            <w:r>
+              <w:t xml:space="preserve">270</w:t>
             </w:r>
           </w:p>
         </w:tc>
@@ -5342,2226 +7157,6 @@
             </w:pPr>
             <w:r>
               <w:t xml:space="preserve">190</w:t>
-            </w:r>
-          </w:p>
-        </w:tc>
-      </w:tr>
-      <w:tr>
-        <w:tc>
-          <w:tcPr/>
-          <w:p>
-            <w:pPr>
-              <w:pStyle w:val="Compact"/>
-              <w:jc w:val="left"/>
-            </w:pPr>
-            <w:r>
-              <w:t xml:space="preserve">M3</w:t>
-            </w:r>
-          </w:p>
-        </w:tc>
-        <w:tc>
-          <w:tcPr/>
-          <w:p>
-            <w:pPr>
-              <w:pStyle w:val="Compact"/>
-              <w:jc w:val="left"/>
-            </w:pPr>
-            <w:r>
-              <w:t xml:space="preserve">6 a menos de 12 meses</w:t>
-            </w:r>
-          </w:p>
-        </w:tc>
-        <w:tc>
-          <w:tcPr/>
-          <w:p>
-            <w:pPr>
-              <w:pStyle w:val="Compact"/>
-              <w:jc w:val="right"/>
-            </w:pPr>
-            <w:r>
-              <w:t xml:space="preserve">86</w:t>
-            </w:r>
-          </w:p>
-        </w:tc>
-      </w:tr>
-      <w:tr>
-        <w:tc>
-          <w:tcPr/>
-          <w:p>
-            <w:pPr>
-              <w:pStyle w:val="Compact"/>
-              <w:jc w:val="left"/>
-            </w:pPr>
-            <w:r>
-              <w:t xml:space="preserve">M4</w:t>
-            </w:r>
-          </w:p>
-        </w:tc>
-        <w:tc>
-          <w:tcPr/>
-          <w:p>
-            <w:pPr>
-              <w:pStyle w:val="Compact"/>
-              <w:jc w:val="left"/>
-            </w:pPr>
-            <w:r>
-              <w:t xml:space="preserve">12 meses o más</w:t>
-            </w:r>
-          </w:p>
-        </w:tc>
-        <w:tc>
-          <w:tcPr/>
-          <w:p>
-            <w:pPr>
-              <w:pStyle w:val="Compact"/>
-              <w:jc w:val="right"/>
-            </w:pPr>
-            <w:r>
-              <w:t xml:space="preserve">164</w:t>
-            </w:r>
-          </w:p>
-        </w:tc>
-      </w:tr>
-      <w:tr>
-        <w:tc>
-          <w:tcPr/>
-          <w:p>
-            <w:pPr>
-              <w:pStyle w:val="Compact"/>
-              <w:jc w:val="left"/>
-            </w:pPr>
-            <w:r>
-              <w:t xml:space="preserve">Sin fondo</w:t>
-            </w:r>
-          </w:p>
-        </w:tc>
-        <w:tc>
-          <w:tcPr/>
-          <w:p>
-            <w:pPr>
-              <w:pStyle w:val="Compact"/>
-              <w:jc w:val="left"/>
-            </w:pPr>
-            <w:r>
-              <w:t xml:space="preserve">—</w:t>
-            </w:r>
-          </w:p>
-        </w:tc>
-        <w:tc>
-          <w:tcPr/>
-          <w:p>
-            <w:pPr>
-              <w:pStyle w:val="Compact"/>
-              <w:jc w:val="right"/>
-            </w:pPr>
-            <w:r>
-              <w:t xml:space="preserve">55</w:t>
-            </w:r>
-          </w:p>
-        </w:tc>
-      </w:tr>
-    </w:tbl>
-    <w:p>
-      <w:pPr>
-        <w:pStyle w:val="BodyText"/>
-      </w:pPr>
-      <w:r>
-        <w:rPr>
-          <w:bCs/>
-          <w:b/>
-        </w:rPr>
-        <w:t xml:space="preserve">Validación del campo (opinión de Riesgo, punto 3):</w:t>
-      </w:r>
-    </w:p>
-    <w:p>
-      <w:pPr>
-        <w:numPr>
-          <w:ilvl w:val="0"/>
-          <w:numId w:val="1006"/>
-        </w:numPr>
-        <w:pStyle w:val="Compact"/>
-      </w:pPr>
-      <w:r>
-        <w:t xml:space="preserve">La base no dice si el fondo está</w:t>
-      </w:r>
-      <w:r>
-        <w:t xml:space="preserve"> </w:t>
-      </w:r>
-      <w:r>
-        <w:rPr>
-          <w:bCs/>
-          <w:b/>
-        </w:rPr>
-        <w:t xml:space="preserve">disponible, retenido o pignorado</w:t>
-      </w:r>
-      <w:r>
-        <w:t xml:space="preserve">. Por eso se presenta como respaldo</w:t>
-      </w:r>
-      <w:r>
-        <w:t xml:space="preserve"> </w:t>
-      </w:r>
-      <w:r>
-        <w:rPr>
-          <w:bCs/>
-          <w:b/>
-        </w:rPr>
-        <w:t xml:space="preserve">descriptivo</w:t>
-      </w:r>
-      <w:r>
-        <w:t xml:space="preserve"> </w:t>
-      </w:r>
-      <w:r>
-        <w:t xml:space="preserve">y</w:t>
-      </w:r>
-      <w:r>
-        <w:t xml:space="preserve"> </w:t>
-      </w:r>
-      <w:r>
-        <w:rPr>
-          <w:bCs/>
-          <w:b/>
-        </w:rPr>
-        <w:t xml:space="preserve">no se le atribuye reducción de riesgo</w:t>
-      </w:r>
-      <w:r>
-        <w:t xml:space="preserve">.</w:t>
-      </w:r>
-    </w:p>
-    <w:p>
-      <w:pPr>
-        <w:numPr>
-          <w:ilvl w:val="0"/>
-          <w:numId w:val="1006"/>
-        </w:numPr>
-        <w:pStyle w:val="Compact"/>
-      </w:pPr>
-      <w:r>
-        <w:rPr>
-          <w:rStyle w:val="VerbatimChar"/>
-        </w:rPr>
-        <w:t xml:space="preserve">MONTO_TOTAL_APORTACIONES</w:t>
-      </w:r>
-      <w:r>
-        <w:t xml:space="preserve"> </w:t>
-      </w:r>
-      <w:r>
-        <w:t xml:space="preserve">es un concepto distinto (mediana $1,443). En 312 asociados el fondo es menor que sus aportaciones, lo que confirma que no son la misma cifra.</w:t>
-      </w:r>
-    </w:p>
-    <w:bookmarkEnd w:id="30"/>
-    <w:bookmarkStart w:id="31" w:name="otros-criterios-con-rango-y-nivel"/>
-    <w:p>
-      <w:pPr>
-        <w:pStyle w:val="Heading2"/>
-      </w:pPr>
-      <w:r>
-        <w:t xml:space="preserve">3.7 Otros criterios con rango y nivel</w:t>
-      </w:r>
-    </w:p>
-    <w:tbl>
-      <w:tblPr>
-        <w:tblStyle w:val="Table"/>
-        <w:tblW w:type="pct" w:w="5000"/>
-        <w:tblLook w:firstRow="1" w:lastRow="0" w:firstColumn="0" w:lastColumn="0" w:noHBand="0" w:noVBand="0" w:val="0020"/>
-        <w:jc w:val="start"/>
-      </w:tblPr>
-      <w:tblGrid>
-        <w:gridCol w:w="2640"/>
-        <w:gridCol w:w="2640"/>
-        <w:gridCol w:w="2640"/>
-      </w:tblGrid>
-      <w:tr>
-        <w:trPr>
-          <w:tblHeader w:val="true"/>
-        </w:trPr>
-        <w:tc>
-          <w:tcPr/>
-          <w:p>
-            <w:pPr>
-              <w:pStyle w:val="Compact"/>
-              <w:jc w:val="left"/>
-            </w:pPr>
-            <w:r>
-              <w:t xml:space="preserve">Criterio (columna)</w:t>
-            </w:r>
-          </w:p>
-        </w:tc>
-        <w:tc>
-          <w:tcPr/>
-          <w:p>
-            <w:pPr>
-              <w:pStyle w:val="Compact"/>
-              <w:jc w:val="left"/>
-            </w:pPr>
-            <w:r>
-              <w:t xml:space="preserve">Rango → nivel</w:t>
-            </w:r>
-          </w:p>
-        </w:tc>
-        <w:tc>
-          <w:tcPr/>
-          <w:p>
-            <w:pPr>
-              <w:pStyle w:val="Compact"/>
-              <w:jc w:val="left"/>
-            </w:pPr>
-            <w:r>
-              <w:t xml:space="preserve">Asociados</w:t>
-            </w:r>
-          </w:p>
-        </w:tc>
-      </w:tr>
-      <w:tr>
-        <w:tc>
-          <w:tcPr/>
-          <w:p>
-            <w:pPr>
-              <w:pStyle w:val="Compact"/>
-              <w:jc w:val="left"/>
-            </w:pPr>
-            <w:r>
-              <w:t xml:space="preserve">Cuotas de aportación vencidas (</w:t>
-            </w:r>
-            <w:r>
-              <w:rPr>
-                <w:rStyle w:val="VerbatimChar"/>
-              </w:rPr>
-              <w:t xml:space="preserve">CUOTAS_VENC_APORT</w:t>
-            </w:r>
-            <w:r>
-              <w:t xml:space="preserve">),</w:t>
-            </w:r>
-            <w:r>
-              <w:t xml:space="preserve"> </w:t>
-            </w:r>
-            <w:r>
-              <w:rPr>
-                <w:bCs/>
-                <w:b/>
-              </w:rPr>
-              <w:t xml:space="preserve">nivel de riesgo</w:t>
-            </w:r>
-          </w:p>
-        </w:tc>
-        <w:tc>
-          <w:tcPr/>
-          <w:p>
-            <w:pPr>
-              <w:pStyle w:val="Compact"/>
-              <w:jc w:val="left"/>
-            </w:pPr>
-            <w:r>
-              <w:t xml:space="preserve">0 (al día) → Bajo · 1 a 2 → Medio · 3 o más → Alto</w:t>
-            </w:r>
-          </w:p>
-        </w:tc>
-        <w:tc>
-          <w:tcPr/>
-          <w:p>
-            <w:pPr>
-              <w:pStyle w:val="Compact"/>
-              <w:jc w:val="left"/>
-            </w:pPr>
-            <w:r>
-              <w:t xml:space="preserve">2,076 · 79 · 107</w:t>
-            </w:r>
-          </w:p>
-        </w:tc>
-      </w:tr>
-      <w:tr>
-        <w:tc>
-          <w:tcPr/>
-          <w:p>
-            <w:pPr>
-              <w:pStyle w:val="Compact"/>
-              <w:jc w:val="left"/>
-            </w:pPr>
-            <w:r>
-              <w:t xml:space="preserve">Categoría interna (</w:t>
-            </w:r>
-            <w:r>
-              <w:rPr>
-                <w:rStyle w:val="VerbatimChar"/>
-              </w:rPr>
-              <w:t xml:space="preserve">MAX_CAT_RIESGO</w:t>
-            </w:r>
-            <w:r>
-              <w:t xml:space="preserve">),</w:t>
-            </w:r>
-            <w:r>
-              <w:t xml:space="preserve"> </w:t>
-            </w:r>
-            <w:r>
-              <w:rPr>
-                <w:bCs/>
-                <w:b/>
-              </w:rPr>
-              <w:t xml:space="preserve">nivel de riesgo</w:t>
-            </w:r>
-          </w:p>
-        </w:tc>
-        <w:tc>
-          <w:tcPr/>
-          <w:p>
-            <w:pPr>
-              <w:pStyle w:val="Compact"/>
-              <w:jc w:val="left"/>
-            </w:pPr>
-            <w:r>
-              <w:t xml:space="preserve">A1 → Bajo · A2 → Medio · B a E → Alto · sin categoría → Sin información</w:t>
-            </w:r>
-          </w:p>
-        </w:tc>
-        <w:tc>
-          <w:tcPr/>
-          <w:p>
-            <w:pPr>
-              <w:pStyle w:val="Compact"/>
-              <w:jc w:val="left"/>
-            </w:pPr>
-            <w:r>
-              <w:t xml:space="preserve">1,356 · 22 · 0 · 884</w:t>
-            </w:r>
-          </w:p>
-        </w:tc>
-      </w:tr>
-      <w:tr>
-        <w:tc>
-          <w:tcPr/>
-          <w:p>
-            <w:pPr>
-              <w:pStyle w:val="Compact"/>
-              <w:jc w:val="left"/>
-            </w:pPr>
-            <w:r>
-              <w:t xml:space="preserve">Calificación SSF (</w:t>
-            </w:r>
-            <w:r>
-              <w:rPr>
-                <w:rStyle w:val="VerbatimChar"/>
-              </w:rPr>
-              <w:t xml:space="preserve">CALIFICACION_SSF</w:t>
-            </w:r>
-            <w:r>
-              <w:t xml:space="preserve">),</w:t>
-            </w:r>
-            <w:r>
-              <w:t xml:space="preserve"> </w:t>
-            </w:r>
-            <w:r>
-              <w:rPr>
-                <w:bCs/>
-                <w:b/>
-              </w:rPr>
-              <w:t xml:space="preserve">nivel de riesgo</w:t>
-            </w:r>
-          </w:p>
-        </w:tc>
-        <w:tc>
-          <w:tcPr/>
-          <w:p>
-            <w:pPr>
-              <w:pStyle w:val="Compact"/>
-              <w:jc w:val="left"/>
-            </w:pPr>
-            <w:r>
-              <w:t xml:space="preserve">A1 → Bajo · A2 → Medio · B a E → Alto · sin calificación → Sin información</w:t>
-            </w:r>
-          </w:p>
-        </w:tc>
-        <w:tc>
-          <w:tcPr/>
-          <w:p>
-            <w:pPr>
-              <w:pStyle w:val="Compact"/>
-              <w:jc w:val="left"/>
-            </w:pPr>
-            <w:r>
-              <w:t xml:space="preserve">1,813 · 11 · 0 · 438</w:t>
-            </w:r>
-          </w:p>
-        </w:tc>
-      </w:tr>
-      <w:tr>
-        <w:tc>
-          <w:tcPr/>
-          <w:p>
-            <w:pPr>
-              <w:pStyle w:val="Compact"/>
-              <w:jc w:val="left"/>
-            </w:pPr>
-            <w:r>
-              <w:t xml:space="preserve">Aportaciones acumuladas (</w:t>
-            </w:r>
-            <w:r>
-              <w:rPr>
-                <w:rStyle w:val="VerbatimChar"/>
-              </w:rPr>
-              <w:t xml:space="preserve">MONTO_TOTAL_APORTACIONES</w:t>
-            </w:r>
-            <w:r>
-              <w:t xml:space="preserve">), nivel de aportación (no es riesgo)</w:t>
-            </w:r>
-          </w:p>
-        </w:tc>
-        <w:tc>
-          <w:tcPr/>
-          <w:p>
-            <w:pPr>
-              <w:pStyle w:val="Compact"/>
-              <w:jc w:val="left"/>
-            </w:pPr>
-            <w:r>
-              <w:t xml:space="preserve">menos de $500 → Bajo · $500 a $1,999.99 → Medio · $2,000 o más → Alto</w:t>
-            </w:r>
-          </w:p>
-        </w:tc>
-        <w:tc>
-          <w:tcPr/>
-          <w:p>
-            <w:pPr>
-              <w:pStyle w:val="Compact"/>
-              <w:jc w:val="left"/>
-            </w:pPr>
-            <w:r>
-              <w:t xml:space="preserve">446 · 1,201 · 615</w:t>
-            </w:r>
-          </w:p>
-        </w:tc>
-      </w:tr>
-      <w:tr>
-        <w:tc>
-          <w:tcPr/>
-          <w:p>
-            <w:pPr>
-              <w:pStyle w:val="Compact"/>
-              <w:jc w:val="left"/>
-            </w:pPr>
-            <w:r>
-              <w:t xml:space="preserve">Fondo ÷ ingreso, nivel de respaldo (no es riesgo)</w:t>
-            </w:r>
-          </w:p>
-        </w:tc>
-        <w:tc>
-          <w:tcPr/>
-          <w:p>
-            <w:pPr>
-              <w:pStyle w:val="Compact"/>
-              <w:jc w:val="left"/>
-            </w:pPr>
-            <w:r>
-              <w:t xml:space="preserve">menos de 1 mes → Bajo · 1 a menos de 6 → Medio · 6 a menos de 12 → Alto · 12 o más → Muy alto</w:t>
-            </w:r>
-          </w:p>
-        </w:tc>
-        <w:tc>
-          <w:tcPr/>
-          <w:p>
-            <w:pPr>
-              <w:pStyle w:val="Compact"/>
-              <w:jc w:val="left"/>
-            </w:pPr>
-            <w:r>
-              <w:t xml:space="preserve">349 · 190 · 86 · 164</w:t>
-            </w:r>
-          </w:p>
-        </w:tc>
-      </w:tr>
-      <w:tr>
-        <w:tc>
-          <w:tcPr/>
-          <w:p>
-            <w:pPr>
-              <w:pStyle w:val="Compact"/>
-              <w:jc w:val="left"/>
-            </w:pPr>
-            <w:r>
-              <w:t xml:space="preserve">Edad al 30/09/2026, tramo descriptivo</w:t>
-            </w:r>
-          </w:p>
-        </w:tc>
-        <w:tc>
-          <w:tcPr/>
-          <w:p>
-            <w:pPr>
-              <w:pStyle w:val="Compact"/>
-              <w:jc w:val="left"/>
-            </w:pPr>
-            <w:r>
-              <w:t xml:space="preserve">30–39 · 40–49 · 50–55 · mayor de 55</w:t>
-            </w:r>
-          </w:p>
-        </w:tc>
-        <w:tc>
-          <w:tcPr/>
-          <w:p>
-            <w:pPr>
-              <w:pStyle w:val="Compact"/>
-              <w:jc w:val="left"/>
-            </w:pPr>
-            <w:r>
-              <w:t xml:space="preserve">574 · 876 · 804 · 8</w:t>
-            </w:r>
-          </w:p>
-        </w:tc>
-      </w:tr>
-      <w:tr>
-        <w:tc>
-          <w:tcPr/>
-          <w:p>
-            <w:pPr>
-              <w:pStyle w:val="Compact"/>
-              <w:jc w:val="left"/>
-            </w:pPr>
-            <w:r>
-              <w:t xml:space="preserve">Tiene crédito vigente / tiene tarjeta</w:t>
-            </w:r>
-          </w:p>
-        </w:tc>
-        <w:tc>
-          <w:tcPr/>
-          <w:p>
-            <w:pPr>
-              <w:pStyle w:val="Compact"/>
-              <w:jc w:val="left"/>
-            </w:pPr>
-            <w:r>
-              <w:t xml:space="preserve">SÍ / NO</w:t>
-            </w:r>
-          </w:p>
-        </w:tc>
-        <w:tc>
-          <w:tcPr/>
-          <w:p>
-            <w:pPr>
-              <w:pStyle w:val="Compact"/>
-              <w:jc w:val="left"/>
-            </w:pPr>
-            <w:r>
-              <w:t xml:space="preserve">823 / 1,439 · 966 / 1,296</w:t>
-            </w:r>
-          </w:p>
-        </w:tc>
-      </w:tr>
-    </w:tbl>
-    <w:p>
-      <w:pPr>
-        <w:pStyle w:val="BodyText"/>
-      </w:pPr>
-      <w:r>
-        <w:t xml:space="preserve">Por qué algunos criterios no llevan nivel de riesgo:</w:t>
-      </w:r>
-    </w:p>
-    <w:p>
-      <w:pPr>
-        <w:numPr>
-          <w:ilvl w:val="0"/>
-          <w:numId w:val="1007"/>
-        </w:numPr>
-        <w:pStyle w:val="Compact"/>
-      </w:pPr>
-      <w:r>
-        <w:rPr>
-          <w:bCs/>
-          <w:b/>
-        </w:rPr>
-        <w:t xml:space="preserve">Edad:</w:t>
-      </w:r>
-      <w:r>
-        <w:t xml:space="preserve"> </w:t>
-      </w:r>
-      <w:r>
-        <w:t xml:space="preserve">se presenta solo como tramo descriptivo. Asignarle un nivel de riesgo requiere una política institucional.</w:t>
-      </w:r>
-    </w:p>
-    <w:p>
-      <w:pPr>
-        <w:numPr>
-          <w:ilvl w:val="0"/>
-          <w:numId w:val="1007"/>
-        </w:numPr>
-        <w:pStyle w:val="Compact"/>
-      </w:pPr>
-      <w:r>
-        <w:rPr>
-          <w:bCs/>
-          <w:b/>
-        </w:rPr>
-        <w:t xml:space="preserve">Aportaciones y fondo:</w:t>
-      </w:r>
-      <w:r>
-        <w:t xml:space="preserve"> </w:t>
-      </w:r>
-      <w:r>
-        <w:t xml:space="preserve">indican vínculo y respaldo con la cooperativa. No se les atribuye reducción de riesgo mientras no se valide si están disponibles.</w:t>
-      </w:r>
-    </w:p>
-    <w:p>
-      <w:pPr>
-        <w:pStyle w:val="FirstParagraph"/>
-      </w:pPr>
-      <w:r>
-        <w:t xml:space="preserve">Cortes usados:</w:t>
-      </w:r>
-    </w:p>
-    <w:p>
-      <w:pPr>
-        <w:numPr>
-          <w:ilvl w:val="0"/>
-          <w:numId w:val="1008"/>
-        </w:numPr>
-        <w:pStyle w:val="Compact"/>
-      </w:pPr>
-      <w:r>
-        <w:t xml:space="preserve">Aportaciones: $500 (≈ P20) y $2,000 (≈ P73).</w:t>
-      </w:r>
-    </w:p>
-    <w:p>
-      <w:pPr>
-        <w:numPr>
-          <w:ilvl w:val="0"/>
-          <w:numId w:val="1008"/>
-        </w:numPr>
-        <w:pStyle w:val="Compact"/>
-      </w:pPr>
-      <w:r>
-        <w:t xml:space="preserve">Cuotas vencidas: 1 cuota (cualquier atraso) y 3 cuotas (un trimestre de atraso).</w:t>
-      </w:r>
-    </w:p>
-    <w:p>
-      <w:pPr>
-        <w:pStyle w:val="FirstParagraph"/>
-      </w:pPr>
-      <w:r>
-        <w:t xml:space="preserve">Todos estos cortes se pueden editar en la hoja</w:t>
-      </w:r>
-      <w:r>
-        <w:t xml:space="preserve"> </w:t>
-      </w:r>
-      <w:r>
-        <w:rPr>
-          <w:rStyle w:val="VerbatimChar"/>
-        </w:rPr>
-        <w:t xml:space="preserve">Parametros</w:t>
-      </w:r>
-      <w:r>
-        <w:t xml:space="preserve">.</w:t>
-      </w:r>
-    </w:p>
-    <w:bookmarkEnd w:id="31"/>
-    <w:bookmarkStart w:id="32" w:name="historial-y-clasificación"/>
-    <w:p>
-      <w:pPr>
-        <w:pStyle w:val="Heading2"/>
-      </w:pPr>
-      <w:r>
-        <w:t xml:space="preserve">3.8 Historial y clasificación</w:t>
-      </w:r>
-    </w:p>
-    <w:tbl>
-      <w:tblPr>
-        <w:tblStyle w:val="Table"/>
-        <w:tblW w:type="pct" w:w="5000"/>
-        <w:tblLook w:firstRow="1" w:lastRow="0" w:firstColumn="0" w:lastColumn="0" w:noHBand="0" w:noVBand="0" w:val="0020"/>
-        <w:jc w:val="start"/>
-      </w:tblPr>
-      <w:tblGrid>
-        <w:gridCol w:w="2640"/>
-        <w:gridCol w:w="2640"/>
-        <w:gridCol w:w="2640"/>
-      </w:tblGrid>
-      <w:tr>
-        <w:trPr>
-          <w:tblHeader w:val="true"/>
-        </w:trPr>
-        <w:tc>
-          <w:tcPr/>
-          <w:p>
-            <w:pPr>
-              <w:pStyle w:val="Compact"/>
-              <w:jc w:val="left"/>
-            </w:pPr>
-            <w:r>
-              <w:t xml:space="preserve">Variable</w:t>
-            </w:r>
-          </w:p>
-        </w:tc>
-        <w:tc>
-          <w:tcPr/>
-          <w:p>
-            <w:pPr>
-              <w:pStyle w:val="Compact"/>
-              <w:jc w:val="left"/>
-            </w:pPr>
-            <w:r>
-              <w:t xml:space="preserve">Disponible</w:t>
-            </w:r>
-          </w:p>
-        </w:tc>
-        <w:tc>
-          <w:tcPr/>
-          <w:p>
-            <w:pPr>
-              <w:pStyle w:val="Compact"/>
-              <w:jc w:val="left"/>
-            </w:pPr>
-            <w:r>
-              <w:t xml:space="preserve">Categorías encontradas</w:t>
-            </w:r>
-          </w:p>
-        </w:tc>
-      </w:tr>
-      <w:tr>
-        <w:tc>
-          <w:tcPr/>
-          <w:p>
-            <w:pPr>
-              <w:pStyle w:val="Compact"/>
-              <w:jc w:val="left"/>
-            </w:pPr>
-            <w:r>
-              <w:t xml:space="preserve">Categoría interna (</w:t>
-            </w:r>
-            <w:r>
-              <w:rPr>
-                <w:rStyle w:val="VerbatimChar"/>
-              </w:rPr>
-              <w:t xml:space="preserve">MAX_CAT_RIESGO</w:t>
-            </w:r>
-            <w:r>
-              <w:t xml:space="preserve">)</w:t>
-            </w:r>
-          </w:p>
-        </w:tc>
-        <w:tc>
-          <w:tcPr/>
-          <w:p>
-            <w:pPr>
-              <w:pStyle w:val="Compact"/>
-              <w:jc w:val="left"/>
-            </w:pPr>
-            <w:r>
-              <w:t xml:space="preserve">Sí</w:t>
-            </w:r>
-          </w:p>
-        </w:tc>
-        <w:tc>
-          <w:tcPr/>
-          <w:p>
-            <w:pPr>
-              <w:pStyle w:val="Compact"/>
-              <w:jc w:val="left"/>
-            </w:pPr>
-            <w:r>
-              <w:t xml:space="preserve">A1: 1,356; A2: 22; sin historial (sin crédito vigente): 866; dato faltante con crédito vigente: 18</w:t>
-            </w:r>
-          </w:p>
-        </w:tc>
-      </w:tr>
-      <w:tr>
-        <w:tc>
-          <w:tcPr/>
-          <w:p>
-            <w:pPr>
-              <w:pStyle w:val="Compact"/>
-              <w:jc w:val="left"/>
-            </w:pPr>
-            <w:r>
-              <w:t xml:space="preserve">Calificación externa (</w:t>
-            </w:r>
-            <w:r>
-              <w:rPr>
-                <w:rStyle w:val="VerbatimChar"/>
-              </w:rPr>
-              <w:t xml:space="preserve">CALIFICACION_SSF</w:t>
-            </w:r>
-            <w:r>
-              <w:t xml:space="preserve">)</w:t>
-            </w:r>
-          </w:p>
-        </w:tc>
-        <w:tc>
-          <w:tcPr/>
-          <w:p>
-            <w:pPr>
-              <w:pStyle w:val="Compact"/>
-              <w:jc w:val="left"/>
-            </w:pPr>
-            <w:r>
-              <w:t xml:space="preserve">Sí</w:t>
-            </w:r>
-          </w:p>
-        </w:tc>
-        <w:tc>
-          <w:tcPr/>
-          <w:p>
-            <w:pPr>
-              <w:pStyle w:val="Compact"/>
-              <w:jc w:val="left"/>
-            </w:pPr>
-            <w:r>
-              <w:t xml:space="preserve">A1: 1,813; A2: 11; en blanco con saldo: 96; sin registro: 342</w:t>
-            </w:r>
-          </w:p>
-        </w:tc>
-      </w:tr>
-      <w:tr>
-        <w:tc>
-          <w:tcPr/>
-          <w:p>
-            <w:pPr>
-              <w:pStyle w:val="Compact"/>
-              <w:jc w:val="left"/>
-            </w:pPr>
-            <w:r>
-              <w:t xml:space="preserve">Aportaciones al día</w:t>
-            </w:r>
-          </w:p>
-        </w:tc>
-        <w:tc>
-          <w:tcPr/>
-          <w:p>
-            <w:pPr>
-              <w:pStyle w:val="Compact"/>
-              <w:jc w:val="left"/>
-            </w:pPr>
-            <w:r>
-              <w:t xml:space="preserve">Sí</w:t>
-            </w:r>
-          </w:p>
-        </w:tc>
-        <w:tc>
-          <w:tcPr/>
-          <w:p>
-            <w:pPr>
-              <w:pStyle w:val="Compact"/>
-              <w:jc w:val="left"/>
-            </w:pPr>
-            <w:r>
-              <w:t xml:space="preserve">SÍ: 2,076; NO: 186. Las cuotas vencidas van de 1 a 172</w:t>
-            </w:r>
-          </w:p>
-        </w:tc>
-      </w:tr>
-      <w:tr>
-        <w:tc>
-          <w:tcPr/>
-          <w:p>
-            <w:pPr>
-              <w:pStyle w:val="Compact"/>
-              <w:jc w:val="left"/>
-            </w:pPr>
-            <w:r>
-              <w:t xml:space="preserve">Tiene crédito vigente / tiene tarjeta</w:t>
-            </w:r>
-          </w:p>
-        </w:tc>
-        <w:tc>
-          <w:tcPr/>
-          <w:p>
-            <w:pPr>
-              <w:pStyle w:val="Compact"/>
-              <w:jc w:val="left"/>
-            </w:pPr>
-            <w:r>
-              <w:t xml:space="preserve">Sí</w:t>
-            </w:r>
-          </w:p>
-        </w:tc>
-        <w:tc>
-          <w:tcPr/>
-          <w:p>
-            <w:pPr>
-              <w:pStyle w:val="Compact"/>
-              <w:jc w:val="left"/>
-            </w:pPr>
-            <w:r>
-              <w:t xml:space="preserve">Créditos: SÍ 823. Tarjeta: SÍ 966</w:t>
-            </w:r>
-          </w:p>
-        </w:tc>
-      </w:tr>
-      <w:tr>
-        <w:tc>
-          <w:tcPr/>
-          <w:p>
-            <w:pPr>
-              <w:pStyle w:val="Compact"/>
-              <w:jc w:val="left"/>
-            </w:pPr>
-            <w:r>
-              <w:t xml:space="preserve">Días de mora, castigos, listas, número de obligaciones, historial de pago, solvencia tributaria</w:t>
-            </w:r>
-          </w:p>
-        </w:tc>
-        <w:tc>
-          <w:tcPr/>
-          <w:p>
-            <w:pPr>
-              <w:pStyle w:val="Compact"/>
-              <w:jc w:val="left"/>
-            </w:pPr>
-            <w:r>
-              <w:rPr>
-                <w:bCs/>
-                <w:b/>
-              </w:rPr>
-              <w:t xml:space="preserve">No disponible en la base</w:t>
-            </w:r>
-          </w:p>
-        </w:tc>
-        <w:tc>
-          <w:tcPr/>
-          <w:p>
-            <w:pPr>
-              <w:pStyle w:val="Compact"/>
-              <w:jc w:val="left"/>
-            </w:pPr>
-            <w:r>
-              <w:t xml:space="preserve">Requieren consulta a otra fuente</w:t>
-            </w:r>
-          </w:p>
-        </w:tc>
-      </w:tr>
-    </w:tbl>
-    <w:p>
-      <w:r>
-        <w:pict>
-          <v:rect style="width:0;height:1.5pt" o:hralign="center" o:hrstd="t" o:hr="t"/>
-        </w:pict>
-      </w:r>
-    </w:p>
-    <w:bookmarkEnd w:id="32"/>
-    <w:bookmarkEnd w:id="33"/>
-    <w:bookmarkStart w:id="34" w:name="evaluación-conjunta-y-alertas"/>
-    <w:p>
-      <w:pPr>
-        <w:pStyle w:val="Heading1"/>
-      </w:pPr>
-      <w:r>
-        <w:t xml:space="preserve">4. Evaluación conjunta y alertas</w:t>
-      </w:r>
-    </w:p>
-    <w:p>
-      <w:pPr>
-        <w:pStyle w:val="FirstParagraph"/>
-      </w:pPr>
-      <w:r>
-        <w:t xml:space="preserve">No se asigna un nivel global ponderado. La base</w:t>
-      </w:r>
-      <w:r>
-        <w:t xml:space="preserve"> </w:t>
-      </w:r>
-      <w:r>
-        <w:rPr>
-          <w:bCs/>
-          <w:b/>
-        </w:rPr>
-        <w:t xml:space="preserve">no contiene resultados históricos de pago</w:t>
-      </w:r>
-      <w:r>
-        <w:t xml:space="preserve">, así que no hay forma de estimar ni validar ponderaciones. En su lugar se cuentan alertas por asociado.</w:t>
-      </w:r>
-    </w:p>
-    <w:tbl>
-      <w:tblPr>
-        <w:tblStyle w:val="Table"/>
-        <w:tblW w:type="pct" w:w="5000"/>
-        <w:tblLook w:firstRow="1" w:lastRow="0" w:firstColumn="0" w:lastColumn="0" w:noHBand="0" w:noVBand="0" w:val="0020"/>
-        <w:jc w:val="start"/>
-      </w:tblPr>
-      <w:tblGrid>
-        <w:gridCol w:w="2376"/>
-        <w:gridCol w:w="2376"/>
-        <w:gridCol w:w="3168"/>
-      </w:tblGrid>
-      <w:tr>
-        <w:trPr>
-          <w:tblHeader w:val="true"/>
-        </w:trPr>
-        <w:tc>
-          <w:tcPr/>
-          <w:p>
-            <w:pPr>
-              <w:pStyle w:val="Compact"/>
-              <w:jc w:val="left"/>
-            </w:pPr>
-            <w:r>
-              <w:t xml:space="preserve">Alerta de riesgo</w:t>
-            </w:r>
-          </w:p>
-        </w:tc>
-        <w:tc>
-          <w:tcPr/>
-          <w:p>
-            <w:pPr>
-              <w:pStyle w:val="Compact"/>
-              <w:jc w:val="left"/>
-            </w:pPr>
-            <w:r>
-              <w:t xml:space="preserve">Definición</w:t>
-            </w:r>
-          </w:p>
-        </w:tc>
-        <w:tc>
-          <w:tcPr/>
-          <w:p>
-            <w:pPr>
-              <w:pStyle w:val="Compact"/>
-              <w:jc w:val="right"/>
-            </w:pPr>
-            <w:r>
-              <w:t xml:space="preserve">Asociados</w:t>
-            </w:r>
-          </w:p>
-        </w:tc>
-      </w:tr>
-      <w:tr>
-        <w:tc>
-          <w:tcPr/>
-          <w:p>
-            <w:pPr>
-              <w:pStyle w:val="Compact"/>
-              <w:jc w:val="left"/>
-            </w:pPr>
-            <w:r>
-              <w:t xml:space="preserve">Fondo bajo con deuda elevada</w:t>
-            </w:r>
-          </w:p>
-        </w:tc>
-        <w:tc>
-          <w:tcPr/>
-          <w:p>
-            <w:pPr>
-              <w:pStyle w:val="Compact"/>
-              <w:jc w:val="left"/>
-            </w:pPr>
-            <w:r>
-              <w:t xml:space="preserve">Fondo $0 o F1, con deuda D3 o D4</w:t>
-            </w:r>
-          </w:p>
-        </w:tc>
-        <w:tc>
-          <w:tcPr/>
-          <w:p>
-            <w:pPr>
-              <w:pStyle w:val="Compact"/>
-              <w:jc w:val="right"/>
-            </w:pPr>
-            <w:r>
-              <w:t xml:space="preserve">228</w:t>
-            </w:r>
-          </w:p>
-        </w:tc>
-      </w:tr>
-      <w:tr>
-        <w:tc>
-          <w:tcPr/>
-          <w:p>
-            <w:pPr>
-              <w:pStyle w:val="Compact"/>
-              <w:jc w:val="left"/>
-            </w:pPr>
-            <w:r>
-              <w:t xml:space="preserve">Aportaciones vencidas</w:t>
-            </w:r>
-          </w:p>
-        </w:tc>
-        <w:tc>
-          <w:tcPr/>
-          <w:p>
-            <w:pPr>
-              <w:pStyle w:val="Compact"/>
-              <w:jc w:val="left"/>
-            </w:pPr>
-            <w:r>
-              <w:t xml:space="preserve">No está al día o tiene cuotas vencidas</w:t>
-            </w:r>
-          </w:p>
-        </w:tc>
-        <w:tc>
-          <w:tcPr/>
-          <w:p>
-            <w:pPr>
-              <w:pStyle w:val="Compact"/>
-              <w:jc w:val="right"/>
-            </w:pPr>
-            <w:r>
-              <w:t xml:space="preserve">186</w:t>
-            </w:r>
-          </w:p>
-        </w:tc>
-      </w:tr>
-      <w:tr>
-        <w:tc>
-          <w:tcPr/>
-          <w:p>
-            <w:pPr>
-              <w:pStyle w:val="Compact"/>
-              <w:jc w:val="left"/>
-            </w:pPr>
-            <w:r>
-              <w:t xml:space="preserve">Deuda alta frente al ingreso</w:t>
-            </w:r>
-          </w:p>
-        </w:tc>
-        <w:tc>
-          <w:tcPr/>
-          <w:p>
-            <w:pPr>
-              <w:pStyle w:val="Compact"/>
-              <w:jc w:val="left"/>
-            </w:pPr>
-            <w:r>
-              <w:t xml:space="preserve">Relación deuda-ingreso de 12x o más</w:t>
-            </w:r>
-          </w:p>
-        </w:tc>
-        <w:tc>
-          <w:tcPr/>
-          <w:p>
-            <w:pPr>
-              <w:pStyle w:val="Compact"/>
-              <w:jc w:val="right"/>
-            </w:pPr>
-            <w:r>
-              <w:t xml:space="preserve">136</w:t>
-            </w:r>
-          </w:p>
-        </w:tc>
-      </w:tr>
-      <w:tr>
-        <w:tc>
-          <w:tcPr/>
-          <w:p>
-            <w:pPr>
-              <w:pStyle w:val="Compact"/>
-              <w:jc w:val="left"/>
-            </w:pPr>
-            <w:r>
-              <w:t xml:space="preserve">Ingreso bajo con deuda elevada</w:t>
-            </w:r>
-          </w:p>
-        </w:tc>
-        <w:tc>
-          <w:tcPr/>
-          <w:p>
-            <w:pPr>
-              <w:pStyle w:val="Compact"/>
-              <w:jc w:val="left"/>
-            </w:pPr>
-            <w:r>
-              <w:t xml:space="preserve">Rango de ingreso I con deuda D3 o D4</w:t>
-            </w:r>
-          </w:p>
-        </w:tc>
-        <w:tc>
-          <w:tcPr/>
-          <w:p>
-            <w:pPr>
-              <w:pStyle w:val="Compact"/>
-              <w:jc w:val="right"/>
-            </w:pPr>
-            <w:r>
-              <w:t xml:space="preserve">49</w:t>
-            </w:r>
-          </w:p>
-        </w:tc>
-      </w:tr>
-      <w:tr>
-        <w:tc>
-          <w:tcPr/>
-          <w:p>
-            <w:pPr>
-              <w:pStyle w:val="Compact"/>
-              <w:jc w:val="left"/>
-            </w:pPr>
-            <w:r>
-              <w:t xml:space="preserve">Categoría A2</w:t>
-            </w:r>
-          </w:p>
-        </w:tc>
-        <w:tc>
-          <w:tcPr/>
-          <w:p>
-            <w:pPr>
-              <w:pStyle w:val="Compact"/>
-              <w:jc w:val="left"/>
-            </w:pPr>
-            <w:r>
-              <w:t xml:space="preserve">A2 interna o externa</w:t>
-            </w:r>
-          </w:p>
-        </w:tc>
-        <w:tc>
-          <w:tcPr/>
-          <w:p>
-            <w:pPr>
-              <w:pStyle w:val="Compact"/>
-              <w:jc w:val="right"/>
-            </w:pPr>
-            <w:r>
-              <w:t xml:space="preserve">31</w:t>
-            </w:r>
-          </w:p>
-        </w:tc>
-      </w:tr>
-      <w:tr>
-        <w:tc>
-          <w:tcPr/>
-          <w:p>
-            <w:pPr>
-              <w:pStyle w:val="Compact"/>
-              <w:jc w:val="left"/>
-            </w:pPr>
-            <w:r>
-              <w:t xml:space="preserve">Antigüedad baja sin historial</w:t>
-            </w:r>
-          </w:p>
-        </w:tc>
-        <w:tc>
-          <w:tcPr/>
-          <w:p>
-            <w:pPr>
-              <w:pStyle w:val="Compact"/>
-              <w:jc w:val="left"/>
-            </w:pPr>
-            <w:r>
-              <w:t xml:space="preserve">0 a 1 año y sin categoría interna</w:t>
-            </w:r>
-          </w:p>
-        </w:tc>
-        <w:tc>
-          <w:tcPr/>
-          <w:p>
-            <w:pPr>
-              <w:pStyle w:val="Compact"/>
-              <w:jc w:val="right"/>
-            </w:pPr>
-            <w:r>
-              <w:t xml:space="preserve">30</w:t>
-            </w:r>
-          </w:p>
-        </w:tc>
-      </w:tr>
-    </w:tbl>
-    <w:p/>
-    <w:tbl>
-      <w:tblPr>
-        <w:tblStyle w:val="Table"/>
-        <w:tblW w:type="pct" w:w="5000"/>
-        <w:tblLook w:firstRow="1" w:lastRow="0" w:firstColumn="0" w:lastColumn="0" w:noHBand="0" w:noVBand="0" w:val="0020"/>
-        <w:jc w:val="start"/>
-      </w:tblPr>
-      <w:tblGrid>
-        <w:gridCol w:w="3394"/>
-        <w:gridCol w:w="4525"/>
-      </w:tblGrid>
-      <w:tr>
-        <w:trPr>
-          <w:tblHeader w:val="true"/>
-        </w:trPr>
-        <w:tc>
-          <w:tcPr/>
-          <w:p>
-            <w:pPr>
-              <w:pStyle w:val="Compact"/>
-              <w:jc w:val="left"/>
-            </w:pPr>
-            <w:r>
-              <w:t xml:space="preserve">Alerta de calidad de datos</w:t>
-            </w:r>
-          </w:p>
-        </w:tc>
-        <w:tc>
-          <w:tcPr/>
-          <w:p>
-            <w:pPr>
-              <w:pStyle w:val="Compact"/>
-              <w:jc w:val="right"/>
-            </w:pPr>
-            <w:r>
-              <w:t xml:space="preserve">Asociados</w:t>
-            </w:r>
-          </w:p>
-        </w:tc>
-      </w:tr>
-      <w:tr>
-        <w:tc>
-          <w:tcPr/>
-          <w:p>
-            <w:pPr>
-              <w:pStyle w:val="Compact"/>
-              <w:jc w:val="left"/>
-            </w:pPr>
-            <w:r>
-              <w:t xml:space="preserve">Monto pre evaluado sin ingreso válido</w:t>
-            </w:r>
-          </w:p>
-        </w:tc>
-        <w:tc>
-          <w:tcPr/>
-          <w:p>
-            <w:pPr>
-              <w:pStyle w:val="Compact"/>
-              <w:jc w:val="right"/>
-            </w:pPr>
-            <w:r>
-              <w:rPr>
-                <w:bCs/>
-                <w:b/>
-              </w:rPr>
-              <w:t xml:space="preserve">1,418</w:t>
-            </w:r>
-          </w:p>
-        </w:tc>
-      </w:tr>
-      <w:tr>
-        <w:tc>
-          <w:tcPr/>
-          <w:p>
-            <w:pPr>
-              <w:pStyle w:val="Compact"/>
-              <w:jc w:val="left"/>
-            </w:pPr>
-            <w:r>
-              <w:t xml:space="preserve">Monto pre evaluado que no coincide con la tabla (por ejemplo, vehículo con ingreso &lt; $3,000)</w:t>
-            </w:r>
-          </w:p>
-        </w:tc>
-        <w:tc>
-          <w:tcPr/>
-          <w:p>
-            <w:pPr>
-              <w:pStyle w:val="Compact"/>
-              <w:jc w:val="right"/>
-            </w:pPr>
-            <w:r>
-              <w:t xml:space="preserve">221</w:t>
-            </w:r>
-          </w:p>
-        </w:tc>
-      </w:tr>
-      <w:tr>
-        <w:tc>
-          <w:tcPr/>
-          <w:p>
-            <w:pPr>
-              <w:pStyle w:val="Compact"/>
-              <w:jc w:val="left"/>
-            </w:pPr>
-            <w:r>
-              <w:t xml:space="preserve">Dato inconsistente (antigüedad, edad, DUI, ingreso atípico, saldo negativo)</w:t>
-            </w:r>
-          </w:p>
-        </w:tc>
-        <w:tc>
-          <w:tcPr/>
-          <w:p>
-            <w:pPr>
-              <w:pStyle w:val="Compact"/>
-              <w:jc w:val="right"/>
-            </w:pPr>
-            <w:r>
-              <w:t xml:space="preserve">198</w:t>
-            </w:r>
-          </w:p>
-        </w:tc>
-      </w:tr>
-    </w:tbl>
-    <w:p>
-      <w:pPr>
-        <w:pStyle w:val="BodyText"/>
-      </w:pPr>
-      <w:r>
-        <w:rPr>
-          <w:bCs/>
-          <w:b/>
-        </w:rPr>
-        <w:t xml:space="preserve">Estado descriptivo por asociado:</w:t>
-      </w:r>
-    </w:p>
-    <w:tbl>
-      <w:tblPr>
-        <w:tblStyle w:val="Table"/>
-        <w:tblW w:type="pct" w:w="5000"/>
-        <w:tblLook w:firstRow="1" w:lastRow="0" w:firstColumn="0" w:lastColumn="0" w:noHBand="0" w:noVBand="0" w:val="0020"/>
-        <w:jc w:val="start"/>
-      </w:tblPr>
-      <w:tblGrid>
-        <w:gridCol w:w="2160"/>
-        <w:gridCol w:w="2880"/>
-        <w:gridCol w:w="2880"/>
-      </w:tblGrid>
-      <w:tr>
-        <w:trPr>
-          <w:tblHeader w:val="true"/>
-        </w:trPr>
-        <w:tc>
-          <w:tcPr/>
-          <w:p>
-            <w:pPr>
-              <w:pStyle w:val="Compact"/>
-              <w:jc w:val="left"/>
-            </w:pPr>
-            <w:r>
-              <w:t xml:space="preserve">Estado</w:t>
-            </w:r>
-          </w:p>
-        </w:tc>
-        <w:tc>
-          <w:tcPr/>
-          <w:p>
-            <w:pPr>
-              <w:pStyle w:val="Compact"/>
-              <w:jc w:val="right"/>
-            </w:pPr>
-            <w:r>
-              <w:t xml:space="preserve">Asociados</w:t>
-            </w:r>
-          </w:p>
-        </w:tc>
-        <w:tc>
-          <w:tcPr/>
-          <w:p>
-            <w:pPr>
-              <w:pStyle w:val="Compact"/>
-              <w:jc w:val="right"/>
-            </w:pPr>
-            <w:r>
-              <w:t xml:space="preserve">%</w:t>
-            </w:r>
-          </w:p>
-        </w:tc>
-      </w:tr>
-      <w:tr>
-        <w:tc>
-          <w:tcPr/>
-          <w:p>
-            <w:pPr>
-              <w:pStyle w:val="Compact"/>
-              <w:jc w:val="left"/>
-            </w:pPr>
-            <w:r>
-              <w:t xml:space="preserve">Sin alertas identificadas</w:t>
-            </w:r>
-          </w:p>
-        </w:tc>
-        <w:tc>
-          <w:tcPr/>
-          <w:p>
-            <w:pPr>
-              <w:pStyle w:val="Compact"/>
-              <w:jc w:val="right"/>
-            </w:pPr>
-            <w:r>
-              <w:t xml:space="preserve">534</w:t>
-            </w:r>
-          </w:p>
-        </w:tc>
-        <w:tc>
-          <w:tcPr/>
-          <w:p>
-            <w:pPr>
-              <w:pStyle w:val="Compact"/>
-              <w:jc w:val="right"/>
-            </w:pPr>
-            <w:r>
-              <w:t xml:space="preserve">23.6%</w:t>
-            </w:r>
-          </w:p>
-        </w:tc>
-      </w:tr>
-      <w:tr>
-        <w:tc>
-          <w:tcPr/>
-          <w:p>
-            <w:pPr>
-              <w:pStyle w:val="Compact"/>
-              <w:jc w:val="left"/>
-            </w:pPr>
-            <w:r>
-              <w:t xml:space="preserve">Sin alertas, pero sin ingreso válido (no se pudo evaluar)</w:t>
-            </w:r>
-          </w:p>
-        </w:tc>
-        <w:tc>
-          <w:tcPr/>
-          <w:p>
-            <w:pPr>
-              <w:pStyle w:val="Compact"/>
-              <w:jc w:val="right"/>
-            </w:pPr>
-            <w:r>
-              <w:t xml:space="preserve">1,258</w:t>
-            </w:r>
-          </w:p>
-        </w:tc>
-        <w:tc>
-          <w:tcPr/>
-          <w:p>
-            <w:pPr>
-              <w:pStyle w:val="Compact"/>
-              <w:jc w:val="right"/>
-            </w:pPr>
-            <w:r>
-              <w:t xml:space="preserve">55.6%</w:t>
-            </w:r>
-          </w:p>
-        </w:tc>
-      </w:tr>
-      <w:tr>
-        <w:tc>
-          <w:tcPr/>
-          <w:p>
-            <w:pPr>
-              <w:pStyle w:val="Compact"/>
-              <w:jc w:val="left"/>
-            </w:pPr>
-            <w:r>
-              <w:t xml:space="preserve">1 alerta de riesgo</w:t>
-            </w:r>
-          </w:p>
-        </w:tc>
-        <w:tc>
-          <w:tcPr/>
-          <w:p>
-            <w:pPr>
-              <w:pStyle w:val="Compact"/>
-              <w:jc w:val="right"/>
-            </w:pPr>
-            <w:r>
-              <w:t xml:space="preserve">337</w:t>
-            </w:r>
-          </w:p>
-        </w:tc>
-        <w:tc>
-          <w:tcPr/>
-          <w:p>
-            <w:pPr>
-              <w:pStyle w:val="Compact"/>
-              <w:jc w:val="right"/>
-            </w:pPr>
-            <w:r>
-              <w:t xml:space="preserve">14.9%</w:t>
-            </w:r>
-          </w:p>
-        </w:tc>
-      </w:tr>
-      <w:tr>
-        <w:tc>
-          <w:tcPr/>
-          <w:p>
-            <w:pPr>
-              <w:pStyle w:val="Compact"/>
-              <w:jc w:val="left"/>
-            </w:pPr>
-            <w:r>
-              <w:t xml:space="preserve">2 o más alertas de riesgo</w:t>
-            </w:r>
-          </w:p>
-        </w:tc>
-        <w:tc>
-          <w:tcPr/>
-          <w:p>
-            <w:pPr>
-              <w:pStyle w:val="Compact"/>
-              <w:jc w:val="right"/>
-            </w:pPr>
-            <w:r>
-              <w:t xml:space="preserve">133</w:t>
-            </w:r>
-          </w:p>
-        </w:tc>
-        <w:tc>
-          <w:tcPr/>
-          <w:p>
-            <w:pPr>
-              <w:pStyle w:val="Compact"/>
-              <w:jc w:val="right"/>
-            </w:pPr>
-            <w:r>
-              <w:t xml:space="preserve">5.9%</w:t>
-            </w:r>
-          </w:p>
-        </w:tc>
-      </w:tr>
-    </w:tbl>
-    <w:p>
-      <w:pPr>
-        <w:pStyle w:val="BodyText"/>
-      </w:pPr>
-      <w:r>
-        <w:t xml:space="preserve">Hay que distinguir cuatro niveles de lectura:</w:t>
-      </w:r>
-    </w:p>
-    <w:p>
-      <w:pPr>
-        <w:numPr>
-          <w:ilvl w:val="0"/>
-          <w:numId w:val="1009"/>
-        </w:numPr>
-        <w:pStyle w:val="Compact"/>
-      </w:pPr>
-      <w:r>
-        <w:rPr>
-          <w:bCs/>
-          <w:b/>
-        </w:rPr>
-        <w:t xml:space="preserve">Segmentación descriptiva:</w:t>
-      </w:r>
-      <w:r>
-        <w:t xml:space="preserve"> </w:t>
-      </w:r>
-      <w:r>
-        <w:t xml:space="preserve">los rangos de la sección 3.</w:t>
-      </w:r>
-    </w:p>
-    <w:p>
-      <w:pPr>
-        <w:numPr>
-          <w:ilvl w:val="0"/>
-          <w:numId w:val="1009"/>
-        </w:numPr>
-        <w:pStyle w:val="Compact"/>
-      </w:pPr>
-      <w:r>
-        <w:rPr>
-          <w:bCs/>
-          <w:b/>
-        </w:rPr>
-        <w:t xml:space="preserve">Alerta de riesgo:</w:t>
-      </w:r>
-      <w:r>
-        <w:t xml:space="preserve"> </w:t>
-      </w:r>
-      <w:r>
-        <w:t xml:space="preserve">las combinaciones de esta sección.</w:t>
-      </w:r>
-    </w:p>
-    <w:p>
-      <w:pPr>
-        <w:numPr>
-          <w:ilvl w:val="0"/>
-          <w:numId w:val="1009"/>
-        </w:numPr>
-        <w:pStyle w:val="Compact"/>
-      </w:pPr>
-      <w:r>
-        <w:rPr>
-          <w:bCs/>
-          <w:b/>
-        </w:rPr>
-        <w:t xml:space="preserve">Elegibilidad preliminar:</w:t>
-      </w:r>
-      <w:r>
-        <w:t xml:space="preserve"> </w:t>
-      </w:r>
-      <w:r>
-        <w:t xml:space="preserve">los criterios del memorando (sección 1).</w:t>
-      </w:r>
-    </w:p>
-    <w:p>
-      <w:pPr>
-        <w:numPr>
-          <w:ilvl w:val="0"/>
-          <w:numId w:val="1009"/>
-        </w:numPr>
-        <w:pStyle w:val="Compact"/>
-      </w:pPr>
-      <w:r>
-        <w:rPr>
-          <w:bCs/>
-          <w:b/>
-        </w:rPr>
-        <w:t xml:space="preserve">Decisión crediticia:</w:t>
-      </w:r>
-      <w:r>
-        <w:t xml:space="preserve"> </w:t>
-      </w:r>
-      <w:r>
-        <w:t xml:space="preserve">corresponde al Comité, con consultas externas y análisis individual.</w:t>
-      </w:r>
-    </w:p>
-    <w:p>
-      <w:r>
-        <w:pict>
-          <v:rect style="width:0;height:1.5pt" o:hralign="center" o:hrstd="t" o:hr="t"/>
-        </w:pict>
-      </w:r>
-    </w:p>
-    <w:bookmarkEnd w:id="34"/>
-    <w:bookmarkStart w:id="35" w:name="evaluación-por-producto"/>
-    <w:p>
-      <w:pPr>
-        <w:pStyle w:val="Heading1"/>
-      </w:pPr>
-      <w:r>
-        <w:t xml:space="preserve">5. Evaluación por producto</w:t>
-      </w:r>
-    </w:p>
-    <w:tbl>
-      <w:tblPr>
-        <w:tblStyle w:val="Table"/>
-        <w:tblW w:type="auto" w:w="0"/>
-        <w:tblLook w:firstRow="1" w:lastRow="0" w:firstColumn="0" w:lastColumn="0" w:noHBand="0" w:noVBand="0" w:val="0020"/>
-        <w:jc w:val="start"/>
-      </w:tblPr>
-      <w:tblGrid>
-        <w:gridCol w:w="1980"/>
-        <w:gridCol w:w="1980"/>
-        <w:gridCol w:w="1980"/>
-        <w:gridCol w:w="1980"/>
-      </w:tblGrid>
-      <w:tr>
-        <w:trPr>
-          <w:tblHeader w:val="true"/>
-        </w:trPr>
-        <w:tc>
-          <w:tcPr/>
-          <w:p>
-            <w:pPr>
-              <w:pStyle w:val="Compact"/>
-              <w:jc w:val="left"/>
-            </w:pPr>
-            <w:r>
-              <w:t xml:space="preserve">Indicador</w:t>
-            </w:r>
-          </w:p>
-        </w:tc>
-        <w:tc>
-          <w:tcPr/>
-          <w:p>
-            <w:pPr>
-              <w:pStyle w:val="Compact"/>
-              <w:jc w:val="right"/>
-            </w:pPr>
-            <w:r>
-              <w:t xml:space="preserve">Tarjeta</w:t>
-            </w:r>
-          </w:p>
-        </w:tc>
-        <w:tc>
-          <w:tcPr/>
-          <w:p>
-            <w:pPr>
-              <w:pStyle w:val="Compact"/>
-              <w:jc w:val="right"/>
-            </w:pPr>
-            <w:r>
-              <w:t xml:space="preserve">Vehículo</w:t>
-            </w:r>
-          </w:p>
-        </w:tc>
-        <w:tc>
-          <w:tcPr/>
-          <w:p>
-            <w:pPr>
-              <w:pStyle w:val="Compact"/>
-              <w:jc w:val="right"/>
-            </w:pPr>
-            <w:r>
-              <w:t xml:space="preserve">Hipotecario</w:t>
-            </w:r>
-          </w:p>
-        </w:tc>
-      </w:tr>
-      <w:tr>
-        <w:tc>
-          <w:tcPr/>
-          <w:p>
-            <w:pPr>
-              <w:pStyle w:val="Compact"/>
-              <w:jc w:val="left"/>
-            </w:pPr>
-            <w:r>
-              <w:t xml:space="preserve">Asociados pre evaluados</w:t>
-            </w:r>
-          </w:p>
-        </w:tc>
-        <w:tc>
-          <w:tcPr/>
-          <w:p>
-            <w:pPr>
-              <w:pStyle w:val="Compact"/>
-              <w:jc w:val="right"/>
-            </w:pPr>
-            <w:r>
-              <w:t xml:space="preserve">1,249</w:t>
-            </w:r>
-          </w:p>
-        </w:tc>
-        <w:tc>
-          <w:tcPr/>
-          <w:p>
-            <w:pPr>
-              <w:pStyle w:val="Compact"/>
-              <w:jc w:val="right"/>
-            </w:pPr>
-            <w:r>
-              <w:t xml:space="preserve">1,341</w:t>
-            </w:r>
-          </w:p>
-        </w:tc>
-        <w:tc>
-          <w:tcPr/>
-          <w:p>
-            <w:pPr>
-              <w:pStyle w:val="Compact"/>
-              <w:jc w:val="right"/>
-            </w:pPr>
-            <w:r>
-              <w:t xml:space="preserve">679</w:t>
-            </w:r>
-          </w:p>
-        </w:tc>
-      </w:tr>
-      <w:tr>
-        <w:tc>
-          <w:tcPr/>
-          <w:p>
-            <w:pPr>
-              <w:pStyle w:val="Compact"/>
-              <w:jc w:val="left"/>
-            </w:pPr>
-            <w:r>
-              <w:t xml:space="preserve">Exposición pre evaluada</w:t>
-            </w:r>
-          </w:p>
-        </w:tc>
-        <w:tc>
-          <w:tcPr/>
-          <w:p>
-            <w:pPr>
-              <w:pStyle w:val="Compact"/>
-              <w:jc w:val="right"/>
-            </w:pPr>
-            <w:r>
-              <w:t xml:space="preserve">$3,986,500</w:t>
-            </w:r>
-          </w:p>
-        </w:tc>
-        <w:tc>
-          <w:tcPr/>
-          <w:p>
-            <w:pPr>
-              <w:pStyle w:val="Compact"/>
-              <w:jc w:val="right"/>
-            </w:pPr>
-            <w:r>
-              <w:t xml:space="preserve">$34,335,000</w:t>
-            </w:r>
-          </w:p>
-        </w:tc>
-        <w:tc>
-          <w:tcPr/>
-          <w:p>
-            <w:pPr>
-              <w:pStyle w:val="Compact"/>
-              <w:jc w:val="right"/>
-            </w:pPr>
-            <w:r>
-              <w:t xml:space="preserve">$89,950,000</w:t>
-            </w:r>
-          </w:p>
-        </w:tc>
-      </w:tr>
-      <w:tr>
-        <w:tc>
-          <w:tcPr/>
-          <w:p>
-            <w:pPr>
-              <w:pStyle w:val="Compact"/>
-              <w:jc w:val="left"/>
-            </w:pPr>
-            <w:r>
-              <w:t xml:space="preserve">Coincide con la tabla según el ingreso</w:t>
-            </w:r>
-          </w:p>
-        </w:tc>
-        <w:tc>
-          <w:tcPr/>
-          <w:p>
-            <w:pPr>
-              <w:pStyle w:val="Compact"/>
-              <w:jc w:val="right"/>
-            </w:pPr>
-            <w:r>
-              <w:t xml:space="preserve">378</w:t>
-            </w:r>
-          </w:p>
-        </w:tc>
-        <w:tc>
-          <w:tcPr/>
-          <w:p>
-            <w:pPr>
-              <w:pStyle w:val="Compact"/>
-              <w:jc w:val="right"/>
-            </w:pPr>
-            <w:r>
-              <w:t xml:space="preserve">379</w:t>
-            </w:r>
-          </w:p>
-        </w:tc>
-        <w:tc>
-          <w:tcPr/>
-          <w:p>
-            <w:pPr>
-              <w:pStyle w:val="Compact"/>
-              <w:jc w:val="right"/>
-            </w:pPr>
-            <w:r>
-              <w:t xml:space="preserve">380</w:t>
-            </w:r>
-          </w:p>
-        </w:tc>
-      </w:tr>
-      <w:tr>
-        <w:tc>
-          <w:tcPr/>
-          <w:p>
-            <w:pPr>
-              <w:pStyle w:val="Compact"/>
-              <w:jc w:val="left"/>
-            </w:pPr>
-            <w:r>
-              <w:t xml:space="preserve">No coincide con la tabla</w:t>
-            </w:r>
-          </w:p>
-        </w:tc>
-        <w:tc>
-          <w:tcPr/>
-          <w:p>
-            <w:pPr>
-              <w:pStyle w:val="Compact"/>
-              <w:jc w:val="right"/>
-            </w:pPr>
-            <w:r>
-              <w:t xml:space="preserve">2</w:t>
-            </w:r>
-          </w:p>
-        </w:tc>
-        <w:tc>
-          <w:tcPr/>
-          <w:p>
-            <w:pPr>
-              <w:pStyle w:val="Compact"/>
-              <w:jc w:val="right"/>
-            </w:pPr>
-            <w:r>
-              <w:t xml:space="preserve">219</w:t>
-            </w:r>
-          </w:p>
-        </w:tc>
-        <w:tc>
-          <w:tcPr/>
-          <w:p>
-            <w:pPr>
-              <w:pStyle w:val="Compact"/>
-              <w:jc w:val="right"/>
-            </w:pPr>
-            <w:r>
-              <w:t xml:space="preserve">38</w:t>
-            </w:r>
-          </w:p>
-        </w:tc>
-      </w:tr>
-      <w:tr>
-        <w:tc>
-          <w:tcPr/>
-          <w:p>
-            <w:pPr>
-              <w:pStyle w:val="Compact"/>
-              <w:jc w:val="left"/>
-            </w:pPr>
-            <w:r>
-              <w:t xml:space="preserve">Sin ingreso válido</w:t>
-            </w:r>
-          </w:p>
-        </w:tc>
-        <w:tc>
-          <w:tcPr/>
-          <w:p>
-            <w:pPr>
-              <w:pStyle w:val="Compact"/>
-              <w:jc w:val="right"/>
-            </w:pPr>
-            <w:r>
-              <w:t xml:space="preserve">869 (69.6%)</w:t>
-            </w:r>
-          </w:p>
-        </w:tc>
-        <w:tc>
-          <w:tcPr/>
-          <w:p>
-            <w:pPr>
-              <w:pStyle w:val="Compact"/>
-              <w:jc w:val="right"/>
-            </w:pPr>
-            <w:r>
-              <w:t xml:space="preserve">743 (55.4%)</w:t>
-            </w:r>
-          </w:p>
-        </w:tc>
-        <w:tc>
-          <w:tcPr/>
-          <w:p>
-            <w:pPr>
-              <w:pStyle w:val="Compact"/>
-              <w:jc w:val="right"/>
-            </w:pPr>
-            <w:r>
-              <w:t xml:space="preserve">261 (38.4%)</w:t>
-            </w:r>
-          </w:p>
-        </w:tc>
-      </w:tr>
-      <w:tr>
-        <w:tc>
-          <w:tcPr/>
-          <w:p>
-            <w:pPr>
-              <w:pStyle w:val="Compact"/>
-              <w:jc w:val="left"/>
-            </w:pPr>
-            <w:r>
-              <w:t xml:space="preserve">Mediana monto ÷ ingreso mensual</w:t>
-            </w:r>
-          </w:p>
-        </w:tc>
-        <w:tc>
-          <w:tcPr/>
-          <w:p>
-            <w:pPr>
-              <w:pStyle w:val="Compact"/>
-              <w:jc w:val="right"/>
-            </w:pPr>
-            <w:r>
-              <w:t xml:space="preserve">1.6x</w:t>
-            </w:r>
-          </w:p>
-        </w:tc>
-        <w:tc>
-          <w:tcPr/>
-          <w:p>
-            <w:pPr>
-              <w:pStyle w:val="Compact"/>
-              <w:jc w:val="right"/>
-            </w:pPr>
-            <w:r>
-              <w:t xml:space="preserve">5.9x</w:t>
-            </w:r>
-          </w:p>
-        </w:tc>
-        <w:tc>
-          <w:tcPr/>
-          <w:p>
-            <w:pPr>
-              <w:pStyle w:val="Compact"/>
-              <w:jc w:val="right"/>
-            </w:pPr>
-            <w:r>
-              <w:t xml:space="preserve">28.1x</w:t>
-            </w:r>
-          </w:p>
-        </w:tc>
-      </w:tr>
-      <w:tr>
-        <w:tc>
-          <w:tcPr/>
-          <w:p>
-            <w:pPr>
-              <w:pStyle w:val="Compact"/>
-              <w:jc w:val="left"/>
-            </w:pPr>
-            <w:r>
-              <w:t xml:space="preserve">Cumplen los criterios verificables</w:t>
-            </w:r>
-          </w:p>
-        </w:tc>
-        <w:tc>
-          <w:tcPr/>
-          <w:p>
-            <w:pPr>
-              <w:pStyle w:val="Compact"/>
-              <w:jc w:val="right"/>
-            </w:pPr>
-            <w:r>
-              <w:t xml:space="preserve">152</w:t>
-            </w:r>
-          </w:p>
-        </w:tc>
-        <w:tc>
-          <w:tcPr/>
-          <w:p>
-            <w:pPr>
-              <w:pStyle w:val="Compact"/>
-              <w:jc w:val="right"/>
-            </w:pPr>
-            <w:r>
-              <w:t xml:space="preserve">426</w:t>
-            </w:r>
-          </w:p>
-        </w:tc>
-        <w:tc>
-          <w:tcPr/>
-          <w:p>
-            <w:pPr>
-              <w:pStyle w:val="Compact"/>
-              <w:jc w:val="right"/>
-            </w:pPr>
-            <w:r>
-              <w:t xml:space="preserve">301</w:t>
-            </w:r>
-          </w:p>
-        </w:tc>
-      </w:tr>
-      <w:tr>
-        <w:tc>
-          <w:tcPr/>
-          <w:p>
-            <w:pPr>
-              <w:pStyle w:val="Compact"/>
-              <w:jc w:val="left"/>
-            </w:pPr>
-            <w:r>
-              <w:t xml:space="preserve">Con 1 o más alertas de riesgo</w:t>
-            </w:r>
-          </w:p>
-        </w:tc>
-        <w:tc>
-          <w:tcPr/>
-          <w:p>
-            <w:pPr>
-              <w:pStyle w:val="Compact"/>
-              <w:jc w:val="right"/>
-            </w:pPr>
-            <w:r>
-              <w:t xml:space="preserve">246</w:t>
-            </w:r>
-          </w:p>
-        </w:tc>
-        <w:tc>
-          <w:tcPr/>
-          <w:p>
-            <w:pPr>
-              <w:pStyle w:val="Compact"/>
-              <w:jc w:val="right"/>
-            </w:pPr>
-            <w:r>
-              <w:t xml:space="preserve">259</w:t>
-            </w:r>
-          </w:p>
-        </w:tc>
-        <w:tc>
-          <w:tcPr/>
-          <w:p>
-            <w:pPr>
-              <w:pStyle w:val="Compact"/>
-              <w:jc w:val="right"/>
-            </w:pPr>
-            <w:r>
-              <w:t xml:space="preserve">179</w:t>
             </w:r>
           </w:p>
         </w:tc>
@@ -8333,13 +7928,13 @@
           <w:bCs/>
           <w:b/>
         </w:rPr>
-        <w:t xml:space="preserve">Revisar en el Comité los 133 casos con 2 o más alertas</w:t>
-      </w:r>
-      <w:r>
-        <w:t xml:space="preserve"> </w:t>
-      </w:r>
-      <w:r>
-        <w:t xml:space="preserve">y los 228 con fondo bajo y deuda elevada.</w:t>
+        <w:t xml:space="preserve">Revisar en el Comité los 138 casos con 2 o más alertas</w:t>
+      </w:r>
+      <w:r>
+        <w:t xml:space="preserve"> </w:t>
+      </w:r>
+      <w:r>
+        <w:t xml:space="preserve">y los 264 con fondo bajo y deuda elevada.</w:t>
       </w:r>
     </w:p>
     <w:p>
@@ -8454,7 +8049,7 @@
         <w:pStyle w:val="Compact"/>
       </w:pPr>
       <w:r>
-        <w:t xml:space="preserve">los rangos de ingreso (I–IV), de deuda SSF (D1–D4), de deuda-ingreso (R1–R4) y de fondo (F1–F4 y M1–M4);</w:t>
+        <w:t xml:space="preserve">los niveles Bajo/Medio/Alto de ingreso, deuda SSF, deuda-ingreso, fondo y fondo-ingreso;</w:t>
       </w:r>
     </w:p>
     <w:p>
